--- a/docs/Projektdokumentation-stonetree.docx
+++ b/docs/Projektdokumentation-stonetree.docx
@@ -115,10 +115,7 @@
           </w:tcPr>
           <w:p>
             <w:r>
-              <w:rPr>
-                <w:highlight w:val="yellow"/>
-              </w:rPr>
-              <w:t>[Studiengang eintragen]</w:t>
+              <w:t>Wirtschaftsinformatik</w:t>
             </w:r>
           </w:p>
         </w:tc>
@@ -136,7 +133,7 @@
               <w:rPr>
                 <w:b/>
               </w:rPr>
-              <w:t>Modul:</w:t>
+              <w:t>Tätigkeit:</w:t>
             </w:r>
           </w:p>
         </w:tc>
@@ -146,10 +143,7 @@
           </w:tcPr>
           <w:p>
             <w:r>
-              <w:rPr>
-                <w:highlight w:val="yellow"/>
-              </w:rPr>
-              <w:t>[Modul eintragen]</w:t>
+              <w:t>Wissenschaftliche Hilfskraft</w:t>
             </w:r>
           </w:p>
         </w:tc>
@@ -177,10 +171,7 @@
           </w:tcPr>
           <w:p>
             <w:r>
-              <w:rPr>
-                <w:highlight w:val="yellow"/>
-              </w:rPr>
-              <w:t>[Betreuung eintragen]</w:t>
+              <w:t>Prof. Dr. Stefan Huch</w:t>
             </w:r>
           </w:p>
         </w:tc>
@@ -198,7 +189,7 @@
               <w:rPr>
                 <w:b/>
               </w:rPr>
-              <w:t>Repository:</w:t>
+              <w:t>GitLab:</w:t>
             </w:r>
           </w:p>
         </w:tc>
@@ -209,6 +200,62 @@
           <w:p>
             <w:r>
               <w:t>gitlab.hof-university.de/ahuemmer/h2h-consulting</w:t>
+            </w:r>
+          </w:p>
+        </w:tc>
+      </w:tr>
+      <w:tr>
+        <w:trPr>
+          <w:jc w:val="center"/>
+        </w:trPr>
+        <w:tc>
+          <w:tcPr>
+            <w:tcW w:w="2268" w:type="dxa"/>
+          </w:tcPr>
+          <w:p>
+            <w:r>
+              <w:rPr>
+                <w:b/>
+              </w:rPr>
+              <w:t>GitHub:</w:t>
+            </w:r>
+          </w:p>
+        </w:tc>
+        <w:tc>
+          <w:tcPr>
+            <w:tcW w:w="5102" w:type="dxa"/>
+          </w:tcPr>
+          <w:p>
+            <w:r>
+              <w:t>github.com/ahuemmer3/Stonetree.Consulting</w:t>
+            </w:r>
+          </w:p>
+        </w:tc>
+      </w:tr>
+      <w:tr>
+        <w:trPr>
+          <w:jc w:val="center"/>
+        </w:trPr>
+        <w:tc>
+          <w:tcPr>
+            <w:tcW w:w="2268" w:type="dxa"/>
+          </w:tcPr>
+          <w:p>
+            <w:r>
+              <w:rPr>
+                <w:b/>
+              </w:rPr>
+              <w:t>Website:</w:t>
+            </w:r>
+          </w:p>
+        </w:tc>
+        <w:tc>
+          <w:tcPr>
+            <w:tcW w:w="5102" w:type="dxa"/>
+          </w:tcPr>
+          <w:p>
+            <w:r>
+              <w:t>ahuemmer3.github.io/Stonetree.Consulting</w:t>
             </w:r>
           </w:p>
         </w:tc>
@@ -242,7 +289,7 @@
       <w:pPr>
         <w:pStyle w:val="berschrift1"/>
       </w:pPr>
-      <w:bookmarkStart w:id="0" w:name="_Toc242020784"/>
+      <w:bookmarkStart w:id="0" w:name="_Toc242899341"/>
       <w:r>
         <w:lastRenderedPageBreak/>
         <w:t>Kurzfassung</w:t>
@@ -326,7 +373,7 @@
       <w:r>
         <w:fldChar w:fldCharType="separate"/>
       </w:r>
-      <w:hyperlink w:anchor="_Toc242020784" w:history="1">
+      <w:hyperlink w:anchor="_Toc242899341" w:history="1">
         <w:r>
           <w:rPr>
             <w:rStyle w:val="Hyperlink"/>
@@ -353,7 +400,7 @@
             <w:noProof/>
             <w:webHidden/>
           </w:rPr>
-          <w:instrText xml:space="preserve"> PAGEREF _Toc242020784 \h </w:instrText>
+          <w:instrText xml:space="preserve"> PAGEREF _Toc242899341 \h </w:instrText>
         </w:r>
         <w:r>
           <w:rPr>
@@ -401,7 +448,7 @@
           <w14:ligatures w14:val="standardContextual"/>
         </w:rPr>
       </w:pPr>
-      <w:hyperlink w:anchor="_Toc242020785" w:history="1">
+      <w:hyperlink w:anchor="_Toc242899342" w:history="1">
         <w:r>
           <w:rPr>
             <w:rStyle w:val="Hyperlink"/>
@@ -428,7 +475,7 @@
             <w:noProof/>
             <w:webHidden/>
           </w:rPr>
-          <w:instrText xml:space="preserve"> PAGEREF _Toc242020785 \h </w:instrText>
+          <w:instrText xml:space="preserve"> PAGEREF _Toc242899342 \h </w:instrText>
         </w:r>
         <w:r>
           <w:rPr>
@@ -476,7 +523,7 @@
           <w14:ligatures w14:val="standardContextual"/>
         </w:rPr>
       </w:pPr>
-      <w:hyperlink w:anchor="_Toc242020786" w:history="1">
+      <w:hyperlink w:anchor="_Toc242899343" w:history="1">
         <w:r>
           <w:rPr>
             <w:rStyle w:val="Hyperlink"/>
@@ -503,7 +550,7 @@
             <w:noProof/>
             <w:webHidden/>
           </w:rPr>
-          <w:instrText xml:space="preserve"> PAGEREF _Toc242020786 \h </w:instrText>
+          <w:instrText xml:space="preserve"> PAGEREF _Toc242899343 \h </w:instrText>
         </w:r>
         <w:r>
           <w:rPr>
@@ -551,7 +598,7 @@
           <w14:ligatures w14:val="standardContextual"/>
         </w:rPr>
       </w:pPr>
-      <w:hyperlink w:anchor="_Toc242020787" w:history="1">
+      <w:hyperlink w:anchor="_Toc242899344" w:history="1">
         <w:r>
           <w:rPr>
             <w:rStyle w:val="Hyperlink"/>
@@ -578,7 +625,7 @@
             <w:noProof/>
             <w:webHidden/>
           </w:rPr>
-          <w:instrText xml:space="preserve"> PAGEREF _Toc242020787 \h </w:instrText>
+          <w:instrText xml:space="preserve"> PAGEREF _Toc242899344 \h </w:instrText>
         </w:r>
         <w:r>
           <w:rPr>
@@ -626,7 +673,7 @@
           <w14:ligatures w14:val="standardContextual"/>
         </w:rPr>
       </w:pPr>
-      <w:hyperlink w:anchor="_Toc242020788" w:history="1">
+      <w:hyperlink w:anchor="_Toc242899345" w:history="1">
         <w:r>
           <w:rPr>
             <w:rStyle w:val="Hyperlink"/>
@@ -653,7 +700,7 @@
             <w:noProof/>
             <w:webHidden/>
           </w:rPr>
-          <w:instrText xml:space="preserve"> PAGEREF _Toc242020788 \h </w:instrText>
+          <w:instrText xml:space="preserve"> PAGEREF _Toc242899345 \h </w:instrText>
         </w:r>
         <w:r>
           <w:rPr>
@@ -701,7 +748,7 @@
           <w14:ligatures w14:val="standardContextual"/>
         </w:rPr>
       </w:pPr>
-      <w:hyperlink w:anchor="_Toc242020789" w:history="1">
+      <w:hyperlink w:anchor="_Toc242899346" w:history="1">
         <w:r>
           <w:rPr>
             <w:rStyle w:val="Hyperlink"/>
@@ -728,7 +775,7 @@
             <w:noProof/>
             <w:webHidden/>
           </w:rPr>
-          <w:instrText xml:space="preserve"> PAGEREF _Toc242020789 \h </w:instrText>
+          <w:instrText xml:space="preserve"> PAGEREF _Toc242899346 \h </w:instrText>
         </w:r>
         <w:r>
           <w:rPr>
@@ -776,7 +823,7 @@
           <w14:ligatures w14:val="standardContextual"/>
         </w:rPr>
       </w:pPr>
-      <w:hyperlink w:anchor="_Toc242020790" w:history="1">
+      <w:hyperlink w:anchor="_Toc242899347" w:history="1">
         <w:r>
           <w:rPr>
             <w:rStyle w:val="Hyperlink"/>
@@ -803,7 +850,7 @@
             <w:noProof/>
             <w:webHidden/>
           </w:rPr>
-          <w:instrText xml:space="preserve"> PAGEREF _Toc242020790 \h </w:instrText>
+          <w:instrText xml:space="preserve"> PAGEREF _Toc242899347 \h </w:instrText>
         </w:r>
         <w:r>
           <w:rPr>
@@ -851,7 +898,7 @@
           <w14:ligatures w14:val="standardContextual"/>
         </w:rPr>
       </w:pPr>
-      <w:hyperlink w:anchor="_Toc242020791" w:history="1">
+      <w:hyperlink w:anchor="_Toc242899348" w:history="1">
         <w:r>
           <w:rPr>
             <w:rStyle w:val="Hyperlink"/>
@@ -878,7 +925,7 @@
             <w:noProof/>
             <w:webHidden/>
           </w:rPr>
-          <w:instrText xml:space="preserve"> PAGEREF _Toc242020791 \h </w:instrText>
+          <w:instrText xml:space="preserve"> PAGEREF _Toc242899348 \h </w:instrText>
         </w:r>
         <w:r>
           <w:rPr>
@@ -926,7 +973,7 @@
           <w14:ligatures w14:val="standardContextual"/>
         </w:rPr>
       </w:pPr>
-      <w:hyperlink w:anchor="_Toc242020792" w:history="1">
+      <w:hyperlink w:anchor="_Toc242899349" w:history="1">
         <w:r>
           <w:rPr>
             <w:rStyle w:val="Hyperlink"/>
@@ -953,7 +1000,7 @@
             <w:noProof/>
             <w:webHidden/>
           </w:rPr>
-          <w:instrText xml:space="preserve"> PAGEREF _Toc242020792 \h </w:instrText>
+          <w:instrText xml:space="preserve"> PAGEREF _Toc242899349 \h </w:instrText>
         </w:r>
         <w:r>
           <w:rPr>
@@ -1001,7 +1048,7 @@
           <w14:ligatures w14:val="standardContextual"/>
         </w:rPr>
       </w:pPr>
-      <w:hyperlink w:anchor="_Toc242020793" w:history="1">
+      <w:hyperlink w:anchor="_Toc242899350" w:history="1">
         <w:r>
           <w:rPr>
             <w:rStyle w:val="Hyperlink"/>
@@ -1028,7 +1075,7 @@
             <w:noProof/>
             <w:webHidden/>
           </w:rPr>
-          <w:instrText xml:space="preserve"> PAGEREF _Toc242020793 \h </w:instrText>
+          <w:instrText xml:space="preserve"> PAGEREF _Toc242899350 \h </w:instrText>
         </w:r>
         <w:r>
           <w:rPr>
@@ -1076,7 +1123,7 @@
           <w14:ligatures w14:val="standardContextual"/>
         </w:rPr>
       </w:pPr>
-      <w:hyperlink w:anchor="_Toc242020794" w:history="1">
+      <w:hyperlink w:anchor="_Toc242899351" w:history="1">
         <w:r>
           <w:rPr>
             <w:rStyle w:val="Hyperlink"/>
@@ -1103,7 +1150,7 @@
             <w:noProof/>
             <w:webHidden/>
           </w:rPr>
-          <w:instrText xml:space="preserve"> PAGEREF _Toc242020794 \h </w:instrText>
+          <w:instrText xml:space="preserve"> PAGEREF _Toc242899351 \h </w:instrText>
         </w:r>
         <w:r>
           <w:rPr>
@@ -1151,7 +1198,7 @@
           <w14:ligatures w14:val="standardContextual"/>
         </w:rPr>
       </w:pPr>
-      <w:hyperlink w:anchor="_Toc242020795" w:history="1">
+      <w:hyperlink w:anchor="_Toc242899352" w:history="1">
         <w:r>
           <w:rPr>
             <w:rStyle w:val="Hyperlink"/>
@@ -1178,7 +1225,7 @@
             <w:noProof/>
             <w:webHidden/>
           </w:rPr>
-          <w:instrText xml:space="preserve"> PAGEREF _Toc242020795 \h </w:instrText>
+          <w:instrText xml:space="preserve"> PAGEREF _Toc242899352 \h </w:instrText>
         </w:r>
         <w:r>
           <w:rPr>
@@ -1226,7 +1273,7 @@
           <w14:ligatures w14:val="standardContextual"/>
         </w:rPr>
       </w:pPr>
-      <w:hyperlink w:anchor="_Toc242020796" w:history="1">
+      <w:hyperlink w:anchor="_Toc242899353" w:history="1">
         <w:r>
           <w:rPr>
             <w:rStyle w:val="Hyperlink"/>
@@ -1253,7 +1300,7 @@
             <w:noProof/>
             <w:webHidden/>
           </w:rPr>
-          <w:instrText xml:space="preserve"> PAGEREF _Toc242020796 \h </w:instrText>
+          <w:instrText xml:space="preserve"> PAGEREF _Toc242899353 \h </w:instrText>
         </w:r>
         <w:r>
           <w:rPr>
@@ -1301,7 +1348,7 @@
           <w14:ligatures w14:val="standardContextual"/>
         </w:rPr>
       </w:pPr>
-      <w:hyperlink w:anchor="_Toc242020797" w:history="1">
+      <w:hyperlink w:anchor="_Toc242899354" w:history="1">
         <w:r>
           <w:rPr>
             <w:rStyle w:val="Hyperlink"/>
@@ -1328,7 +1375,7 @@
             <w:noProof/>
             <w:webHidden/>
           </w:rPr>
-          <w:instrText xml:space="preserve"> PAGEREF _Toc242020797 \h </w:instrText>
+          <w:instrText xml:space="preserve"> PAGEREF _Toc242899354 \h </w:instrText>
         </w:r>
         <w:r>
           <w:rPr>
@@ -1376,7 +1423,7 @@
           <w14:ligatures w14:val="standardContextual"/>
         </w:rPr>
       </w:pPr>
-      <w:hyperlink w:anchor="_Toc242020798" w:history="1">
+      <w:hyperlink w:anchor="_Toc242899355" w:history="1">
         <w:r>
           <w:rPr>
             <w:rStyle w:val="Hyperlink"/>
@@ -1403,7 +1450,7 @@
             <w:noProof/>
             <w:webHidden/>
           </w:rPr>
-          <w:instrText xml:space="preserve"> PAGEREF _Toc242020798 \h </w:instrText>
+          <w:instrText xml:space="preserve"> PAGEREF _Toc242899355 \h </w:instrText>
         </w:r>
         <w:r>
           <w:rPr>
@@ -1451,7 +1498,7 @@
           <w14:ligatures w14:val="standardContextual"/>
         </w:rPr>
       </w:pPr>
-      <w:hyperlink w:anchor="_Toc242020799" w:history="1">
+      <w:hyperlink w:anchor="_Toc242899356" w:history="1">
         <w:r>
           <w:rPr>
             <w:rStyle w:val="Hyperlink"/>
@@ -1478,7 +1525,7 @@
             <w:noProof/>
             <w:webHidden/>
           </w:rPr>
-          <w:instrText xml:space="preserve"> PAGEREF _Toc242020799 \h </w:instrText>
+          <w:instrText xml:space="preserve"> PAGEREF _Toc242899356 \h </w:instrText>
         </w:r>
         <w:r>
           <w:rPr>
@@ -1526,7 +1573,7 @@
           <w14:ligatures w14:val="standardContextual"/>
         </w:rPr>
       </w:pPr>
-      <w:hyperlink w:anchor="_Toc242020800" w:history="1">
+      <w:hyperlink w:anchor="_Toc242899357" w:history="1">
         <w:r>
           <w:rPr>
             <w:rStyle w:val="Hyperlink"/>
@@ -1553,7 +1600,7 @@
             <w:noProof/>
             <w:webHidden/>
           </w:rPr>
-          <w:instrText xml:space="preserve"> PAGEREF _Toc242020800 \h </w:instrText>
+          <w:instrText xml:space="preserve"> PAGEREF _Toc242899357 \h </w:instrText>
         </w:r>
         <w:r>
           <w:rPr>
@@ -1601,7 +1648,7 @@
           <w14:ligatures w14:val="standardContextual"/>
         </w:rPr>
       </w:pPr>
-      <w:hyperlink w:anchor="_Toc242020801" w:history="1">
+      <w:hyperlink w:anchor="_Toc242899358" w:history="1">
         <w:r>
           <w:rPr>
             <w:rStyle w:val="Hyperlink"/>
@@ -1628,7 +1675,7 @@
             <w:noProof/>
             <w:webHidden/>
           </w:rPr>
-          <w:instrText xml:space="preserve"> PAGEREF _Toc242020801 \h </w:instrText>
+          <w:instrText xml:space="preserve"> PAGEREF _Toc242899358 \h </w:instrText>
         </w:r>
         <w:r>
           <w:rPr>
@@ -1676,7 +1723,7 @@
           <w14:ligatures w14:val="standardContextual"/>
         </w:rPr>
       </w:pPr>
-      <w:hyperlink w:anchor="_Toc242020802" w:history="1">
+      <w:hyperlink w:anchor="_Toc242899359" w:history="1">
         <w:r>
           <w:rPr>
             <w:rStyle w:val="Hyperlink"/>
@@ -1703,7 +1750,7 @@
             <w:noProof/>
             <w:webHidden/>
           </w:rPr>
-          <w:instrText xml:space="preserve"> PAGEREF _Toc242020802 \h </w:instrText>
+          <w:instrText xml:space="preserve"> PAGEREF _Toc242899359 \h </w:instrText>
         </w:r>
         <w:r>
           <w:rPr>
@@ -1751,7 +1798,7 @@
           <w14:ligatures w14:val="standardContextual"/>
         </w:rPr>
       </w:pPr>
-      <w:hyperlink w:anchor="_Toc242020803" w:history="1">
+      <w:hyperlink w:anchor="_Toc242899360" w:history="1">
         <w:r>
           <w:rPr>
             <w:rStyle w:val="Hyperlink"/>
@@ -1778,7 +1825,7 @@
             <w:noProof/>
             <w:webHidden/>
           </w:rPr>
-          <w:instrText xml:space="preserve"> PAGEREF _Toc242020803 \h </w:instrText>
+          <w:instrText xml:space="preserve"> PAGEREF _Toc242899360 \h </w:instrText>
         </w:r>
         <w:r>
           <w:rPr>
@@ -1826,7 +1873,7 @@
           <w14:ligatures w14:val="standardContextual"/>
         </w:rPr>
       </w:pPr>
-      <w:hyperlink w:anchor="_Toc242020804" w:history="1">
+      <w:hyperlink w:anchor="_Toc242899361" w:history="1">
         <w:r>
           <w:rPr>
             <w:rStyle w:val="Hyperlink"/>
@@ -1853,7 +1900,7 @@
             <w:noProof/>
             <w:webHidden/>
           </w:rPr>
-          <w:instrText xml:space="preserve"> PAGEREF _Toc242020804 \h </w:instrText>
+          <w:instrText xml:space="preserve"> PAGEREF _Toc242899361 \h </w:instrText>
         </w:r>
         <w:r>
           <w:rPr>
@@ -1901,7 +1948,7 @@
           <w14:ligatures w14:val="standardContextual"/>
         </w:rPr>
       </w:pPr>
-      <w:hyperlink w:anchor="_Toc242020805" w:history="1">
+      <w:hyperlink w:anchor="_Toc242899362" w:history="1">
         <w:r>
           <w:rPr>
             <w:rStyle w:val="Hyperlink"/>
@@ -1928,7 +1975,7 @@
             <w:noProof/>
             <w:webHidden/>
           </w:rPr>
-          <w:instrText xml:space="preserve"> PAGEREF _Toc242020805 \h </w:instrText>
+          <w:instrText xml:space="preserve"> PAGEREF _Toc242899362 \h </w:instrText>
         </w:r>
         <w:r>
           <w:rPr>
@@ -1976,7 +2023,7 @@
           <w14:ligatures w14:val="standardContextual"/>
         </w:rPr>
       </w:pPr>
-      <w:hyperlink w:anchor="_Toc242020806" w:history="1">
+      <w:hyperlink w:anchor="_Toc242899363" w:history="1">
         <w:r>
           <w:rPr>
             <w:rStyle w:val="Hyperlink"/>
@@ -2003,7 +2050,7 @@
             <w:noProof/>
             <w:webHidden/>
           </w:rPr>
-          <w:instrText xml:space="preserve"> PAGEREF _Toc242020806 \h </w:instrText>
+          <w:instrText xml:space="preserve"> PAGEREF _Toc242899363 \h </w:instrText>
         </w:r>
         <w:r>
           <w:rPr>
@@ -2051,7 +2098,7 @@
           <w14:ligatures w14:val="standardContextual"/>
         </w:rPr>
       </w:pPr>
-      <w:hyperlink w:anchor="_Toc242020807" w:history="1">
+      <w:hyperlink w:anchor="_Toc242899364" w:history="1">
         <w:r>
           <w:rPr>
             <w:rStyle w:val="Hyperlink"/>
@@ -2078,7 +2125,7 @@
             <w:noProof/>
             <w:webHidden/>
           </w:rPr>
-          <w:instrText xml:space="preserve"> PAGEREF _Toc242020807 \h </w:instrText>
+          <w:instrText xml:space="preserve"> PAGEREF _Toc242899364 \h </w:instrText>
         </w:r>
         <w:r>
           <w:rPr>
@@ -2126,7 +2173,7 @@
           <w14:ligatures w14:val="standardContextual"/>
         </w:rPr>
       </w:pPr>
-      <w:hyperlink w:anchor="_Toc242020808" w:history="1">
+      <w:hyperlink w:anchor="_Toc242899365" w:history="1">
         <w:r>
           <w:rPr>
             <w:rStyle w:val="Hyperlink"/>
@@ -2153,7 +2200,7 @@
             <w:noProof/>
             <w:webHidden/>
           </w:rPr>
-          <w:instrText xml:space="preserve"> PAGEREF _Toc242020808 \h </w:instrText>
+          <w:instrText xml:space="preserve"> PAGEREF _Toc242899365 \h </w:instrText>
         </w:r>
         <w:r>
           <w:rPr>
@@ -2201,7 +2248,7 @@
           <w14:ligatures w14:val="standardContextual"/>
         </w:rPr>
       </w:pPr>
-      <w:hyperlink w:anchor="_Toc242020809" w:history="1">
+      <w:hyperlink w:anchor="_Toc242899366" w:history="1">
         <w:r>
           <w:rPr>
             <w:rStyle w:val="Hyperlink"/>
@@ -2228,7 +2275,7 @@
             <w:noProof/>
             <w:webHidden/>
           </w:rPr>
-          <w:instrText xml:space="preserve"> PAGEREF _Toc242020809 \h </w:instrText>
+          <w:instrText xml:space="preserve"> PAGEREF _Toc242899366 \h </w:instrText>
         </w:r>
         <w:r>
           <w:rPr>
@@ -2276,7 +2323,7 @@
           <w14:ligatures w14:val="standardContextual"/>
         </w:rPr>
       </w:pPr>
-      <w:hyperlink w:anchor="_Toc242020810" w:history="1">
+      <w:hyperlink w:anchor="_Toc242899367" w:history="1">
         <w:r>
           <w:rPr>
             <w:rStyle w:val="Hyperlink"/>
@@ -2303,7 +2350,7 @@
             <w:noProof/>
             <w:webHidden/>
           </w:rPr>
-          <w:instrText xml:space="preserve"> PAGEREF _Toc242020810 \h </w:instrText>
+          <w:instrText xml:space="preserve"> PAGEREF _Toc242899367 \h </w:instrText>
         </w:r>
         <w:r>
           <w:rPr>
@@ -2351,7 +2398,7 @@
           <w14:ligatures w14:val="standardContextual"/>
         </w:rPr>
       </w:pPr>
-      <w:hyperlink w:anchor="_Toc242020811" w:history="1">
+      <w:hyperlink w:anchor="_Toc242899368" w:history="1">
         <w:r>
           <w:rPr>
             <w:rStyle w:val="Hyperlink"/>
@@ -2378,7 +2425,7 @@
             <w:noProof/>
             <w:webHidden/>
           </w:rPr>
-          <w:instrText xml:space="preserve"> PAGEREF _Toc242020811 \h </w:instrText>
+          <w:instrText xml:space="preserve"> PAGEREF _Toc242899368 \h </w:instrText>
         </w:r>
         <w:r>
           <w:rPr>
@@ -2426,7 +2473,7 @@
           <w14:ligatures w14:val="standardContextual"/>
         </w:rPr>
       </w:pPr>
-      <w:hyperlink w:anchor="_Toc242020812" w:history="1">
+      <w:hyperlink w:anchor="_Toc242899369" w:history="1">
         <w:r>
           <w:rPr>
             <w:rStyle w:val="Hyperlink"/>
@@ -2453,7 +2500,7 @@
             <w:noProof/>
             <w:webHidden/>
           </w:rPr>
-          <w:instrText xml:space="preserve"> PAGEREF _Toc242020812 \h </w:instrText>
+          <w:instrText xml:space="preserve"> PAGEREF _Toc242899369 \h </w:instrText>
         </w:r>
         <w:r>
           <w:rPr>
@@ -2501,7 +2548,7 @@
           <w14:ligatures w14:val="standardContextual"/>
         </w:rPr>
       </w:pPr>
-      <w:hyperlink w:anchor="_Toc242020813" w:history="1">
+      <w:hyperlink w:anchor="_Toc242899370" w:history="1">
         <w:r>
           <w:rPr>
             <w:rStyle w:val="Hyperlink"/>
@@ -2528,7 +2575,7 @@
             <w:noProof/>
             <w:webHidden/>
           </w:rPr>
-          <w:instrText xml:space="preserve"> PAGEREF _Toc242020813 \h </w:instrText>
+          <w:instrText xml:space="preserve"> PAGEREF _Toc242899370 \h </w:instrText>
         </w:r>
         <w:r>
           <w:rPr>
@@ -2576,7 +2623,7 @@
           <w14:ligatures w14:val="standardContextual"/>
         </w:rPr>
       </w:pPr>
-      <w:hyperlink w:anchor="_Toc242020814" w:history="1">
+      <w:hyperlink w:anchor="_Toc242899371" w:history="1">
         <w:r>
           <w:rPr>
             <w:rStyle w:val="Hyperlink"/>
@@ -2603,7 +2650,7 @@
             <w:noProof/>
             <w:webHidden/>
           </w:rPr>
-          <w:instrText xml:space="preserve"> PAGEREF _Toc242020814 \h </w:instrText>
+          <w:instrText xml:space="preserve"> PAGEREF _Toc242899371 \h </w:instrText>
         </w:r>
         <w:r>
           <w:rPr>
@@ -2651,7 +2698,7 @@
           <w14:ligatures w14:val="standardContextual"/>
         </w:rPr>
       </w:pPr>
-      <w:hyperlink w:anchor="_Toc242020815" w:history="1">
+      <w:hyperlink w:anchor="_Toc242899372" w:history="1">
         <w:r>
           <w:rPr>
             <w:rStyle w:val="Hyperlink"/>
@@ -2678,7 +2725,7 @@
             <w:noProof/>
             <w:webHidden/>
           </w:rPr>
-          <w:instrText xml:space="preserve"> PAGEREF _Toc242020815 \h </w:instrText>
+          <w:instrText xml:space="preserve"> PAGEREF _Toc242899372 \h </w:instrText>
         </w:r>
         <w:r>
           <w:rPr>
@@ -2726,13 +2773,13 @@
           <w14:ligatures w14:val="standardContextual"/>
         </w:rPr>
       </w:pPr>
-      <w:hyperlink w:anchor="_Toc242020816" w:history="1">
+      <w:hyperlink w:anchor="_Toc242899373" w:history="1">
         <w:r>
           <w:rPr>
             <w:rStyle w:val="Hyperlink"/>
             <w:noProof/>
           </w:rPr>
-          <w:t>4.15 Barrierefreiheit als inhaltliche Aufgabe</w:t>
+          <w:t>4.15 Datenschutz und Einwilligung</w:t>
         </w:r>
         <w:r>
           <w:rPr>
@@ -2753,7 +2800,7 @@
             <w:noProof/>
             <w:webHidden/>
           </w:rPr>
-          <w:instrText xml:space="preserve"> PAGEREF _Toc242020816 \h </w:instrText>
+          <w:instrText xml:space="preserve"> PAGEREF _Toc242899373 \h </w:instrText>
         </w:r>
         <w:r>
           <w:rPr>
@@ -2774,6 +2821,81 @@
             <w:webHidden/>
           </w:rPr>
           <w:t>19</w:t>
+        </w:r>
+        <w:r>
+          <w:rPr>
+            <w:noProof/>
+            <w:webHidden/>
+          </w:rPr>
+          <w:fldChar w:fldCharType="end"/>
+        </w:r>
+      </w:hyperlink>
+    </w:p>
+    <w:p>
+      <w:pPr>
+        <w:pStyle w:val="Verzeichnis2"/>
+        <w:tabs>
+          <w:tab w:val="right" w:leader="dot" w:pos="8778"/>
+        </w:tabs>
+        <w:rPr>
+          <w:rFonts w:asciiTheme="minorHAnsi" w:eastAsiaTheme="minorEastAsia" w:hAnsiTheme="minorHAnsi"/>
+          <w:noProof/>
+          <w:color w:val="auto"/>
+          <w:kern w:val="2"/>
+          <w:sz w:val="24"/>
+          <w:szCs w:val="24"/>
+          <w:lang w:val="de-DE" w:eastAsia="de-DE"/>
+          <w14:ligatures w14:val="standardContextual"/>
+        </w:rPr>
+      </w:pPr>
+      <w:hyperlink w:anchor="_Toc242899374" w:history="1">
+        <w:r>
+          <w:rPr>
+            <w:rStyle w:val="Hyperlink"/>
+            <w:noProof/>
+          </w:rPr>
+          <w:t>4.16 Barrierefreiheit als inhaltliche Aufgabe</w:t>
+        </w:r>
+        <w:r>
+          <w:rPr>
+            <w:noProof/>
+            <w:webHidden/>
+          </w:rPr>
+          <w:tab/>
+        </w:r>
+        <w:r>
+          <w:rPr>
+            <w:noProof/>
+            <w:webHidden/>
+          </w:rPr>
+          <w:fldChar w:fldCharType="begin"/>
+        </w:r>
+        <w:r>
+          <w:rPr>
+            <w:noProof/>
+            <w:webHidden/>
+          </w:rPr>
+          <w:instrText xml:space="preserve"> PAGEREF _Toc242899374 \h </w:instrText>
+        </w:r>
+        <w:r>
+          <w:rPr>
+            <w:noProof/>
+            <w:webHidden/>
+          </w:rPr>
+        </w:r>
+        <w:r>
+          <w:rPr>
+            <w:noProof/>
+            <w:webHidden/>
+          </w:rPr>
+          <w:fldChar w:fldCharType="separate"/>
+        </w:r>
+        <w:r>
+          <w:rPr>
+            <w:noProof/>
+            <w:webHidden/>
+          </w:rPr>
+          <w:t>20</w:t>
         </w:r>
         <w:r>
           <w:rPr>
@@ -2801,7 +2923,7 @@
           <w14:ligatures w14:val="standardContextual"/>
         </w:rPr>
       </w:pPr>
-      <w:hyperlink w:anchor="_Toc242020817" w:history="1">
+      <w:hyperlink w:anchor="_Toc242899375" w:history="1">
         <w:r>
           <w:rPr>
             <w:rStyle w:val="Hyperlink"/>
@@ -2828,7 +2950,7 @@
             <w:noProof/>
             <w:webHidden/>
           </w:rPr>
-          <w:instrText xml:space="preserve"> PAGEREF _Toc242020817 \h </w:instrText>
+          <w:instrText xml:space="preserve"> PAGEREF _Toc242899375 \h </w:instrText>
         </w:r>
         <w:r>
           <w:rPr>
@@ -2848,7 +2970,7 @@
             <w:noProof/>
             <w:webHidden/>
           </w:rPr>
-          <w:t>20</w:t>
+          <w:t>21</w:t>
         </w:r>
         <w:r>
           <w:rPr>
@@ -2876,7 +2998,7 @@
           <w14:ligatures w14:val="standardContextual"/>
         </w:rPr>
       </w:pPr>
-      <w:hyperlink w:anchor="_Toc242020818" w:history="1">
+      <w:hyperlink w:anchor="_Toc242899376" w:history="1">
         <w:r>
           <w:rPr>
             <w:rStyle w:val="Hyperlink"/>
@@ -2903,7 +3025,7 @@
             <w:noProof/>
             <w:webHidden/>
           </w:rPr>
-          <w:instrText xml:space="preserve"> PAGEREF _Toc242020818 \h </w:instrText>
+          <w:instrText xml:space="preserve"> PAGEREF _Toc242899376 \h </w:instrText>
         </w:r>
         <w:r>
           <w:rPr>
@@ -2923,7 +3045,7 @@
             <w:noProof/>
             <w:webHidden/>
           </w:rPr>
-          <w:t>20</w:t>
+          <w:t>21</w:t>
         </w:r>
         <w:r>
           <w:rPr>
@@ -2951,7 +3073,7 @@
           <w14:ligatures w14:val="standardContextual"/>
         </w:rPr>
       </w:pPr>
-      <w:hyperlink w:anchor="_Toc242020819" w:history="1">
+      <w:hyperlink w:anchor="_Toc242899377" w:history="1">
         <w:r>
           <w:rPr>
             <w:rStyle w:val="Hyperlink"/>
@@ -2978,7 +3100,7 @@
             <w:noProof/>
             <w:webHidden/>
           </w:rPr>
-          <w:instrText xml:space="preserve"> PAGEREF _Toc242020819 \h </w:instrText>
+          <w:instrText xml:space="preserve"> PAGEREF _Toc242899377 \h </w:instrText>
         </w:r>
         <w:r>
           <w:rPr>
@@ -2998,7 +3120,7 @@
             <w:noProof/>
             <w:webHidden/>
           </w:rPr>
-          <w:t>21</w:t>
+          <w:t>22</w:t>
         </w:r>
         <w:r>
           <w:rPr>
@@ -3026,7 +3148,7 @@
           <w14:ligatures w14:val="standardContextual"/>
         </w:rPr>
       </w:pPr>
-      <w:hyperlink w:anchor="_Toc242020820" w:history="1">
+      <w:hyperlink w:anchor="_Toc242899378" w:history="1">
         <w:r>
           <w:rPr>
             <w:rStyle w:val="Hyperlink"/>
@@ -3053,7 +3175,7 @@
             <w:noProof/>
             <w:webHidden/>
           </w:rPr>
-          <w:instrText xml:space="preserve"> PAGEREF _Toc242020820 \h </w:instrText>
+          <w:instrText xml:space="preserve"> PAGEREF _Toc242899378 \h </w:instrText>
         </w:r>
         <w:r>
           <w:rPr>
@@ -3073,7 +3195,7 @@
             <w:noProof/>
             <w:webHidden/>
           </w:rPr>
-          <w:t>21</w:t>
+          <w:t>22</w:t>
         </w:r>
         <w:r>
           <w:rPr>
@@ -3101,7 +3223,7 @@
           <w14:ligatures w14:val="standardContextual"/>
         </w:rPr>
       </w:pPr>
-      <w:hyperlink w:anchor="_Toc242020821" w:history="1">
+      <w:hyperlink w:anchor="_Toc242899379" w:history="1">
         <w:r>
           <w:rPr>
             <w:rStyle w:val="Hyperlink"/>
@@ -3128,7 +3250,7 @@
             <w:noProof/>
             <w:webHidden/>
           </w:rPr>
-          <w:instrText xml:space="preserve"> PAGEREF _Toc242020821 \h </w:instrText>
+          <w:instrText xml:space="preserve"> PAGEREF _Toc242899379 \h </w:instrText>
         </w:r>
         <w:r>
           <w:rPr>
@@ -3148,7 +3270,7 @@
             <w:noProof/>
             <w:webHidden/>
           </w:rPr>
-          <w:t>22</w:t>
+          <w:t>23</w:t>
         </w:r>
         <w:r>
           <w:rPr>
@@ -3176,7 +3298,7 @@
           <w14:ligatures w14:val="standardContextual"/>
         </w:rPr>
       </w:pPr>
-      <w:hyperlink w:anchor="_Toc242020822" w:history="1">
+      <w:hyperlink w:anchor="_Toc242899380" w:history="1">
         <w:r>
           <w:rPr>
             <w:rStyle w:val="Hyperlink"/>
@@ -3203,7 +3325,7 @@
             <w:noProof/>
             <w:webHidden/>
           </w:rPr>
-          <w:instrText xml:space="preserve"> PAGEREF _Toc242020822 \h </w:instrText>
+          <w:instrText xml:space="preserve"> PAGEREF _Toc242899380 \h </w:instrText>
         </w:r>
         <w:r>
           <w:rPr>
@@ -3223,7 +3345,7 @@
             <w:noProof/>
             <w:webHidden/>
           </w:rPr>
-          <w:t>22</w:t>
+          <w:t>23</w:t>
         </w:r>
         <w:r>
           <w:rPr>
@@ -3251,7 +3373,7 @@
           <w14:ligatures w14:val="standardContextual"/>
         </w:rPr>
       </w:pPr>
-      <w:hyperlink w:anchor="_Toc242020823" w:history="1">
+      <w:hyperlink w:anchor="_Toc242899381" w:history="1">
         <w:r>
           <w:rPr>
             <w:rStyle w:val="Hyperlink"/>
@@ -3278,7 +3400,7 @@
             <w:noProof/>
             <w:webHidden/>
           </w:rPr>
-          <w:instrText xml:space="preserve"> PAGEREF _Toc242020823 \h </w:instrText>
+          <w:instrText xml:space="preserve"> PAGEREF _Toc242899381 \h </w:instrText>
         </w:r>
         <w:r>
           <w:rPr>
@@ -3298,7 +3420,7 @@
             <w:noProof/>
             <w:webHidden/>
           </w:rPr>
-          <w:t>22</w:t>
+          <w:t>23</w:t>
         </w:r>
         <w:r>
           <w:rPr>
@@ -3326,7 +3448,7 @@
           <w14:ligatures w14:val="standardContextual"/>
         </w:rPr>
       </w:pPr>
-      <w:hyperlink w:anchor="_Toc242020824" w:history="1">
+      <w:hyperlink w:anchor="_Toc242899382" w:history="1">
         <w:r>
           <w:rPr>
             <w:rStyle w:val="Hyperlink"/>
@@ -3353,7 +3475,7 @@
             <w:noProof/>
             <w:webHidden/>
           </w:rPr>
-          <w:instrText xml:space="preserve"> PAGEREF _Toc242020824 \h </w:instrText>
+          <w:instrText xml:space="preserve"> PAGEREF _Toc242899382 \h </w:instrText>
         </w:r>
         <w:r>
           <w:rPr>
@@ -3373,7 +3495,7 @@
             <w:noProof/>
             <w:webHidden/>
           </w:rPr>
-          <w:t>22</w:t>
+          <w:t>23</w:t>
         </w:r>
         <w:r>
           <w:rPr>
@@ -3401,7 +3523,7 @@
           <w14:ligatures w14:val="standardContextual"/>
         </w:rPr>
       </w:pPr>
-      <w:hyperlink w:anchor="_Toc242020825" w:history="1">
+      <w:hyperlink w:anchor="_Toc242899383" w:history="1">
         <w:r>
           <w:rPr>
             <w:rStyle w:val="Hyperlink"/>
@@ -3428,7 +3550,7 @@
             <w:noProof/>
             <w:webHidden/>
           </w:rPr>
-          <w:instrText xml:space="preserve"> PAGEREF _Toc242020825 \h </w:instrText>
+          <w:instrText xml:space="preserve"> PAGEREF _Toc242899383 \h </w:instrText>
         </w:r>
         <w:r>
           <w:rPr>
@@ -3448,7 +3570,7 @@
             <w:noProof/>
             <w:webHidden/>
           </w:rPr>
-          <w:t>23</w:t>
+          <w:t>24</w:t>
         </w:r>
         <w:r>
           <w:rPr>
@@ -3476,7 +3598,7 @@
           <w14:ligatures w14:val="standardContextual"/>
         </w:rPr>
       </w:pPr>
-      <w:hyperlink w:anchor="_Toc242020826" w:history="1">
+      <w:hyperlink w:anchor="_Toc242899384" w:history="1">
         <w:r>
           <w:rPr>
             <w:rStyle w:val="Hyperlink"/>
@@ -3503,7 +3625,7 @@
             <w:noProof/>
             <w:webHidden/>
           </w:rPr>
-          <w:instrText xml:space="preserve"> PAGEREF _Toc242020826 \h </w:instrText>
+          <w:instrText xml:space="preserve"> PAGEREF _Toc242899384 \h </w:instrText>
         </w:r>
         <w:r>
           <w:rPr>
@@ -3523,7 +3645,7 @@
             <w:noProof/>
             <w:webHidden/>
           </w:rPr>
-          <w:t>23</w:t>
+          <w:t>24</w:t>
         </w:r>
         <w:r>
           <w:rPr>
@@ -3551,7 +3673,7 @@
           <w14:ligatures w14:val="standardContextual"/>
         </w:rPr>
       </w:pPr>
-      <w:hyperlink w:anchor="_Toc242020827" w:history="1">
+      <w:hyperlink w:anchor="_Toc242899385" w:history="1">
         <w:r>
           <w:rPr>
             <w:rStyle w:val="Hyperlink"/>
@@ -3578,7 +3700,7 @@
             <w:noProof/>
             <w:webHidden/>
           </w:rPr>
-          <w:instrText xml:space="preserve"> PAGEREF _Toc242020827 \h </w:instrText>
+          <w:instrText xml:space="preserve"> PAGEREF _Toc242899385 \h </w:instrText>
         </w:r>
         <w:r>
           <w:rPr>
@@ -3598,7 +3720,7 @@
             <w:noProof/>
             <w:webHidden/>
           </w:rPr>
-          <w:t>23</w:t>
+          <w:t>24</w:t>
         </w:r>
         <w:r>
           <w:rPr>
@@ -3626,7 +3748,7 @@
           <w14:ligatures w14:val="standardContextual"/>
         </w:rPr>
       </w:pPr>
-      <w:hyperlink w:anchor="_Toc242020828" w:history="1">
+      <w:hyperlink w:anchor="_Toc242899386" w:history="1">
         <w:r>
           <w:rPr>
             <w:rStyle w:val="Hyperlink"/>
@@ -3653,7 +3775,7 @@
             <w:noProof/>
             <w:webHidden/>
           </w:rPr>
-          <w:instrText xml:space="preserve"> PAGEREF _Toc242020828 \h </w:instrText>
+          <w:instrText xml:space="preserve"> PAGEREF _Toc242899386 \h </w:instrText>
         </w:r>
         <w:r>
           <w:rPr>
@@ -3673,7 +3795,7 @@
             <w:noProof/>
             <w:webHidden/>
           </w:rPr>
-          <w:t>25</w:t>
+          <w:t>26</w:t>
         </w:r>
         <w:r>
           <w:rPr>
@@ -3701,7 +3823,7 @@
           <w14:ligatures w14:val="standardContextual"/>
         </w:rPr>
       </w:pPr>
-      <w:hyperlink w:anchor="_Toc242020829" w:history="1">
+      <w:hyperlink w:anchor="_Toc242899387" w:history="1">
         <w:r>
           <w:rPr>
             <w:rStyle w:val="Hyperlink"/>
@@ -3728,7 +3850,7 @@
             <w:noProof/>
             <w:webHidden/>
           </w:rPr>
-          <w:instrText xml:space="preserve"> PAGEREF _Toc242020829 \h </w:instrText>
+          <w:instrText xml:space="preserve"> PAGEREF _Toc242899387 \h </w:instrText>
         </w:r>
         <w:r>
           <w:rPr>
@@ -3748,7 +3870,7 @@
             <w:noProof/>
             <w:webHidden/>
           </w:rPr>
-          <w:t>25</w:t>
+          <w:t>26</w:t>
         </w:r>
         <w:r>
           <w:rPr>
@@ -3776,7 +3898,7 @@
           <w14:ligatures w14:val="standardContextual"/>
         </w:rPr>
       </w:pPr>
-      <w:hyperlink w:anchor="_Toc242020830" w:history="1">
+      <w:hyperlink w:anchor="_Toc242899388" w:history="1">
         <w:r>
           <w:rPr>
             <w:rStyle w:val="Hyperlink"/>
@@ -3803,7 +3925,7 @@
             <w:noProof/>
             <w:webHidden/>
           </w:rPr>
-          <w:instrText xml:space="preserve"> PAGEREF _Toc242020830 \h </w:instrText>
+          <w:instrText xml:space="preserve"> PAGEREF _Toc242899388 \h </w:instrText>
         </w:r>
         <w:r>
           <w:rPr>
@@ -3823,7 +3945,7 @@
             <w:noProof/>
             <w:webHidden/>
           </w:rPr>
-          <w:t>25</w:t>
+          <w:t>26</w:t>
         </w:r>
         <w:r>
           <w:rPr>
@@ -3851,7 +3973,7 @@
           <w14:ligatures w14:val="standardContextual"/>
         </w:rPr>
       </w:pPr>
-      <w:hyperlink w:anchor="_Toc242020831" w:history="1">
+      <w:hyperlink w:anchor="_Toc242899389" w:history="1">
         <w:r>
           <w:rPr>
             <w:rStyle w:val="Hyperlink"/>
@@ -3878,7 +4000,7 @@
             <w:noProof/>
             <w:webHidden/>
           </w:rPr>
-          <w:instrText xml:space="preserve"> PAGEREF _Toc242020831 \h </w:instrText>
+          <w:instrText xml:space="preserve"> PAGEREF _Toc242899389 \h </w:instrText>
         </w:r>
         <w:r>
           <w:rPr>
@@ -3898,7 +4020,7 @@
             <w:noProof/>
             <w:webHidden/>
           </w:rPr>
-          <w:t>25</w:t>
+          <w:t>26</w:t>
         </w:r>
         <w:r>
           <w:rPr>
@@ -3926,7 +4048,7 @@
           <w14:ligatures w14:val="standardContextual"/>
         </w:rPr>
       </w:pPr>
-      <w:hyperlink w:anchor="_Toc242020832" w:history="1">
+      <w:hyperlink w:anchor="_Toc242899390" w:history="1">
         <w:r>
           <w:rPr>
             <w:rStyle w:val="Hyperlink"/>
@@ -3953,7 +4075,7 @@
             <w:noProof/>
             <w:webHidden/>
           </w:rPr>
-          <w:instrText xml:space="preserve"> PAGEREF _Toc242020832 \h </w:instrText>
+          <w:instrText xml:space="preserve"> PAGEREF _Toc242899390 \h </w:instrText>
         </w:r>
         <w:r>
           <w:rPr>
@@ -3973,7 +4095,7 @@
             <w:noProof/>
             <w:webHidden/>
           </w:rPr>
-          <w:t>25</w:t>
+          <w:t>26</w:t>
         </w:r>
         <w:r>
           <w:rPr>
@@ -4001,7 +4123,7 @@
           <w14:ligatures w14:val="standardContextual"/>
         </w:rPr>
       </w:pPr>
-      <w:hyperlink w:anchor="_Toc242020833" w:history="1">
+      <w:hyperlink w:anchor="_Toc242899391" w:history="1">
         <w:r>
           <w:rPr>
             <w:rStyle w:val="Hyperlink"/>
@@ -4028,7 +4150,7 @@
             <w:noProof/>
             <w:webHidden/>
           </w:rPr>
-          <w:instrText xml:space="preserve"> PAGEREF _Toc242020833 \h </w:instrText>
+          <w:instrText xml:space="preserve"> PAGEREF _Toc242899391 \h </w:instrText>
         </w:r>
         <w:r>
           <w:rPr>
@@ -4048,7 +4170,7 @@
             <w:noProof/>
             <w:webHidden/>
           </w:rPr>
-          <w:t>26</w:t>
+          <w:t>27</w:t>
         </w:r>
         <w:r>
           <w:rPr>
@@ -4076,7 +4198,7 @@
           <w14:ligatures w14:val="standardContextual"/>
         </w:rPr>
       </w:pPr>
-      <w:hyperlink w:anchor="_Toc242020834" w:history="1">
+      <w:hyperlink w:anchor="_Toc242899392" w:history="1">
         <w:r>
           <w:rPr>
             <w:rStyle w:val="Hyperlink"/>
@@ -4103,7 +4225,7 @@
             <w:noProof/>
             <w:webHidden/>
           </w:rPr>
-          <w:instrText xml:space="preserve"> PAGEREF _Toc242020834 \h </w:instrText>
+          <w:instrText xml:space="preserve"> PAGEREF _Toc242899392 \h </w:instrText>
         </w:r>
         <w:r>
           <w:rPr>
@@ -4123,7 +4245,7 @@
             <w:noProof/>
             <w:webHidden/>
           </w:rPr>
-          <w:t>27</w:t>
+          <w:t>28</w:t>
         </w:r>
         <w:r>
           <w:rPr>
@@ -4151,7 +4273,7 @@
           <w14:ligatures w14:val="standardContextual"/>
         </w:rPr>
       </w:pPr>
-      <w:hyperlink w:anchor="_Toc242020835" w:history="1">
+      <w:hyperlink w:anchor="_Toc242899393" w:history="1">
         <w:r>
           <w:rPr>
             <w:rStyle w:val="Hyperlink"/>
@@ -4178,7 +4300,7 @@
             <w:noProof/>
             <w:webHidden/>
           </w:rPr>
-          <w:instrText xml:space="preserve"> PAGEREF _Toc242020835 \h </w:instrText>
+          <w:instrText xml:space="preserve"> PAGEREF _Toc242899393 \h </w:instrText>
         </w:r>
         <w:r>
           <w:rPr>
@@ -4198,7 +4320,7 @@
             <w:noProof/>
             <w:webHidden/>
           </w:rPr>
-          <w:t>27</w:t>
+          <w:t>28</w:t>
         </w:r>
         <w:r>
           <w:rPr>
@@ -4226,7 +4348,7 @@
           <w14:ligatures w14:val="standardContextual"/>
         </w:rPr>
       </w:pPr>
-      <w:hyperlink w:anchor="_Toc242020836" w:history="1">
+      <w:hyperlink w:anchor="_Toc242899394" w:history="1">
         <w:r>
           <w:rPr>
             <w:rStyle w:val="Hyperlink"/>
@@ -4253,7 +4375,7 @@
             <w:noProof/>
             <w:webHidden/>
           </w:rPr>
-          <w:instrText xml:space="preserve"> PAGEREF _Toc242020836 \h </w:instrText>
+          <w:instrText xml:space="preserve"> PAGEREF _Toc242899394 \h </w:instrText>
         </w:r>
         <w:r>
           <w:rPr>
@@ -4273,7 +4395,7 @@
             <w:noProof/>
             <w:webHidden/>
           </w:rPr>
-          <w:t>27</w:t>
+          <w:t>28</w:t>
         </w:r>
         <w:r>
           <w:rPr>
@@ -4301,7 +4423,7 @@
           <w14:ligatures w14:val="standardContextual"/>
         </w:rPr>
       </w:pPr>
-      <w:hyperlink w:anchor="_Toc242020837" w:history="1">
+      <w:hyperlink w:anchor="_Toc242899395" w:history="1">
         <w:r>
           <w:rPr>
             <w:rStyle w:val="Hyperlink"/>
@@ -4328,7 +4450,7 @@
             <w:noProof/>
             <w:webHidden/>
           </w:rPr>
-          <w:instrText xml:space="preserve"> PAGEREF _Toc242020837 \h </w:instrText>
+          <w:instrText xml:space="preserve"> PAGEREF _Toc242899395 \h </w:instrText>
         </w:r>
         <w:r>
           <w:rPr>
@@ -4348,7 +4470,7 @@
             <w:noProof/>
             <w:webHidden/>
           </w:rPr>
-          <w:t>27</w:t>
+          <w:t>28</w:t>
         </w:r>
         <w:r>
           <w:rPr>
@@ -4376,7 +4498,7 @@
           <w14:ligatures w14:val="standardContextual"/>
         </w:rPr>
       </w:pPr>
-      <w:hyperlink w:anchor="_Toc242020838" w:history="1">
+      <w:hyperlink w:anchor="_Toc242899396" w:history="1">
         <w:r>
           <w:rPr>
             <w:rStyle w:val="Hyperlink"/>
@@ -4403,7 +4525,7 @@
             <w:noProof/>
             <w:webHidden/>
           </w:rPr>
-          <w:instrText xml:space="preserve"> PAGEREF _Toc242020838 \h </w:instrText>
+          <w:instrText xml:space="preserve"> PAGEREF _Toc242899396 \h </w:instrText>
         </w:r>
         <w:r>
           <w:rPr>
@@ -4423,7 +4545,7 @@
             <w:noProof/>
             <w:webHidden/>
           </w:rPr>
-          <w:t>29</w:t>
+          <w:t>30</w:t>
         </w:r>
         <w:r>
           <w:rPr>
@@ -4451,7 +4573,7 @@
           <w14:ligatures w14:val="standardContextual"/>
         </w:rPr>
       </w:pPr>
-      <w:hyperlink w:anchor="_Toc242020839" w:history="1">
+      <w:hyperlink w:anchor="_Toc242899397" w:history="1">
         <w:r>
           <w:rPr>
             <w:rStyle w:val="Hyperlink"/>
@@ -4478,7 +4600,7 @@
             <w:noProof/>
             <w:webHidden/>
           </w:rPr>
-          <w:instrText xml:space="preserve"> PAGEREF _Toc242020839 \h </w:instrText>
+          <w:instrText xml:space="preserve"> PAGEREF _Toc242899397 \h </w:instrText>
         </w:r>
         <w:r>
           <w:rPr>
@@ -4498,7 +4620,7 @@
             <w:noProof/>
             <w:webHidden/>
           </w:rPr>
-          <w:t>29</w:t>
+          <w:t>30</w:t>
         </w:r>
         <w:r>
           <w:rPr>
@@ -4526,7 +4648,7 @@
           <w14:ligatures w14:val="standardContextual"/>
         </w:rPr>
       </w:pPr>
-      <w:hyperlink w:anchor="_Toc242020840" w:history="1">
+      <w:hyperlink w:anchor="_Toc242899398" w:history="1">
         <w:r>
           <w:rPr>
             <w:rStyle w:val="Hyperlink"/>
@@ -4553,7 +4675,7 @@
             <w:noProof/>
             <w:webHidden/>
           </w:rPr>
-          <w:instrText xml:space="preserve"> PAGEREF _Toc242020840 \h </w:instrText>
+          <w:instrText xml:space="preserve"> PAGEREF _Toc242899398 \h </w:instrText>
         </w:r>
         <w:r>
           <w:rPr>
@@ -4573,7 +4695,7 @@
             <w:noProof/>
             <w:webHidden/>
           </w:rPr>
-          <w:t>30</w:t>
+          <w:t>31</w:t>
         </w:r>
         <w:r>
           <w:rPr>
@@ -4601,7 +4723,7 @@
           <w14:ligatures w14:val="standardContextual"/>
         </w:rPr>
       </w:pPr>
-      <w:hyperlink w:anchor="_Toc242020841" w:history="1">
+      <w:hyperlink w:anchor="_Toc242899399" w:history="1">
         <w:r>
           <w:rPr>
             <w:rStyle w:val="Hyperlink"/>
@@ -4628,7 +4750,7 @@
             <w:noProof/>
             <w:webHidden/>
           </w:rPr>
-          <w:instrText xml:space="preserve"> PAGEREF _Toc242020841 \h </w:instrText>
+          <w:instrText xml:space="preserve"> PAGEREF _Toc242899399 \h </w:instrText>
         </w:r>
         <w:r>
           <w:rPr>
@@ -4648,7 +4770,7 @@
             <w:noProof/>
             <w:webHidden/>
           </w:rPr>
-          <w:t>31</w:t>
+          <w:t>32</w:t>
         </w:r>
         <w:r>
           <w:rPr>
@@ -4676,7 +4798,7 @@
           <w14:ligatures w14:val="standardContextual"/>
         </w:rPr>
       </w:pPr>
-      <w:hyperlink w:anchor="_Toc242020842" w:history="1">
+      <w:hyperlink w:anchor="_Toc242899400" w:history="1">
         <w:r>
           <w:rPr>
             <w:rStyle w:val="Hyperlink"/>
@@ -4703,7 +4825,7 @@
             <w:noProof/>
             <w:webHidden/>
           </w:rPr>
-          <w:instrText xml:space="preserve"> PAGEREF _Toc242020842 \h </w:instrText>
+          <w:instrText xml:space="preserve"> PAGEREF _Toc242899400 \h </w:instrText>
         </w:r>
         <w:r>
           <w:rPr>
@@ -4723,7 +4845,7 @@
             <w:noProof/>
             <w:webHidden/>
           </w:rPr>
-          <w:t>31</w:t>
+          <w:t>32</w:t>
         </w:r>
         <w:r>
           <w:rPr>
@@ -4751,7 +4873,7 @@
           <w14:ligatures w14:val="standardContextual"/>
         </w:rPr>
       </w:pPr>
-      <w:hyperlink w:anchor="_Toc242020843" w:history="1">
+      <w:hyperlink w:anchor="_Toc242899401" w:history="1">
         <w:r>
           <w:rPr>
             <w:rStyle w:val="Hyperlink"/>
@@ -4778,7 +4900,7 @@
             <w:noProof/>
             <w:webHidden/>
           </w:rPr>
-          <w:instrText xml:space="preserve"> PAGEREF _Toc242020843 \h </w:instrText>
+          <w:instrText xml:space="preserve"> PAGEREF _Toc242899401 \h </w:instrText>
         </w:r>
         <w:r>
           <w:rPr>
@@ -4798,7 +4920,7 @@
             <w:noProof/>
             <w:webHidden/>
           </w:rPr>
-          <w:t>31</w:t>
+          <w:t>32</w:t>
         </w:r>
         <w:r>
           <w:rPr>
@@ -4826,7 +4948,7 @@
           <w14:ligatures w14:val="standardContextual"/>
         </w:rPr>
       </w:pPr>
-      <w:hyperlink w:anchor="_Toc242020844" w:history="1">
+      <w:hyperlink w:anchor="_Toc242899402" w:history="1">
         <w:r>
           <w:rPr>
             <w:rStyle w:val="Hyperlink"/>
@@ -4853,7 +4975,7 @@
             <w:noProof/>
             <w:webHidden/>
           </w:rPr>
-          <w:instrText xml:space="preserve"> PAGEREF _Toc242020844 \h </w:instrText>
+          <w:instrText xml:space="preserve"> PAGEREF _Toc242899402 \h </w:instrText>
         </w:r>
         <w:r>
           <w:rPr>
@@ -4873,7 +4995,7 @@
             <w:noProof/>
             <w:webHidden/>
           </w:rPr>
-          <w:t>32</w:t>
+          <w:t>33</w:t>
         </w:r>
         <w:r>
           <w:rPr>
@@ -4901,7 +5023,7 @@
           <w14:ligatures w14:val="standardContextual"/>
         </w:rPr>
       </w:pPr>
-      <w:hyperlink w:anchor="_Toc242020845" w:history="1">
+      <w:hyperlink w:anchor="_Toc242899403" w:history="1">
         <w:r>
           <w:rPr>
             <w:rStyle w:val="Hyperlink"/>
@@ -4928,7 +5050,7 @@
             <w:noProof/>
             <w:webHidden/>
           </w:rPr>
-          <w:instrText xml:space="preserve"> PAGEREF _Toc242020845 \h </w:instrText>
+          <w:instrText xml:space="preserve"> PAGEREF _Toc242899403 \h </w:instrText>
         </w:r>
         <w:r>
           <w:rPr>
@@ -4948,7 +5070,7 @@
             <w:noProof/>
             <w:webHidden/>
           </w:rPr>
-          <w:t>32</w:t>
+          <w:t>33</w:t>
         </w:r>
         <w:r>
           <w:rPr>
@@ -4976,7 +5098,7 @@
           <w14:ligatures w14:val="standardContextual"/>
         </w:rPr>
       </w:pPr>
-      <w:hyperlink w:anchor="_Toc242020846" w:history="1">
+      <w:hyperlink w:anchor="_Toc242899404" w:history="1">
         <w:r>
           <w:rPr>
             <w:rStyle w:val="Hyperlink"/>
@@ -5003,7 +5125,7 @@
             <w:noProof/>
             <w:webHidden/>
           </w:rPr>
-          <w:instrText xml:space="preserve"> PAGEREF _Toc242020846 \h </w:instrText>
+          <w:instrText xml:space="preserve"> PAGEREF _Toc242899404 \h </w:instrText>
         </w:r>
         <w:r>
           <w:rPr>
@@ -5023,7 +5145,7 @@
             <w:noProof/>
             <w:webHidden/>
           </w:rPr>
-          <w:t>33</w:t>
+          <w:t>34</w:t>
         </w:r>
         <w:r>
           <w:rPr>
@@ -5051,7 +5173,7 @@
           <w14:ligatures w14:val="standardContextual"/>
         </w:rPr>
       </w:pPr>
-      <w:hyperlink w:anchor="_Toc242020847" w:history="1">
+      <w:hyperlink w:anchor="_Toc242899405" w:history="1">
         <w:r>
           <w:rPr>
             <w:rStyle w:val="Hyperlink"/>
@@ -5078,7 +5200,7 @@
             <w:noProof/>
             <w:webHidden/>
           </w:rPr>
-          <w:instrText xml:space="preserve"> PAGEREF _Toc242020847 \h </w:instrText>
+          <w:instrText xml:space="preserve"> PAGEREF _Toc242899405 \h </w:instrText>
         </w:r>
         <w:r>
           <w:rPr>
@@ -5098,7 +5220,7 @@
             <w:noProof/>
             <w:webHidden/>
           </w:rPr>
-          <w:t>33</w:t>
+          <w:t>34</w:t>
         </w:r>
         <w:r>
           <w:rPr>
@@ -5126,7 +5248,7 @@
           <w14:ligatures w14:val="standardContextual"/>
         </w:rPr>
       </w:pPr>
-      <w:hyperlink w:anchor="_Toc242020848" w:history="1">
+      <w:hyperlink w:anchor="_Toc242899406" w:history="1">
         <w:r>
           <w:rPr>
             <w:rStyle w:val="Hyperlink"/>
@@ -5153,7 +5275,7 @@
             <w:noProof/>
             <w:webHidden/>
           </w:rPr>
-          <w:instrText xml:space="preserve"> PAGEREF _Toc242020848 \h </w:instrText>
+          <w:instrText xml:space="preserve"> PAGEREF _Toc242899406 \h </w:instrText>
         </w:r>
         <w:r>
           <w:rPr>
@@ -5173,7 +5295,7 @@
             <w:noProof/>
             <w:webHidden/>
           </w:rPr>
-          <w:t>33</w:t>
+          <w:t>34</w:t>
         </w:r>
         <w:r>
           <w:rPr>
@@ -5201,7 +5323,7 @@
           <w14:ligatures w14:val="standardContextual"/>
         </w:rPr>
       </w:pPr>
-      <w:hyperlink w:anchor="_Toc242020849" w:history="1">
+      <w:hyperlink w:anchor="_Toc242899407" w:history="1">
         <w:r>
           <w:rPr>
             <w:rStyle w:val="Hyperlink"/>
@@ -5228,7 +5350,7 @@
             <w:noProof/>
             <w:webHidden/>
           </w:rPr>
-          <w:instrText xml:space="preserve"> PAGEREF _Toc242020849 \h </w:instrText>
+          <w:instrText xml:space="preserve"> PAGEREF _Toc242899407 \h </w:instrText>
         </w:r>
         <w:r>
           <w:rPr>
@@ -5248,7 +5370,7 @@
             <w:noProof/>
             <w:webHidden/>
           </w:rPr>
-          <w:t>33</w:t>
+          <w:t>34</w:t>
         </w:r>
         <w:r>
           <w:rPr>
@@ -5276,7 +5398,7 @@
           <w14:ligatures w14:val="standardContextual"/>
         </w:rPr>
       </w:pPr>
-      <w:hyperlink w:anchor="_Toc242020850" w:history="1">
+      <w:hyperlink w:anchor="_Toc242899408" w:history="1">
         <w:r>
           <w:rPr>
             <w:rStyle w:val="Hyperlink"/>
@@ -5303,7 +5425,7 @@
             <w:noProof/>
             <w:webHidden/>
           </w:rPr>
-          <w:instrText xml:space="preserve"> PAGEREF _Toc242020850 \h </w:instrText>
+          <w:instrText xml:space="preserve"> PAGEREF _Toc242899408 \h </w:instrText>
         </w:r>
         <w:r>
           <w:rPr>
@@ -5323,7 +5445,7 @@
             <w:noProof/>
             <w:webHidden/>
           </w:rPr>
-          <w:t>35</w:t>
+          <w:t>36</w:t>
         </w:r>
         <w:r>
           <w:rPr>
@@ -5351,7 +5473,7 @@
           <w14:ligatures w14:val="standardContextual"/>
         </w:rPr>
       </w:pPr>
-      <w:hyperlink w:anchor="_Toc242020851" w:history="1">
+      <w:hyperlink w:anchor="_Toc242899409" w:history="1">
         <w:r>
           <w:rPr>
             <w:rStyle w:val="Hyperlink"/>
@@ -5378,7 +5500,7 @@
             <w:noProof/>
             <w:webHidden/>
           </w:rPr>
-          <w:instrText xml:space="preserve"> PAGEREF _Toc242020851 \h </w:instrText>
+          <w:instrText xml:space="preserve"> PAGEREF _Toc242899409 \h </w:instrText>
         </w:r>
         <w:r>
           <w:rPr>
@@ -5398,7 +5520,7 @@
             <w:noProof/>
             <w:webHidden/>
           </w:rPr>
-          <w:t>37</w:t>
+          <w:t>38</w:t>
         </w:r>
         <w:r>
           <w:rPr>
@@ -5426,7 +5548,7 @@
           <w14:ligatures w14:val="standardContextual"/>
         </w:rPr>
       </w:pPr>
-      <w:hyperlink w:anchor="_Toc242020852" w:history="1">
+      <w:hyperlink w:anchor="_Toc242899410" w:history="1">
         <w:r>
           <w:rPr>
             <w:rStyle w:val="Hyperlink"/>
@@ -5453,7 +5575,7 @@
             <w:noProof/>
             <w:webHidden/>
           </w:rPr>
-          <w:instrText xml:space="preserve"> PAGEREF _Toc242020852 \h </w:instrText>
+          <w:instrText xml:space="preserve"> PAGEREF _Toc242899410 \h </w:instrText>
         </w:r>
         <w:r>
           <w:rPr>
@@ -5473,7 +5595,7 @@
             <w:noProof/>
             <w:webHidden/>
           </w:rPr>
-          <w:t>37</w:t>
+          <w:t>38</w:t>
         </w:r>
         <w:r>
           <w:rPr>
@@ -5501,7 +5623,7 @@
           <w14:ligatures w14:val="standardContextual"/>
         </w:rPr>
       </w:pPr>
-      <w:hyperlink w:anchor="_Toc242020853" w:history="1">
+      <w:hyperlink w:anchor="_Toc242899411" w:history="1">
         <w:r>
           <w:rPr>
             <w:rStyle w:val="Hyperlink"/>
@@ -5528,7 +5650,7 @@
             <w:noProof/>
             <w:webHidden/>
           </w:rPr>
-          <w:instrText xml:space="preserve"> PAGEREF _Toc242020853 \h </w:instrText>
+          <w:instrText xml:space="preserve"> PAGEREF _Toc242899411 \h </w:instrText>
         </w:r>
         <w:r>
           <w:rPr>
@@ -5548,7 +5670,7 @@
             <w:noProof/>
             <w:webHidden/>
           </w:rPr>
-          <w:t>37</w:t>
+          <w:t>38</w:t>
         </w:r>
         <w:r>
           <w:rPr>
@@ -5576,7 +5698,7 @@
           <w14:ligatures w14:val="standardContextual"/>
         </w:rPr>
       </w:pPr>
-      <w:hyperlink w:anchor="_Toc242020854" w:history="1">
+      <w:hyperlink w:anchor="_Toc242899412" w:history="1">
         <w:r>
           <w:rPr>
             <w:rStyle w:val="Hyperlink"/>
@@ -5603,7 +5725,7 @@
             <w:noProof/>
             <w:webHidden/>
           </w:rPr>
-          <w:instrText xml:space="preserve"> PAGEREF _Toc242020854 \h </w:instrText>
+          <w:instrText xml:space="preserve"> PAGEREF _Toc242899412 \h </w:instrText>
         </w:r>
         <w:r>
           <w:rPr>
@@ -5623,7 +5745,7 @@
             <w:noProof/>
             <w:webHidden/>
           </w:rPr>
-          <w:t>37</w:t>
+          <w:t>38</w:t>
         </w:r>
         <w:r>
           <w:rPr>
@@ -5682,7 +5804,7 @@
       <w:r>
         <w:fldChar w:fldCharType="separate"/>
       </w:r>
-      <w:hyperlink w:anchor="_Toc242020855" w:history="1">
+      <w:hyperlink w:anchor="_Toc242899413" w:history="1">
         <w:r>
           <w:rPr>
             <w:rStyle w:val="Hyperlink"/>
@@ -5709,7 +5831,7 @@
             <w:noProof/>
             <w:webHidden/>
           </w:rPr>
-          <w:instrText xml:space="preserve"> PAGEREF _Toc242020855 \h </w:instrText>
+          <w:instrText xml:space="preserve"> PAGEREF _Toc242899413 \h </w:instrText>
         </w:r>
         <w:r>
           <w:rPr>
@@ -5757,7 +5879,7 @@
           <w14:ligatures w14:val="standardContextual"/>
         </w:rPr>
       </w:pPr>
-      <w:hyperlink w:anchor="_Toc242020856" w:history="1">
+      <w:hyperlink w:anchor="_Toc242899414" w:history="1">
         <w:r>
           <w:rPr>
             <w:rStyle w:val="Hyperlink"/>
@@ -5784,7 +5906,7 @@
             <w:noProof/>
             <w:webHidden/>
           </w:rPr>
-          <w:instrText xml:space="preserve"> PAGEREF _Toc242020856 \h </w:instrText>
+          <w:instrText xml:space="preserve"> PAGEREF _Toc242899414 \h </w:instrText>
         </w:r>
         <w:r>
           <w:rPr>
@@ -5832,7 +5954,7 @@
           <w14:ligatures w14:val="standardContextual"/>
         </w:rPr>
       </w:pPr>
-      <w:hyperlink w:anchor="_Toc242020857" w:history="1">
+      <w:hyperlink w:anchor="_Toc242899415" w:history="1">
         <w:r>
           <w:rPr>
             <w:rStyle w:val="Hyperlink"/>
@@ -5859,7 +5981,7 @@
             <w:noProof/>
             <w:webHidden/>
           </w:rPr>
-          <w:instrText xml:space="preserve"> PAGEREF _Toc242020857 \h </w:instrText>
+          <w:instrText xml:space="preserve"> PAGEREF _Toc242899415 \h </w:instrText>
         </w:r>
         <w:r>
           <w:rPr>
@@ -5907,7 +6029,7 @@
           <w14:ligatures w14:val="standardContextual"/>
         </w:rPr>
       </w:pPr>
-      <w:hyperlink w:anchor="_Toc242020858" w:history="1">
+      <w:hyperlink w:anchor="_Toc242899416" w:history="1">
         <w:r>
           <w:rPr>
             <w:rStyle w:val="Hyperlink"/>
@@ -5934,7 +6056,7 @@
             <w:noProof/>
             <w:webHidden/>
           </w:rPr>
-          <w:instrText xml:space="preserve"> PAGEREF _Toc242020858 \h </w:instrText>
+          <w:instrText xml:space="preserve"> PAGEREF _Toc242899416 \h </w:instrText>
         </w:r>
         <w:r>
           <w:rPr>
@@ -5982,7 +6104,7 @@
           <w14:ligatures w14:val="standardContextual"/>
         </w:rPr>
       </w:pPr>
-      <w:hyperlink w:anchor="_Toc242020859" w:history="1">
+      <w:hyperlink w:anchor="_Toc242899417" w:history="1">
         <w:r>
           <w:rPr>
             <w:rStyle w:val="Hyperlink"/>
@@ -6009,7 +6131,7 @@
             <w:noProof/>
             <w:webHidden/>
           </w:rPr>
-          <w:instrText xml:space="preserve"> PAGEREF _Toc242020859 \h </w:instrText>
+          <w:instrText xml:space="preserve"> PAGEREF _Toc242899417 \h </w:instrText>
         </w:r>
         <w:r>
           <w:rPr>
@@ -6057,7 +6179,7 @@
           <w14:ligatures w14:val="standardContextual"/>
         </w:rPr>
       </w:pPr>
-      <w:hyperlink w:anchor="_Toc242020860" w:history="1">
+      <w:hyperlink w:anchor="_Toc242899418" w:history="1">
         <w:r>
           <w:rPr>
             <w:rStyle w:val="Hyperlink"/>
@@ -6084,7 +6206,7 @@
             <w:noProof/>
             <w:webHidden/>
           </w:rPr>
-          <w:instrText xml:space="preserve"> PAGEREF _Toc242020860 \h </w:instrText>
+          <w:instrText xml:space="preserve"> PAGEREF _Toc242899418 \h </w:instrText>
         </w:r>
         <w:r>
           <w:rPr>
@@ -6132,7 +6254,7 @@
           <w14:ligatures w14:val="standardContextual"/>
         </w:rPr>
       </w:pPr>
-      <w:hyperlink w:anchor="_Toc242020861" w:history="1">
+      <w:hyperlink w:anchor="_Toc242899419" w:history="1">
         <w:r>
           <w:rPr>
             <w:rStyle w:val="Hyperlink"/>
@@ -6159,7 +6281,7 @@
             <w:noProof/>
             <w:webHidden/>
           </w:rPr>
-          <w:instrText xml:space="preserve"> PAGEREF _Toc242020861 \h </w:instrText>
+          <w:instrText xml:space="preserve"> PAGEREF _Toc242899419 \h </w:instrText>
         </w:r>
         <w:r>
           <w:rPr>
@@ -6207,7 +6329,7 @@
           <w14:ligatures w14:val="standardContextual"/>
         </w:rPr>
       </w:pPr>
-      <w:hyperlink w:anchor="_Toc242020862" w:history="1">
+      <w:hyperlink w:anchor="_Toc242899420" w:history="1">
         <w:r>
           <w:rPr>
             <w:rStyle w:val="Hyperlink"/>
@@ -6234,7 +6356,7 @@
             <w:noProof/>
             <w:webHidden/>
           </w:rPr>
-          <w:instrText xml:space="preserve"> PAGEREF _Toc242020862 \h </w:instrText>
+          <w:instrText xml:space="preserve"> PAGEREF _Toc242899420 \h </w:instrText>
         </w:r>
         <w:r>
           <w:rPr>
@@ -6254,7 +6376,7 @@
             <w:noProof/>
             <w:webHidden/>
           </w:rPr>
-          <w:t>21</w:t>
+          <w:t>22</w:t>
         </w:r>
         <w:r>
           <w:rPr>
@@ -6282,7 +6404,7 @@
           <w14:ligatures w14:val="standardContextual"/>
         </w:rPr>
       </w:pPr>
-      <w:hyperlink w:anchor="_Toc242020863" w:history="1">
+      <w:hyperlink w:anchor="_Toc242899421" w:history="1">
         <w:r>
           <w:rPr>
             <w:rStyle w:val="Hyperlink"/>
@@ -6309,7 +6431,7 @@
             <w:noProof/>
             <w:webHidden/>
           </w:rPr>
-          <w:instrText xml:space="preserve"> PAGEREF _Toc242020863 \h </w:instrText>
+          <w:instrText xml:space="preserve"> PAGEREF _Toc242899421 \h </w:instrText>
         </w:r>
         <w:r>
           <w:rPr>
@@ -6329,7 +6451,7 @@
             <w:noProof/>
             <w:webHidden/>
           </w:rPr>
-          <w:t>26</w:t>
+          <w:t>27</w:t>
         </w:r>
         <w:r>
           <w:rPr>
@@ -6357,7 +6479,7 @@
           <w14:ligatures w14:val="standardContextual"/>
         </w:rPr>
       </w:pPr>
-      <w:hyperlink w:anchor="_Toc242020864" w:history="1">
+      <w:hyperlink w:anchor="_Toc242899422" w:history="1">
         <w:r>
           <w:rPr>
             <w:rStyle w:val="Hyperlink"/>
@@ -6384,7 +6506,7 @@
             <w:noProof/>
             <w:webHidden/>
           </w:rPr>
-          <w:instrText xml:space="preserve"> PAGEREF _Toc242020864 \h </w:instrText>
+          <w:instrText xml:space="preserve"> PAGEREF _Toc242899422 \h </w:instrText>
         </w:r>
         <w:r>
           <w:rPr>
@@ -6404,7 +6526,7 @@
             <w:noProof/>
             <w:webHidden/>
           </w:rPr>
-          <w:t>29</w:t>
+          <w:t>30</w:t>
         </w:r>
         <w:r>
           <w:rPr>
@@ -6432,7 +6554,7 @@
           <w14:ligatures w14:val="standardContextual"/>
         </w:rPr>
       </w:pPr>
-      <w:hyperlink w:anchor="_Toc242020865" w:history="1">
+      <w:hyperlink w:anchor="_Toc242899423" w:history="1">
         <w:r>
           <w:rPr>
             <w:rStyle w:val="Hyperlink"/>
@@ -6459,7 +6581,7 @@
             <w:noProof/>
             <w:webHidden/>
           </w:rPr>
-          <w:instrText xml:space="preserve"> PAGEREF _Toc242020865 \h </w:instrText>
+          <w:instrText xml:space="preserve"> PAGEREF _Toc242899423 \h </w:instrText>
         </w:r>
         <w:r>
           <w:rPr>
@@ -6479,7 +6601,7 @@
             <w:noProof/>
             <w:webHidden/>
           </w:rPr>
-          <w:t>30</w:t>
+          <w:t>31</w:t>
         </w:r>
         <w:r>
           <w:rPr>
@@ -6538,7 +6660,7 @@
       <w:r>
         <w:fldChar w:fldCharType="separate"/>
       </w:r>
-      <w:hyperlink w:anchor="_Toc242020866" w:history="1">
+      <w:hyperlink w:anchor="_Toc242899424" w:history="1">
         <w:r>
           <w:rPr>
             <w:rStyle w:val="Hyperlink"/>
@@ -6565,7 +6687,7 @@
             <w:noProof/>
             <w:webHidden/>
           </w:rPr>
-          <w:instrText xml:space="preserve"> PAGEREF _Toc242020866 \h </w:instrText>
+          <w:instrText xml:space="preserve"> PAGEREF _Toc242899424 \h </w:instrText>
         </w:r>
         <w:r>
           <w:rPr>
@@ -6613,7 +6735,7 @@
           <w14:ligatures w14:val="standardContextual"/>
         </w:rPr>
       </w:pPr>
-      <w:hyperlink w:anchor="_Toc242020867" w:history="1">
+      <w:hyperlink w:anchor="_Toc242899425" w:history="1">
         <w:r>
           <w:rPr>
             <w:rStyle w:val="Hyperlink"/>
@@ -6640,7 +6762,7 @@
             <w:noProof/>
             <w:webHidden/>
           </w:rPr>
-          <w:instrText xml:space="preserve"> PAGEREF _Toc242020867 \h </w:instrText>
+          <w:instrText xml:space="preserve"> PAGEREF _Toc242899425 \h </w:instrText>
         </w:r>
         <w:r>
           <w:rPr>
@@ -6688,7 +6810,7 @@
           <w14:ligatures w14:val="standardContextual"/>
         </w:rPr>
       </w:pPr>
-      <w:hyperlink w:anchor="_Toc242020868" w:history="1">
+      <w:hyperlink w:anchor="_Toc242899426" w:history="1">
         <w:r>
           <w:rPr>
             <w:rStyle w:val="Hyperlink"/>
@@ -6715,7 +6837,7 @@
             <w:noProof/>
             <w:webHidden/>
           </w:rPr>
-          <w:instrText xml:space="preserve"> PAGEREF _Toc242020868 \h </w:instrText>
+          <w:instrText xml:space="preserve"> PAGEREF _Toc242899426 \h </w:instrText>
         </w:r>
         <w:r>
           <w:rPr>
@@ -6763,7 +6885,7 @@
           <w14:ligatures w14:val="standardContextual"/>
         </w:rPr>
       </w:pPr>
-      <w:hyperlink w:anchor="_Toc242020869" w:history="1">
+      <w:hyperlink w:anchor="_Toc242899427" w:history="1">
         <w:r>
           <w:rPr>
             <w:rStyle w:val="Hyperlink"/>
@@ -6790,7 +6912,7 @@
             <w:noProof/>
             <w:webHidden/>
           </w:rPr>
-          <w:instrText xml:space="preserve"> PAGEREF _Toc242020869 \h </w:instrText>
+          <w:instrText xml:space="preserve"> PAGEREF _Toc242899427 \h </w:instrText>
         </w:r>
         <w:r>
           <w:rPr>
@@ -6838,7 +6960,7 @@
           <w14:ligatures w14:val="standardContextual"/>
         </w:rPr>
       </w:pPr>
-      <w:hyperlink w:anchor="_Toc242020870" w:history="1">
+      <w:hyperlink w:anchor="_Toc242899428" w:history="1">
         <w:r>
           <w:rPr>
             <w:rStyle w:val="Hyperlink"/>
@@ -6865,7 +6987,7 @@
             <w:noProof/>
             <w:webHidden/>
           </w:rPr>
-          <w:instrText xml:space="preserve"> PAGEREF _Toc242020870 \h </w:instrText>
+          <w:instrText xml:space="preserve"> PAGEREF _Toc242899428 \h </w:instrText>
         </w:r>
         <w:r>
           <w:rPr>
@@ -6913,7 +7035,7 @@
           <w14:ligatures w14:val="standardContextual"/>
         </w:rPr>
       </w:pPr>
-      <w:hyperlink w:anchor="_Toc242020871" w:history="1">
+      <w:hyperlink w:anchor="_Toc242899429" w:history="1">
         <w:r>
           <w:rPr>
             <w:rStyle w:val="Hyperlink"/>
@@ -6940,7 +7062,7 @@
             <w:noProof/>
             <w:webHidden/>
           </w:rPr>
-          <w:instrText xml:space="preserve"> PAGEREF _Toc242020871 \h </w:instrText>
+          <w:instrText xml:space="preserve"> PAGEREF _Toc242899429 \h </w:instrText>
         </w:r>
         <w:r>
           <w:rPr>
@@ -6988,7 +7110,7 @@
           <w14:ligatures w14:val="standardContextual"/>
         </w:rPr>
       </w:pPr>
-      <w:hyperlink w:anchor="_Toc242020872" w:history="1">
+      <w:hyperlink w:anchor="_Toc242899430" w:history="1">
         <w:r>
           <w:rPr>
             <w:rStyle w:val="Hyperlink"/>
@@ -7015,7 +7137,7 @@
             <w:noProof/>
             <w:webHidden/>
           </w:rPr>
-          <w:instrText xml:space="preserve"> PAGEREF _Toc242020872 \h </w:instrText>
+          <w:instrText xml:space="preserve"> PAGEREF _Toc242899430 \h </w:instrText>
         </w:r>
         <w:r>
           <w:rPr>
@@ -7063,7 +7185,7 @@
           <w14:ligatures w14:val="standardContextual"/>
         </w:rPr>
       </w:pPr>
-      <w:hyperlink w:anchor="_Toc242020873" w:history="1">
+      <w:hyperlink w:anchor="_Toc242899431" w:history="1">
         <w:r>
           <w:rPr>
             <w:rStyle w:val="Hyperlink"/>
@@ -7090,7 +7212,7 @@
             <w:noProof/>
             <w:webHidden/>
           </w:rPr>
-          <w:instrText xml:space="preserve"> PAGEREF _Toc242020873 \h </w:instrText>
+          <w:instrText xml:space="preserve"> PAGEREF _Toc242899431 \h </w:instrText>
         </w:r>
         <w:r>
           <w:rPr>
@@ -7138,7 +7260,7 @@
           <w14:ligatures w14:val="standardContextual"/>
         </w:rPr>
       </w:pPr>
-      <w:hyperlink w:anchor="_Toc242020874" w:history="1">
+      <w:hyperlink w:anchor="_Toc242899432" w:history="1">
         <w:r>
           <w:rPr>
             <w:rStyle w:val="Hyperlink"/>
@@ -7165,7 +7287,7 @@
             <w:noProof/>
             <w:webHidden/>
           </w:rPr>
-          <w:instrText xml:space="preserve"> PAGEREF _Toc242020874 \h </w:instrText>
+          <w:instrText xml:space="preserve"> PAGEREF _Toc242899432 \h </w:instrText>
         </w:r>
         <w:r>
           <w:rPr>
@@ -7213,7 +7335,7 @@
           <w14:ligatures w14:val="standardContextual"/>
         </w:rPr>
       </w:pPr>
-      <w:hyperlink w:anchor="_Toc242020875" w:history="1">
+      <w:hyperlink w:anchor="_Toc242899433" w:history="1">
         <w:r>
           <w:rPr>
             <w:rStyle w:val="Hyperlink"/>
@@ -7240,7 +7362,7 @@
             <w:noProof/>
             <w:webHidden/>
           </w:rPr>
-          <w:instrText xml:space="preserve"> PAGEREF _Toc242020875 \h </w:instrText>
+          <w:instrText xml:space="preserve"> PAGEREF _Toc242899433 \h </w:instrText>
         </w:r>
         <w:r>
           <w:rPr>
@@ -7288,7 +7410,7 @@
           <w14:ligatures w14:val="standardContextual"/>
         </w:rPr>
       </w:pPr>
-      <w:hyperlink w:anchor="_Toc242020876" w:history="1">
+      <w:hyperlink w:anchor="_Toc242899434" w:history="1">
         <w:r>
           <w:rPr>
             <w:rStyle w:val="Hyperlink"/>
@@ -7315,7 +7437,7 @@
             <w:noProof/>
             <w:webHidden/>
           </w:rPr>
-          <w:instrText xml:space="preserve"> PAGEREF _Toc242020876 \h </w:instrText>
+          <w:instrText xml:space="preserve"> PAGEREF _Toc242899434 \h </w:instrText>
         </w:r>
         <w:r>
           <w:rPr>
@@ -7363,7 +7485,7 @@
           <w14:ligatures w14:val="standardContextual"/>
         </w:rPr>
       </w:pPr>
-      <w:hyperlink w:anchor="_Toc242020877" w:history="1">
+      <w:hyperlink w:anchor="_Toc242899435" w:history="1">
         <w:r>
           <w:rPr>
             <w:rStyle w:val="Hyperlink"/>
@@ -7390,7 +7512,7 @@
             <w:noProof/>
             <w:webHidden/>
           </w:rPr>
-          <w:instrText xml:space="preserve"> PAGEREF _Toc242020877 \h </w:instrText>
+          <w:instrText xml:space="preserve"> PAGEREF _Toc242899435 \h </w:instrText>
         </w:r>
         <w:r>
           <w:rPr>
@@ -7438,7 +7560,7 @@
           <w14:ligatures w14:val="standardContextual"/>
         </w:rPr>
       </w:pPr>
-      <w:hyperlink w:anchor="_Toc242020878" w:history="1">
+      <w:hyperlink w:anchor="_Toc242899436" w:history="1">
         <w:r>
           <w:rPr>
             <w:rStyle w:val="Hyperlink"/>
@@ -7465,7 +7587,7 @@
             <w:noProof/>
             <w:webHidden/>
           </w:rPr>
-          <w:instrText xml:space="preserve"> PAGEREF _Toc242020878 \h </w:instrText>
+          <w:instrText xml:space="preserve"> PAGEREF _Toc242899436 \h </w:instrText>
         </w:r>
         <w:r>
           <w:rPr>
@@ -7513,7 +7635,7 @@
           <w14:ligatures w14:val="standardContextual"/>
         </w:rPr>
       </w:pPr>
-      <w:hyperlink w:anchor="_Toc242020879" w:history="1">
+      <w:hyperlink w:anchor="_Toc242899437" w:history="1">
         <w:r>
           <w:rPr>
             <w:rStyle w:val="Hyperlink"/>
@@ -7540,7 +7662,7 @@
             <w:noProof/>
             <w:webHidden/>
           </w:rPr>
-          <w:instrText xml:space="preserve"> PAGEREF _Toc242020879 \h </w:instrText>
+          <w:instrText xml:space="preserve"> PAGEREF _Toc242899437 \h </w:instrText>
         </w:r>
         <w:r>
           <w:rPr>
@@ -7588,7 +7710,7 @@
           <w14:ligatures w14:val="standardContextual"/>
         </w:rPr>
       </w:pPr>
-      <w:hyperlink w:anchor="_Toc242020880" w:history="1">
+      <w:hyperlink w:anchor="_Toc242899438" w:history="1">
         <w:r>
           <w:rPr>
             <w:rStyle w:val="Hyperlink"/>
@@ -7615,7 +7737,7 @@
             <w:noProof/>
             <w:webHidden/>
           </w:rPr>
-          <w:instrText xml:space="preserve"> PAGEREF _Toc242020880 \h </w:instrText>
+          <w:instrText xml:space="preserve"> PAGEREF _Toc242899438 \h </w:instrText>
         </w:r>
         <w:r>
           <w:rPr>
@@ -7663,7 +7785,7 @@
           <w14:ligatures w14:val="standardContextual"/>
         </w:rPr>
       </w:pPr>
-      <w:hyperlink w:anchor="_Toc242020881" w:history="1">
+      <w:hyperlink w:anchor="_Toc242899439" w:history="1">
         <w:r>
           <w:rPr>
             <w:rStyle w:val="Hyperlink"/>
@@ -7690,7 +7812,7 @@
             <w:noProof/>
             <w:webHidden/>
           </w:rPr>
-          <w:instrText xml:space="preserve"> PAGEREF _Toc242020881 \h </w:instrText>
+          <w:instrText xml:space="preserve"> PAGEREF _Toc242899439 \h </w:instrText>
         </w:r>
         <w:r>
           <w:rPr>
@@ -7738,7 +7860,7 @@
           <w14:ligatures w14:val="standardContextual"/>
         </w:rPr>
       </w:pPr>
-      <w:hyperlink w:anchor="_Toc242020882" w:history="1">
+      <w:hyperlink w:anchor="_Toc242899440" w:history="1">
         <w:r>
           <w:rPr>
             <w:rStyle w:val="Hyperlink"/>
@@ -7765,7 +7887,7 @@
             <w:noProof/>
             <w:webHidden/>
           </w:rPr>
-          <w:instrText xml:space="preserve"> PAGEREF _Toc242020882 \h </w:instrText>
+          <w:instrText xml:space="preserve"> PAGEREF _Toc242899440 \h </w:instrText>
         </w:r>
         <w:r>
           <w:rPr>
@@ -7813,7 +7935,7 @@
           <w14:ligatures w14:val="standardContextual"/>
         </w:rPr>
       </w:pPr>
-      <w:hyperlink w:anchor="_Toc242020883" w:history="1">
+      <w:hyperlink w:anchor="_Toc242899441" w:history="1">
         <w:r>
           <w:rPr>
             <w:rStyle w:val="Hyperlink"/>
@@ -7840,7 +7962,7 @@
             <w:noProof/>
             <w:webHidden/>
           </w:rPr>
-          <w:instrText xml:space="preserve"> PAGEREF _Toc242020883 \h </w:instrText>
+          <w:instrText xml:space="preserve"> PAGEREF _Toc242899441 \h </w:instrText>
         </w:r>
         <w:r>
           <w:rPr>
@@ -7860,7 +7982,7 @@
             <w:noProof/>
             <w:webHidden/>
           </w:rPr>
-          <w:t>20</w:t>
+          <w:t>21</w:t>
         </w:r>
         <w:r>
           <w:rPr>
@@ -7888,7 +8010,7 @@
           <w14:ligatures w14:val="standardContextual"/>
         </w:rPr>
       </w:pPr>
-      <w:hyperlink w:anchor="_Toc242020884" w:history="1">
+      <w:hyperlink w:anchor="_Toc242899442" w:history="1">
         <w:r>
           <w:rPr>
             <w:rStyle w:val="Hyperlink"/>
@@ -7915,7 +8037,7 @@
             <w:noProof/>
             <w:webHidden/>
           </w:rPr>
-          <w:instrText xml:space="preserve"> PAGEREF _Toc242020884 \h </w:instrText>
+          <w:instrText xml:space="preserve"> PAGEREF _Toc242899442 \h </w:instrText>
         </w:r>
         <w:r>
           <w:rPr>
@@ -7935,7 +8057,7 @@
             <w:noProof/>
             <w:webHidden/>
           </w:rPr>
-          <w:t>22</w:t>
+          <w:t>23</w:t>
         </w:r>
         <w:r>
           <w:rPr>
@@ -7963,7 +8085,7 @@
           <w14:ligatures w14:val="standardContextual"/>
         </w:rPr>
       </w:pPr>
-      <w:hyperlink w:anchor="_Toc242020885" w:history="1">
+      <w:hyperlink w:anchor="_Toc242899443" w:history="1">
         <w:r>
           <w:rPr>
             <w:rStyle w:val="Hyperlink"/>
@@ -7990,7 +8112,7 @@
             <w:noProof/>
             <w:webHidden/>
           </w:rPr>
-          <w:instrText xml:space="preserve"> PAGEREF _Toc242020885 \h </w:instrText>
+          <w:instrText xml:space="preserve"> PAGEREF _Toc242899443 \h </w:instrText>
         </w:r>
         <w:r>
           <w:rPr>
@@ -8010,7 +8132,7 @@
             <w:noProof/>
             <w:webHidden/>
           </w:rPr>
-          <w:t>22</w:t>
+          <w:t>23</w:t>
         </w:r>
         <w:r>
           <w:rPr>
@@ -8038,7 +8160,7 @@
           <w14:ligatures w14:val="standardContextual"/>
         </w:rPr>
       </w:pPr>
-      <w:hyperlink w:anchor="_Toc242020886" w:history="1">
+      <w:hyperlink w:anchor="_Toc242899444" w:history="1">
         <w:r>
           <w:rPr>
             <w:rStyle w:val="Hyperlink"/>
@@ -8065,7 +8187,7 @@
             <w:noProof/>
             <w:webHidden/>
           </w:rPr>
-          <w:instrText xml:space="preserve"> PAGEREF _Toc242020886 \h </w:instrText>
+          <w:instrText xml:space="preserve"> PAGEREF _Toc242899444 \h </w:instrText>
         </w:r>
         <w:r>
           <w:rPr>
@@ -8085,7 +8207,7 @@
             <w:noProof/>
             <w:webHidden/>
           </w:rPr>
-          <w:t>23</w:t>
+          <w:t>24</w:t>
         </w:r>
         <w:r>
           <w:rPr>
@@ -8113,7 +8235,7 @@
           <w14:ligatures w14:val="standardContextual"/>
         </w:rPr>
       </w:pPr>
-      <w:hyperlink w:anchor="_Toc242020887" w:history="1">
+      <w:hyperlink w:anchor="_Toc242899445" w:history="1">
         <w:r>
           <w:rPr>
             <w:rStyle w:val="Hyperlink"/>
@@ -8140,7 +8262,7 @@
             <w:noProof/>
             <w:webHidden/>
           </w:rPr>
-          <w:instrText xml:space="preserve"> PAGEREF _Toc242020887 \h </w:instrText>
+          <w:instrText xml:space="preserve"> PAGEREF _Toc242899445 \h </w:instrText>
         </w:r>
         <w:r>
           <w:rPr>
@@ -8160,7 +8282,7 @@
             <w:noProof/>
             <w:webHidden/>
           </w:rPr>
-          <w:t>25</w:t>
+          <w:t>26</w:t>
         </w:r>
         <w:r>
           <w:rPr>
@@ -8188,7 +8310,7 @@
           <w14:ligatures w14:val="standardContextual"/>
         </w:rPr>
       </w:pPr>
-      <w:hyperlink w:anchor="_Toc242020888" w:history="1">
+      <w:hyperlink w:anchor="_Toc242899446" w:history="1">
         <w:r>
           <w:rPr>
             <w:rStyle w:val="Hyperlink"/>
@@ -8215,7 +8337,7 @@
             <w:noProof/>
             <w:webHidden/>
           </w:rPr>
-          <w:instrText xml:space="preserve"> PAGEREF _Toc242020888 \h </w:instrText>
+          <w:instrText xml:space="preserve"> PAGEREF _Toc242899446 \h </w:instrText>
         </w:r>
         <w:r>
           <w:rPr>
@@ -8235,7 +8357,7 @@
             <w:noProof/>
             <w:webHidden/>
           </w:rPr>
-          <w:t>27</w:t>
+          <w:t>28</w:t>
         </w:r>
         <w:r>
           <w:rPr>
@@ -8263,7 +8385,7 @@
           <w14:ligatures w14:val="standardContextual"/>
         </w:rPr>
       </w:pPr>
-      <w:hyperlink w:anchor="_Toc242020889" w:history="1">
+      <w:hyperlink w:anchor="_Toc242899447" w:history="1">
         <w:r>
           <w:rPr>
             <w:rStyle w:val="Hyperlink"/>
@@ -8290,7 +8412,7 @@
             <w:noProof/>
             <w:webHidden/>
           </w:rPr>
-          <w:instrText xml:space="preserve"> PAGEREF _Toc242020889 \h </w:instrText>
+          <w:instrText xml:space="preserve"> PAGEREF _Toc242899447 \h </w:instrText>
         </w:r>
         <w:r>
           <w:rPr>
@@ -8310,7 +8432,7 @@
             <w:noProof/>
             <w:webHidden/>
           </w:rPr>
-          <w:t>28</w:t>
+          <w:t>29</w:t>
         </w:r>
         <w:r>
           <w:rPr>
@@ -8338,7 +8460,7 @@
           <w14:ligatures w14:val="standardContextual"/>
         </w:rPr>
       </w:pPr>
-      <w:hyperlink w:anchor="_Toc242020890" w:history="1">
+      <w:hyperlink w:anchor="_Toc242899448" w:history="1">
         <w:r>
           <w:rPr>
             <w:rStyle w:val="Hyperlink"/>
@@ -8365,7 +8487,7 @@
             <w:noProof/>
             <w:webHidden/>
           </w:rPr>
-          <w:instrText xml:space="preserve"> PAGEREF _Toc242020890 \h </w:instrText>
+          <w:instrText xml:space="preserve"> PAGEREF _Toc242899448 \h </w:instrText>
         </w:r>
         <w:r>
           <w:rPr>
@@ -8385,7 +8507,7 @@
             <w:noProof/>
             <w:webHidden/>
           </w:rPr>
-          <w:t>30</w:t>
+          <w:t>31</w:t>
         </w:r>
         <w:r>
           <w:rPr>
@@ -8413,7 +8535,7 @@
           <w14:ligatures w14:val="standardContextual"/>
         </w:rPr>
       </w:pPr>
-      <w:hyperlink w:anchor="_Toc242020891" w:history="1">
+      <w:hyperlink w:anchor="_Toc242899449" w:history="1">
         <w:r>
           <w:rPr>
             <w:rStyle w:val="Hyperlink"/>
@@ -8440,7 +8562,7 @@
             <w:noProof/>
             <w:webHidden/>
           </w:rPr>
-          <w:instrText xml:space="preserve"> PAGEREF _Toc242020891 \h </w:instrText>
+          <w:instrText xml:space="preserve"> PAGEREF _Toc242899449 \h </w:instrText>
         </w:r>
         <w:r>
           <w:rPr>
@@ -8460,7 +8582,7 @@
             <w:noProof/>
             <w:webHidden/>
           </w:rPr>
-          <w:t>31</w:t>
+          <w:t>32</w:t>
         </w:r>
         <w:r>
           <w:rPr>
@@ -8488,7 +8610,7 @@
           <w14:ligatures w14:val="standardContextual"/>
         </w:rPr>
       </w:pPr>
-      <w:hyperlink w:anchor="_Toc242020892" w:history="1">
+      <w:hyperlink w:anchor="_Toc242899450" w:history="1">
         <w:r>
           <w:rPr>
             <w:rStyle w:val="Hyperlink"/>
@@ -8515,7 +8637,7 @@
             <w:noProof/>
             <w:webHidden/>
           </w:rPr>
-          <w:instrText xml:space="preserve"> PAGEREF _Toc242020892 \h </w:instrText>
+          <w:instrText xml:space="preserve"> PAGEREF _Toc242899450 \h </w:instrText>
         </w:r>
         <w:r>
           <w:rPr>
@@ -8535,7 +8657,7 @@
             <w:noProof/>
             <w:webHidden/>
           </w:rPr>
-          <w:t>33</w:t>
+          <w:t>34</w:t>
         </w:r>
         <w:r>
           <w:rPr>
@@ -8563,7 +8685,7 @@
           <w14:ligatures w14:val="standardContextual"/>
         </w:rPr>
       </w:pPr>
-      <w:hyperlink w:anchor="_Toc242020893" w:history="1">
+      <w:hyperlink w:anchor="_Toc242899451" w:history="1">
         <w:r>
           <w:rPr>
             <w:rStyle w:val="Hyperlink"/>
@@ -8590,7 +8712,7 @@
             <w:noProof/>
             <w:webHidden/>
           </w:rPr>
-          <w:instrText xml:space="preserve"> PAGEREF _Toc242020893 \h </w:instrText>
+          <w:instrText xml:space="preserve"> PAGEREF _Toc242899451 \h </w:instrText>
         </w:r>
         <w:r>
           <w:rPr>
@@ -8610,7 +8732,7 @@
             <w:noProof/>
             <w:webHidden/>
           </w:rPr>
-          <w:t>37</w:t>
+          <w:t>38</w:t>
         </w:r>
         <w:r>
           <w:rPr>
@@ -8638,7 +8760,7 @@
           <w14:ligatures w14:val="standardContextual"/>
         </w:rPr>
       </w:pPr>
-      <w:hyperlink w:anchor="_Toc242020894" w:history="1">
+      <w:hyperlink w:anchor="_Toc242899452" w:history="1">
         <w:r>
           <w:rPr>
             <w:rStyle w:val="Hyperlink"/>
@@ -8665,7 +8787,7 @@
             <w:noProof/>
             <w:webHidden/>
           </w:rPr>
-          <w:instrText xml:space="preserve"> PAGEREF _Toc242020894 \h </w:instrText>
+          <w:instrText xml:space="preserve"> PAGEREF _Toc242899452 \h </w:instrText>
         </w:r>
         <w:r>
           <w:rPr>
@@ -8685,7 +8807,7 @@
             <w:noProof/>
             <w:webHidden/>
           </w:rPr>
-          <w:t>37</w:t>
+          <w:t>38</w:t>
         </w:r>
         <w:r>
           <w:rPr>
@@ -8710,7 +8832,7 @@
       <w:pPr>
         <w:pStyle w:val="berschrift1"/>
       </w:pPr>
-      <w:bookmarkStart w:id="1" w:name="_Toc242020785"/>
+      <w:bookmarkStart w:id="1" w:name="_Toc242899342"/>
       <w:r>
         <w:t>Abkürzungsverzeichnis</w:t>
       </w:r>
@@ -8722,7 +8844,7 @@
         <w:keepNext/>
         <w:spacing w:after="80"/>
       </w:pPr>
-      <w:bookmarkStart w:id="2" w:name="_Toc242020866"/>
+      <w:bookmarkStart w:id="2" w:name="_Toc242899424"/>
       <w:r>
         <w:t xml:space="preserve">Tabelle </w:t>
       </w:r>
@@ -8764,8 +8886,8 @@
         <w:tblLook w:val="04A0" w:firstRow="1" w:lastRow="0" w:firstColumn="1" w:lastColumn="0" w:noHBand="0" w:noVBand="1"/>
       </w:tblPr>
       <w:tblGrid>
-        <w:gridCol w:w="2047"/>
-        <w:gridCol w:w="6957"/>
+        <w:gridCol w:w="1524"/>
+        <w:gridCol w:w="7480"/>
       </w:tblGrid>
       <w:tr>
         <w:trPr>
@@ -8774,7 +8896,7 @@
         </w:trPr>
         <w:tc>
           <w:tcPr>
-            <w:tcW w:w="1998" w:type="dxa"/>
+            <w:tcW w:w="1487" w:type="dxa"/>
             <w:shd w:val="clear" w:color="auto" w:fill="E3E9EC"/>
           </w:tcPr>
           <w:p>
@@ -8792,7 +8914,7 @@
         </w:tc>
         <w:tc>
           <w:tcPr>
-            <w:tcW w:w="6790" w:type="dxa"/>
+            <w:tcW w:w="7301" w:type="dxa"/>
             <w:shd w:val="clear" w:color="auto" w:fill="E3E9EC"/>
           </w:tcPr>
           <w:p>
@@ -8815,7 +8937,7 @@
         </w:trPr>
         <w:tc>
           <w:tcPr>
-            <w:tcW w:w="1998" w:type="dxa"/>
+            <w:tcW w:w="1487" w:type="dxa"/>
           </w:tcPr>
           <w:p>
             <w:pPr>
@@ -8831,7 +8953,7 @@
         </w:tc>
         <w:tc>
           <w:tcPr>
-            <w:tcW w:w="6790" w:type="dxa"/>
+            <w:tcW w:w="7301" w:type="dxa"/>
           </w:tcPr>
           <w:p>
             <w:pPr>
@@ -8852,7 +8974,7 @@
         </w:trPr>
         <w:tc>
           <w:tcPr>
-            <w:tcW w:w="1998" w:type="dxa"/>
+            <w:tcW w:w="1487" w:type="dxa"/>
           </w:tcPr>
           <w:p>
             <w:pPr>
@@ -8868,7 +8990,7 @@
         </w:tc>
         <w:tc>
           <w:tcPr>
-            <w:tcW w:w="6790" w:type="dxa"/>
+            <w:tcW w:w="7301" w:type="dxa"/>
           </w:tcPr>
           <w:p>
             <w:pPr>
@@ -8889,7 +9011,7 @@
         </w:trPr>
         <w:tc>
           <w:tcPr>
-            <w:tcW w:w="1998" w:type="dxa"/>
+            <w:tcW w:w="1487" w:type="dxa"/>
           </w:tcPr>
           <w:p>
             <w:pPr>
@@ -8905,7 +9027,7 @@
         </w:tc>
         <w:tc>
           <w:tcPr>
-            <w:tcW w:w="6790" w:type="dxa"/>
+            <w:tcW w:w="7301" w:type="dxa"/>
           </w:tcPr>
           <w:p>
             <w:pPr>
@@ -8926,7 +9048,7 @@
         </w:trPr>
         <w:tc>
           <w:tcPr>
-            <w:tcW w:w="1998" w:type="dxa"/>
+            <w:tcW w:w="1487" w:type="dxa"/>
           </w:tcPr>
           <w:p>
             <w:pPr>
@@ -8942,7 +9064,7 @@
         </w:tc>
         <w:tc>
           <w:tcPr>
-            <w:tcW w:w="6790" w:type="dxa"/>
+            <w:tcW w:w="7301" w:type="dxa"/>
           </w:tcPr>
           <w:p>
             <w:pPr>
@@ -8963,33 +9085,33 @@
         </w:trPr>
         <w:tc>
           <w:tcPr>
-            <w:tcW w:w="1998" w:type="dxa"/>
-          </w:tcPr>
-          <w:p>
-            <w:pPr>
-              <w:spacing w:after="0" w:line="264" w:lineRule="auto"/>
-            </w:pPr>
-            <w:r>
-              <w:rPr>
-                <w:sz w:val="18"/>
-              </w:rPr>
-              <w:t>FAQ</w:t>
-            </w:r>
-          </w:p>
-        </w:tc>
-        <w:tc>
-          <w:tcPr>
-            <w:tcW w:w="6790" w:type="dxa"/>
-          </w:tcPr>
-          <w:p>
-            <w:pPr>
-              <w:spacing w:after="0" w:line="264" w:lineRule="auto"/>
-            </w:pPr>
-            <w:r>
-              <w:rPr>
-                <w:sz w:val="18"/>
-              </w:rPr>
-              <w:t>Frequently Asked Questions, häufige Fragen</w:t>
+            <w:tcW w:w="1487" w:type="dxa"/>
+          </w:tcPr>
+          <w:p>
+            <w:pPr>
+              <w:spacing w:after="0" w:line="264" w:lineRule="auto"/>
+            </w:pPr>
+            <w:r>
+              <w:rPr>
+                <w:sz w:val="18"/>
+              </w:rPr>
+              <w:t>DSK</w:t>
+            </w:r>
+          </w:p>
+        </w:tc>
+        <w:tc>
+          <w:tcPr>
+            <w:tcW w:w="7301" w:type="dxa"/>
+          </w:tcPr>
+          <w:p>
+            <w:pPr>
+              <w:spacing w:after="0" w:line="264" w:lineRule="auto"/>
+            </w:pPr>
+            <w:r>
+              <w:rPr>
+                <w:sz w:val="18"/>
+              </w:rPr>
+              <w:t>Datenschutzkonferenz der unabhängigen Datenschutzaufsichtsbehörden</w:t>
             </w:r>
           </w:p>
         </w:tc>
@@ -9000,33 +9122,33 @@
         </w:trPr>
         <w:tc>
           <w:tcPr>
-            <w:tcW w:w="1998" w:type="dxa"/>
-          </w:tcPr>
-          <w:p>
-            <w:pPr>
-              <w:spacing w:after="0" w:line="264" w:lineRule="auto"/>
-            </w:pPr>
-            <w:r>
-              <w:rPr>
-                <w:sz w:val="18"/>
-              </w:rPr>
-              <w:t>HTTPS</w:t>
-            </w:r>
-          </w:p>
-        </w:tc>
-        <w:tc>
-          <w:tcPr>
-            <w:tcW w:w="6790" w:type="dxa"/>
-          </w:tcPr>
-          <w:p>
-            <w:pPr>
-              <w:spacing w:after="0" w:line="264" w:lineRule="auto"/>
-            </w:pPr>
-            <w:r>
-              <w:rPr>
-                <w:sz w:val="18"/>
-              </w:rPr>
-              <w:t>Hypertext Transfer Protocol Secure</w:t>
+            <w:tcW w:w="1487" w:type="dxa"/>
+          </w:tcPr>
+          <w:p>
+            <w:pPr>
+              <w:spacing w:after="0" w:line="264" w:lineRule="auto"/>
+            </w:pPr>
+            <w:r>
+              <w:rPr>
+                <w:sz w:val="18"/>
+              </w:rPr>
+              <w:t>FAQ</w:t>
+            </w:r>
+          </w:p>
+        </w:tc>
+        <w:tc>
+          <w:tcPr>
+            <w:tcW w:w="7301" w:type="dxa"/>
+          </w:tcPr>
+          <w:p>
+            <w:pPr>
+              <w:spacing w:after="0" w:line="264" w:lineRule="auto"/>
+            </w:pPr>
+            <w:r>
+              <w:rPr>
+                <w:sz w:val="18"/>
+              </w:rPr>
+              <w:t>Frequently Asked Questions, häufige Fragen</w:t>
             </w:r>
           </w:p>
         </w:tc>
@@ -9037,33 +9159,33 @@
         </w:trPr>
         <w:tc>
           <w:tcPr>
-            <w:tcW w:w="1998" w:type="dxa"/>
-          </w:tcPr>
-          <w:p>
-            <w:pPr>
-              <w:spacing w:after="0" w:line="264" w:lineRule="auto"/>
-            </w:pPr>
-            <w:r>
-              <w:rPr>
-                <w:sz w:val="18"/>
-              </w:rPr>
-              <w:t>KI</w:t>
-            </w:r>
-          </w:p>
-        </w:tc>
-        <w:tc>
-          <w:tcPr>
-            <w:tcW w:w="6790" w:type="dxa"/>
-          </w:tcPr>
-          <w:p>
-            <w:pPr>
-              <w:spacing w:after="0" w:line="264" w:lineRule="auto"/>
-            </w:pPr>
-            <w:r>
-              <w:rPr>
-                <w:sz w:val="18"/>
-              </w:rPr>
-              <w:t>Künstliche Intelligenz</w:t>
+            <w:tcW w:w="1487" w:type="dxa"/>
+          </w:tcPr>
+          <w:p>
+            <w:pPr>
+              <w:spacing w:after="0" w:line="264" w:lineRule="auto"/>
+            </w:pPr>
+            <w:r>
+              <w:rPr>
+                <w:sz w:val="18"/>
+              </w:rPr>
+              <w:t>HTTPS</w:t>
+            </w:r>
+          </w:p>
+        </w:tc>
+        <w:tc>
+          <w:tcPr>
+            <w:tcW w:w="7301" w:type="dxa"/>
+          </w:tcPr>
+          <w:p>
+            <w:pPr>
+              <w:spacing w:after="0" w:line="264" w:lineRule="auto"/>
+            </w:pPr>
+            <w:r>
+              <w:rPr>
+                <w:sz w:val="18"/>
+              </w:rPr>
+              <w:t>Hypertext Transfer Protocol Secure</w:t>
             </w:r>
           </w:p>
         </w:tc>
@@ -9074,33 +9196,33 @@
         </w:trPr>
         <w:tc>
           <w:tcPr>
-            <w:tcW w:w="1998" w:type="dxa"/>
-          </w:tcPr>
-          <w:p>
-            <w:pPr>
-              <w:spacing w:after="0" w:line="264" w:lineRule="auto"/>
-            </w:pPr>
-            <w:r>
-              <w:rPr>
-                <w:sz w:val="18"/>
-              </w:rPr>
-              <w:t>KMU</w:t>
-            </w:r>
-          </w:p>
-        </w:tc>
-        <w:tc>
-          <w:tcPr>
-            <w:tcW w:w="6790" w:type="dxa"/>
-          </w:tcPr>
-          <w:p>
-            <w:pPr>
-              <w:spacing w:after="0" w:line="264" w:lineRule="auto"/>
-            </w:pPr>
-            <w:r>
-              <w:rPr>
-                <w:sz w:val="18"/>
-              </w:rPr>
-              <w:t>Kleine und mittlere Unternehmen</w:t>
+            <w:tcW w:w="1487" w:type="dxa"/>
+          </w:tcPr>
+          <w:p>
+            <w:pPr>
+              <w:spacing w:after="0" w:line="264" w:lineRule="auto"/>
+            </w:pPr>
+            <w:r>
+              <w:rPr>
+                <w:sz w:val="18"/>
+              </w:rPr>
+              <w:t>KI</w:t>
+            </w:r>
+          </w:p>
+        </w:tc>
+        <w:tc>
+          <w:tcPr>
+            <w:tcW w:w="7301" w:type="dxa"/>
+          </w:tcPr>
+          <w:p>
+            <w:pPr>
+              <w:spacing w:after="0" w:line="264" w:lineRule="auto"/>
+            </w:pPr>
+            <w:r>
+              <w:rPr>
+                <w:sz w:val="18"/>
+              </w:rPr>
+              <w:t>Künstliche Intelligenz</w:t>
             </w:r>
           </w:p>
         </w:tc>
@@ -9111,33 +9233,33 @@
         </w:trPr>
         <w:tc>
           <w:tcPr>
-            <w:tcW w:w="1998" w:type="dxa"/>
-          </w:tcPr>
-          <w:p>
-            <w:pPr>
-              <w:spacing w:after="0" w:line="264" w:lineRule="auto"/>
-            </w:pPr>
-            <w:r>
-              <w:rPr>
-                <w:sz w:val="18"/>
-              </w:rPr>
-              <w:t>LCP</w:t>
-            </w:r>
-          </w:p>
-        </w:tc>
-        <w:tc>
-          <w:tcPr>
-            <w:tcW w:w="6790" w:type="dxa"/>
-          </w:tcPr>
-          <w:p>
-            <w:pPr>
-              <w:spacing w:after="0" w:line="264" w:lineRule="auto"/>
-            </w:pPr>
-            <w:r>
-              <w:rPr>
-                <w:sz w:val="18"/>
-              </w:rPr>
-              <w:t>Largest Contentful Paint, Ladezeit des größten sichtbaren Elements</w:t>
+            <w:tcW w:w="1487" w:type="dxa"/>
+          </w:tcPr>
+          <w:p>
+            <w:pPr>
+              <w:spacing w:after="0" w:line="264" w:lineRule="auto"/>
+            </w:pPr>
+            <w:r>
+              <w:rPr>
+                <w:sz w:val="18"/>
+              </w:rPr>
+              <w:t>KMU</w:t>
+            </w:r>
+          </w:p>
+        </w:tc>
+        <w:tc>
+          <w:tcPr>
+            <w:tcW w:w="7301" w:type="dxa"/>
+          </w:tcPr>
+          <w:p>
+            <w:pPr>
+              <w:spacing w:after="0" w:line="264" w:lineRule="auto"/>
+            </w:pPr>
+            <w:r>
+              <w:rPr>
+                <w:sz w:val="18"/>
+              </w:rPr>
+              <w:t>Kleine und mittlere Unternehmen</w:t>
             </w:r>
           </w:p>
         </w:tc>
@@ -9148,33 +9270,33 @@
         </w:trPr>
         <w:tc>
           <w:tcPr>
-            <w:tcW w:w="1998" w:type="dxa"/>
-          </w:tcPr>
-          <w:p>
-            <w:pPr>
-              <w:spacing w:after="0" w:line="264" w:lineRule="auto"/>
-            </w:pPr>
-            <w:r>
-              <w:rPr>
-                <w:sz w:val="18"/>
-              </w:rPr>
-              <w:t>LLM</w:t>
-            </w:r>
-          </w:p>
-        </w:tc>
-        <w:tc>
-          <w:tcPr>
-            <w:tcW w:w="6790" w:type="dxa"/>
-          </w:tcPr>
-          <w:p>
-            <w:pPr>
-              <w:spacing w:after="0" w:line="264" w:lineRule="auto"/>
-            </w:pPr>
-            <w:r>
-              <w:rPr>
-                <w:sz w:val="18"/>
-              </w:rPr>
-              <w:t>Large Language Model, großes Sprachmodell</w:t>
+            <w:tcW w:w="1487" w:type="dxa"/>
+          </w:tcPr>
+          <w:p>
+            <w:pPr>
+              <w:spacing w:after="0" w:line="264" w:lineRule="auto"/>
+            </w:pPr>
+            <w:r>
+              <w:rPr>
+                <w:sz w:val="18"/>
+              </w:rPr>
+              <w:t>LCP</w:t>
+            </w:r>
+          </w:p>
+        </w:tc>
+        <w:tc>
+          <w:tcPr>
+            <w:tcW w:w="7301" w:type="dxa"/>
+          </w:tcPr>
+          <w:p>
+            <w:pPr>
+              <w:spacing w:after="0" w:line="264" w:lineRule="auto"/>
+            </w:pPr>
+            <w:r>
+              <w:rPr>
+                <w:sz w:val="18"/>
+              </w:rPr>
+              <w:t>Largest Contentful Paint, Ladezeit des größten sichtbaren Elements</w:t>
             </w:r>
           </w:p>
         </w:tc>
@@ -9185,33 +9307,33 @@
         </w:trPr>
         <w:tc>
           <w:tcPr>
-            <w:tcW w:w="1998" w:type="dxa"/>
-          </w:tcPr>
-          <w:p>
-            <w:pPr>
-              <w:spacing w:after="0" w:line="264" w:lineRule="auto"/>
-            </w:pPr>
-            <w:r>
-              <w:rPr>
-                <w:sz w:val="18"/>
-              </w:rPr>
-              <w:t>MStV</w:t>
-            </w:r>
-          </w:p>
-        </w:tc>
-        <w:tc>
-          <w:tcPr>
-            <w:tcW w:w="6790" w:type="dxa"/>
-          </w:tcPr>
-          <w:p>
-            <w:pPr>
-              <w:spacing w:after="0" w:line="264" w:lineRule="auto"/>
-            </w:pPr>
-            <w:r>
-              <w:rPr>
-                <w:sz w:val="18"/>
-              </w:rPr>
-              <w:t>Medienstaatsvertrag</w:t>
+            <w:tcW w:w="1487" w:type="dxa"/>
+          </w:tcPr>
+          <w:p>
+            <w:pPr>
+              <w:spacing w:after="0" w:line="264" w:lineRule="auto"/>
+            </w:pPr>
+            <w:r>
+              <w:rPr>
+                <w:sz w:val="18"/>
+              </w:rPr>
+              <w:t>LLM</w:t>
+            </w:r>
+          </w:p>
+        </w:tc>
+        <w:tc>
+          <w:tcPr>
+            <w:tcW w:w="7301" w:type="dxa"/>
+          </w:tcPr>
+          <w:p>
+            <w:pPr>
+              <w:spacing w:after="0" w:line="264" w:lineRule="auto"/>
+            </w:pPr>
+            <w:r>
+              <w:rPr>
+                <w:sz w:val="18"/>
+              </w:rPr>
+              <w:t>Large Language Model, großes Sprachmodell</w:t>
             </w:r>
           </w:p>
         </w:tc>
@@ -9222,33 +9344,33 @@
         </w:trPr>
         <w:tc>
           <w:tcPr>
-            <w:tcW w:w="1998" w:type="dxa"/>
-          </w:tcPr>
-          <w:p>
-            <w:pPr>
-              <w:spacing w:after="0" w:line="264" w:lineRule="auto"/>
-            </w:pPr>
-            <w:r>
-              <w:rPr>
-                <w:sz w:val="18"/>
-              </w:rPr>
-              <w:t>SMTP</w:t>
-            </w:r>
-          </w:p>
-        </w:tc>
-        <w:tc>
-          <w:tcPr>
-            <w:tcW w:w="6790" w:type="dxa"/>
-          </w:tcPr>
-          <w:p>
-            <w:pPr>
-              <w:spacing w:after="0" w:line="264" w:lineRule="auto"/>
-            </w:pPr>
-            <w:r>
-              <w:rPr>
-                <w:sz w:val="18"/>
-              </w:rPr>
-              <w:t>Simple Mail Transfer Protocol</w:t>
+            <w:tcW w:w="1487" w:type="dxa"/>
+          </w:tcPr>
+          <w:p>
+            <w:pPr>
+              <w:spacing w:after="0" w:line="264" w:lineRule="auto"/>
+            </w:pPr>
+            <w:r>
+              <w:rPr>
+                <w:sz w:val="18"/>
+              </w:rPr>
+              <w:t>MStV</w:t>
+            </w:r>
+          </w:p>
+        </w:tc>
+        <w:tc>
+          <w:tcPr>
+            <w:tcW w:w="7301" w:type="dxa"/>
+          </w:tcPr>
+          <w:p>
+            <w:pPr>
+              <w:spacing w:after="0" w:line="264" w:lineRule="auto"/>
+            </w:pPr>
+            <w:r>
+              <w:rPr>
+                <w:sz w:val="18"/>
+              </w:rPr>
+              <w:t>Medienstaatsvertrag</w:t>
             </w:r>
           </w:p>
         </w:tc>
@@ -9259,7 +9381,81 @@
         </w:trPr>
         <w:tc>
           <w:tcPr>
-            <w:tcW w:w="1998" w:type="dxa"/>
+            <w:tcW w:w="1487" w:type="dxa"/>
+          </w:tcPr>
+          <w:p>
+            <w:pPr>
+              <w:spacing w:after="0" w:line="264" w:lineRule="auto"/>
+            </w:pPr>
+            <w:r>
+              <w:rPr>
+                <w:sz w:val="18"/>
+              </w:rPr>
+              <w:t>SMTP</w:t>
+            </w:r>
+          </w:p>
+        </w:tc>
+        <w:tc>
+          <w:tcPr>
+            <w:tcW w:w="7301" w:type="dxa"/>
+          </w:tcPr>
+          <w:p>
+            <w:pPr>
+              <w:spacing w:after="0" w:line="264" w:lineRule="auto"/>
+            </w:pPr>
+            <w:r>
+              <w:rPr>
+                <w:sz w:val="18"/>
+              </w:rPr>
+              <w:t>Simple Mail Transfer Protocol</w:t>
+            </w:r>
+          </w:p>
+        </w:tc>
+      </w:tr>
+      <w:tr>
+        <w:trPr>
+          <w:cantSplit/>
+        </w:trPr>
+        <w:tc>
+          <w:tcPr>
+            <w:tcW w:w="1487" w:type="dxa"/>
+          </w:tcPr>
+          <w:p>
+            <w:pPr>
+              <w:spacing w:after="0" w:line="264" w:lineRule="auto"/>
+            </w:pPr>
+            <w:r>
+              <w:rPr>
+                <w:sz w:val="18"/>
+              </w:rPr>
+              <w:t>TDDDG</w:t>
+            </w:r>
+          </w:p>
+        </w:tc>
+        <w:tc>
+          <w:tcPr>
+            <w:tcW w:w="7301" w:type="dxa"/>
+          </w:tcPr>
+          <w:p>
+            <w:pPr>
+              <w:spacing w:after="0" w:line="264" w:lineRule="auto"/>
+            </w:pPr>
+            <w:r>
+              <w:rPr>
+                <w:sz w:val="18"/>
+              </w:rPr>
+              <w:t>Telekommunikation-Digitale-Dienste-Datenschutz-Gesetz</w:t>
+            </w:r>
+          </w:p>
+        </w:tc>
+      </w:tr>
+      <w:tr>
+        <w:trPr>
+          <w:cantSplit/>
+        </w:trPr>
+        <w:tc>
+          <w:tcPr>
+            <w:tcW w:w="1487" w:type="dxa"/>
           </w:tcPr>
           <w:p>
             <w:pPr>
@@ -9275,7 +9471,7 @@
         </w:tc>
         <w:tc>
           <w:tcPr>
-            <w:tcW w:w="6790" w:type="dxa"/>
+            <w:tcW w:w="7301" w:type="dxa"/>
           </w:tcPr>
           <w:p>
             <w:pPr>
@@ -9313,7 +9509,7 @@
       <w:pPr>
         <w:pStyle w:val="berschrift1"/>
       </w:pPr>
-      <w:bookmarkStart w:id="3" w:name="_Toc242020786"/>
+      <w:bookmarkStart w:id="3" w:name="_Toc242899343"/>
       <w:r>
         <w:t>1 Einleitung</w:t>
       </w:r>
@@ -9323,7 +9519,7 @@
       <w:pPr>
         <w:pStyle w:val="berschrift2"/>
       </w:pPr>
-      <w:bookmarkStart w:id="4" w:name="_Toc242020787"/>
+      <w:bookmarkStart w:id="4" w:name="_Toc242899344"/>
       <w:r>
         <w:t>1.1 Motivation und Problemstellung</w:t>
       </w:r>
@@ -9349,7 +9545,7 @@
       <w:pPr>
         <w:pStyle w:val="berschrift2"/>
       </w:pPr>
-      <w:bookmarkStart w:id="5" w:name="_Toc242020788"/>
+      <w:bookmarkStart w:id="5" w:name="_Toc242899345"/>
       <w:r>
         <w:t>1.2 Zielsetzung</w:t>
       </w:r>
@@ -9419,7 +9615,7 @@
       <w:pPr>
         <w:pStyle w:val="berschrift2"/>
       </w:pPr>
-      <w:bookmarkStart w:id="6" w:name="_Toc242020789"/>
+      <w:bookmarkStart w:id="6" w:name="_Toc242899346"/>
       <w:r>
         <w:t>1.3 Rahmenbedingungen</w:t>
       </w:r>
@@ -9430,7 +9626,7 @@
         <w:jc w:val="both"/>
       </w:pPr>
       <w:r>
-        <w:t>stonetree ist ein fiktives Unternehmen. Die Website entstand im Rahmen eines Hochschulprojekts und dient der Lehre. Alle Firmendaten, Personen, Kennzahlen und Kundenprojekte sind erfunden und auf der Website als solche gekennzeichnet. Das Impressum verwendet Musterdaten und enthält einen ausdrücklichen Hinweis auf den fiktiven Charakter (siehe Abschnitt 4.14).</w:t>
+        <w:t>stonetree ist ein fiktives Unternehmen. Die Website entstand im Rahmen einer Tätigkeit als wissenschaftliche Hilfskraft an der Hochschule Hof, betreut von Prof. Dr. Stefan Huch, und dient der Lehre. Alle Firmendaten, Personen, Kennzahlen und Kundenprojekte sind erfunden und auf der Website als solche gekennzeichnet. Das Impressum verwendet Musterdaten und enthält einen ausdrücklichen Hinweis auf den fiktiven Charakter (siehe Abschnitt 4.14).</w:t>
       </w:r>
     </w:p>
     <w:p>
@@ -9439,7 +9635,7 @@
         <w:keepNext/>
         <w:spacing w:after="80"/>
       </w:pPr>
-      <w:bookmarkStart w:id="7" w:name="_Toc242020867"/>
+      <w:bookmarkStart w:id="7" w:name="_Toc242899425"/>
       <w:r>
         <w:t xml:space="preserve">Tabelle </w:t>
       </w:r>
@@ -9481,8 +9677,8 @@
         <w:tblLook w:val="04A0" w:firstRow="1" w:lastRow="0" w:firstColumn="1" w:lastColumn="0" w:noHBand="0" w:noVBand="1"/>
       </w:tblPr>
       <w:tblGrid>
-        <w:gridCol w:w="1538"/>
-        <w:gridCol w:w="7466"/>
+        <w:gridCol w:w="1694"/>
+        <w:gridCol w:w="7310"/>
       </w:tblGrid>
       <w:tr>
         <w:trPr>
@@ -9491,7 +9687,7 @@
         </w:trPr>
         <w:tc>
           <w:tcPr>
-            <w:tcW w:w="1501" w:type="dxa"/>
+            <w:tcW w:w="1653" w:type="dxa"/>
             <w:shd w:val="clear" w:color="auto" w:fill="E3E9EC"/>
           </w:tcPr>
           <w:p>
@@ -9509,7 +9705,7 @@
         </w:tc>
         <w:tc>
           <w:tcPr>
-            <w:tcW w:w="7286" w:type="dxa"/>
+            <w:tcW w:w="7135" w:type="dxa"/>
             <w:shd w:val="clear" w:color="auto" w:fill="E3E9EC"/>
           </w:tcPr>
           <w:p>
@@ -9532,33 +9728,33 @@
         </w:trPr>
         <w:tc>
           <w:tcPr>
-            <w:tcW w:w="1501" w:type="dxa"/>
-          </w:tcPr>
-          <w:p>
-            <w:pPr>
-              <w:spacing w:after="0" w:line="264" w:lineRule="auto"/>
-            </w:pPr>
-            <w:r>
-              <w:rPr>
-                <w:sz w:val="18"/>
-              </w:rPr>
-              <w:t>Zeitraum</w:t>
-            </w:r>
-          </w:p>
-        </w:tc>
-        <w:tc>
-          <w:tcPr>
-            <w:tcW w:w="7286" w:type="dxa"/>
-          </w:tcPr>
-          <w:p>
-            <w:pPr>
-              <w:spacing w:after="0" w:line="264" w:lineRule="auto"/>
-            </w:pPr>
-            <w:r>
-              <w:rPr>
-                <w:sz w:val="18"/>
-              </w:rPr>
-              <w:t>23. Juni 2026 bis 4. Oktober 2026</w:t>
+            <w:tcW w:w="1653" w:type="dxa"/>
+          </w:tcPr>
+          <w:p>
+            <w:pPr>
+              <w:spacing w:after="0" w:line="264" w:lineRule="auto"/>
+            </w:pPr>
+            <w:r>
+              <w:rPr>
+                <w:sz w:val="18"/>
+              </w:rPr>
+              <w:t>Rahmen</w:t>
+            </w:r>
+          </w:p>
+        </w:tc>
+        <w:tc>
+          <w:tcPr>
+            <w:tcW w:w="7135" w:type="dxa"/>
+          </w:tcPr>
+          <w:p>
+            <w:pPr>
+              <w:spacing w:after="0" w:line="264" w:lineRule="auto"/>
+            </w:pPr>
+            <w:r>
+              <w:rPr>
+                <w:sz w:val="18"/>
+              </w:rPr>
+              <w:t>Tätigkeit als wissenschaftliche Hilfskraft im Studiengang Wirtschaftsinformatik, betreut von Prof. Dr. Stefan Huch</w:t>
             </w:r>
           </w:p>
         </w:tc>
@@ -9569,33 +9765,33 @@
         </w:trPr>
         <w:tc>
           <w:tcPr>
-            <w:tcW w:w="1501" w:type="dxa"/>
-          </w:tcPr>
-          <w:p>
-            <w:pPr>
-              <w:spacing w:after="0" w:line="264" w:lineRule="auto"/>
-            </w:pPr>
-            <w:r>
-              <w:rPr>
-                <w:sz w:val="18"/>
-              </w:rPr>
-              <w:t>Geplanter Aufwand</w:t>
-            </w:r>
-          </w:p>
-        </w:tc>
-        <w:tc>
-          <w:tcPr>
-            <w:tcW w:w="7286" w:type="dxa"/>
-          </w:tcPr>
-          <w:p>
-            <w:pPr>
-              <w:spacing w:after="0" w:line="264" w:lineRule="auto"/>
-            </w:pPr>
-            <w:r>
-              <w:rPr>
-                <w:sz w:val="18"/>
-              </w:rPr>
-              <w:t>etwa vier Stunden pro Woche über 13 Wochen</w:t>
+            <w:tcW w:w="1653" w:type="dxa"/>
+          </w:tcPr>
+          <w:p>
+            <w:pPr>
+              <w:spacing w:after="0" w:line="264" w:lineRule="auto"/>
+            </w:pPr>
+            <w:r>
+              <w:rPr>
+                <w:sz w:val="18"/>
+              </w:rPr>
+              <w:t>Zeitraum</w:t>
+            </w:r>
+          </w:p>
+        </w:tc>
+        <w:tc>
+          <w:tcPr>
+            <w:tcW w:w="7135" w:type="dxa"/>
+          </w:tcPr>
+          <w:p>
+            <w:pPr>
+              <w:spacing w:after="0" w:line="264" w:lineRule="auto"/>
+            </w:pPr>
+            <w:r>
+              <w:rPr>
+                <w:sz w:val="18"/>
+              </w:rPr>
+              <w:t>23. Juni 2026 bis 4. Oktober 2026</w:t>
             </w:r>
           </w:p>
         </w:tc>
@@ -9606,33 +9802,33 @@
         </w:trPr>
         <w:tc>
           <w:tcPr>
-            <w:tcW w:w="1501" w:type="dxa"/>
-          </w:tcPr>
-          <w:p>
-            <w:pPr>
-              <w:spacing w:after="0" w:line="264" w:lineRule="auto"/>
-            </w:pPr>
-            <w:r>
-              <w:rPr>
-                <w:sz w:val="18"/>
-              </w:rPr>
-              <w:t>Umfang</w:t>
-            </w:r>
-          </w:p>
-        </w:tc>
-        <w:tc>
-          <w:tcPr>
-            <w:tcW w:w="7286" w:type="dxa"/>
-          </w:tcPr>
-          <w:p>
-            <w:pPr>
-              <w:spacing w:after="0" w:line="264" w:lineRule="auto"/>
-            </w:pPr>
-            <w:r>
-              <w:rPr>
-                <w:sz w:val="18"/>
-              </w:rPr>
-              <w:t>elf Commits, rund 180 Dateien im Repository, rund 7.000 Zeilen Quelltext im Frontend</w:t>
+            <w:tcW w:w="1653" w:type="dxa"/>
+          </w:tcPr>
+          <w:p>
+            <w:pPr>
+              <w:spacing w:after="0" w:line="264" w:lineRule="auto"/>
+            </w:pPr>
+            <w:r>
+              <w:rPr>
+                <w:sz w:val="18"/>
+              </w:rPr>
+              <w:t>Geplanter Aufwand</w:t>
+            </w:r>
+          </w:p>
+        </w:tc>
+        <w:tc>
+          <w:tcPr>
+            <w:tcW w:w="7135" w:type="dxa"/>
+          </w:tcPr>
+          <w:p>
+            <w:pPr>
+              <w:spacing w:after="0" w:line="264" w:lineRule="auto"/>
+            </w:pPr>
+            <w:r>
+              <w:rPr>
+                <w:sz w:val="18"/>
+              </w:rPr>
+              <w:t>etwa vier Stunden pro Woche über 13 Wochen</w:t>
             </w:r>
           </w:p>
         </w:tc>
@@ -9643,33 +9839,33 @@
         </w:trPr>
         <w:tc>
           <w:tcPr>
-            <w:tcW w:w="1501" w:type="dxa"/>
-          </w:tcPr>
-          <w:p>
-            <w:pPr>
-              <w:spacing w:after="0" w:line="264" w:lineRule="auto"/>
-            </w:pPr>
-            <w:r>
-              <w:rPr>
-                <w:sz w:val="18"/>
-              </w:rPr>
-              <w:t>Seiten</w:t>
-            </w:r>
-          </w:p>
-        </w:tc>
-        <w:tc>
-          <w:tcPr>
-            <w:tcW w:w="7286" w:type="dxa"/>
-          </w:tcPr>
-          <w:p>
-            <w:pPr>
-              <w:spacing w:after="0" w:line="264" w:lineRule="auto"/>
-            </w:pPr>
-            <w:r>
-              <w:rPr>
-                <w:sz w:val="18"/>
-              </w:rPr>
-              <w:t>Startseite, drei Bereichsseiten, Karriereseite, Impressum, Logo-Vorschau, Fehlerseite</w:t>
+            <w:tcW w:w="1653" w:type="dxa"/>
+          </w:tcPr>
+          <w:p>
+            <w:pPr>
+              <w:spacing w:after="0" w:line="264" w:lineRule="auto"/>
+            </w:pPr>
+            <w:r>
+              <w:rPr>
+                <w:sz w:val="18"/>
+              </w:rPr>
+              <w:t>Umfang</w:t>
+            </w:r>
+          </w:p>
+        </w:tc>
+        <w:tc>
+          <w:tcPr>
+            <w:tcW w:w="7135" w:type="dxa"/>
+          </w:tcPr>
+          <w:p>
+            <w:pPr>
+              <w:spacing w:after="0" w:line="264" w:lineRule="auto"/>
+            </w:pPr>
+            <w:r>
+              <w:rPr>
+                <w:sz w:val="18"/>
+              </w:rPr>
+              <w:t>elf Commits, rund 180 Dateien im Repository, rund 7.000 Zeilen Quelltext im Frontend</w:t>
             </w:r>
           </w:p>
         </w:tc>
@@ -9680,33 +9876,33 @@
         </w:trPr>
         <w:tc>
           <w:tcPr>
-            <w:tcW w:w="1501" w:type="dxa"/>
-          </w:tcPr>
-          <w:p>
-            <w:pPr>
-              <w:spacing w:after="0" w:line="264" w:lineRule="auto"/>
-            </w:pPr>
-            <w:r>
-              <w:rPr>
-                <w:sz w:val="18"/>
-              </w:rPr>
-              <w:t>Technik</w:t>
-            </w:r>
-          </w:p>
-        </w:tc>
-        <w:tc>
-          <w:tcPr>
-            <w:tcW w:w="7286" w:type="dxa"/>
-          </w:tcPr>
-          <w:p>
-            <w:pPr>
-              <w:spacing w:after="0" w:line="264" w:lineRule="auto"/>
-            </w:pPr>
-            <w:r>
-              <w:rPr>
-                <w:sz w:val="18"/>
-              </w:rPr>
-              <w:t>React 18, TypeScript 7, Vite 6, Tailwind CSS 4, FastAPI</w:t>
+            <w:tcW w:w="1653" w:type="dxa"/>
+          </w:tcPr>
+          <w:p>
+            <w:pPr>
+              <w:spacing w:after="0" w:line="264" w:lineRule="auto"/>
+            </w:pPr>
+            <w:r>
+              <w:rPr>
+                <w:sz w:val="18"/>
+              </w:rPr>
+              <w:t>Seiten</w:t>
+            </w:r>
+          </w:p>
+        </w:tc>
+        <w:tc>
+          <w:tcPr>
+            <w:tcW w:w="7135" w:type="dxa"/>
+          </w:tcPr>
+          <w:p>
+            <w:pPr>
+              <w:spacing w:after="0" w:line="264" w:lineRule="auto"/>
+            </w:pPr>
+            <w:r>
+              <w:rPr>
+                <w:sz w:val="18"/>
+              </w:rPr>
+              <w:t>Startseite, drei Bereichsseiten, Karriereseite, Impressum, Datenschutzerklärung, Logo-Vorschau, Fehlerseite</w:t>
             </w:r>
           </w:p>
         </w:tc>
@@ -9717,7 +9913,44 @@
         </w:trPr>
         <w:tc>
           <w:tcPr>
-            <w:tcW w:w="1501" w:type="dxa"/>
+            <w:tcW w:w="1653" w:type="dxa"/>
+          </w:tcPr>
+          <w:p>
+            <w:pPr>
+              <w:spacing w:after="0" w:line="264" w:lineRule="auto"/>
+            </w:pPr>
+            <w:r>
+              <w:rPr>
+                <w:sz w:val="18"/>
+              </w:rPr>
+              <w:t>Technik</w:t>
+            </w:r>
+          </w:p>
+        </w:tc>
+        <w:tc>
+          <w:tcPr>
+            <w:tcW w:w="7135" w:type="dxa"/>
+          </w:tcPr>
+          <w:p>
+            <w:pPr>
+              <w:spacing w:after="0" w:line="264" w:lineRule="auto"/>
+            </w:pPr>
+            <w:r>
+              <w:rPr>
+                <w:sz w:val="18"/>
+              </w:rPr>
+              <w:t>React 18, TypeScript 7, Vite 6, Tailwind CSS 4, FastAPI</w:t>
+            </w:r>
+          </w:p>
+        </w:tc>
+      </w:tr>
+      <w:tr>
+        <w:trPr>
+          <w:cantSplit/>
+        </w:trPr>
+        <w:tc>
+          <w:tcPr>
+            <w:tcW w:w="1653" w:type="dxa"/>
           </w:tcPr>
           <w:p>
             <w:pPr>
@@ -9733,7 +9966,7 @@
         </w:tc>
         <w:tc>
           <w:tcPr>
-            <w:tcW w:w="7286" w:type="dxa"/>
+            <w:tcW w:w="7135" w:type="dxa"/>
           </w:tcPr>
           <w:p>
             <w:pPr>
@@ -9744,6 +9977,43 @@
                 <w:sz w:val="18"/>
               </w:rPr>
               <w:t>seit 04.10.2026 veröffentlicht unter https://ahuemmer3.github.io/Stonetree.Consulting/, Umzug auf eine IONOS-Domain vorgesehen, Docker-Betrieb mit Backend vorbereitet</w:t>
+            </w:r>
+          </w:p>
+        </w:tc>
+      </w:tr>
+      <w:tr>
+        <w:trPr>
+          <w:cantSplit/>
+        </w:trPr>
+        <w:tc>
+          <w:tcPr>
+            <w:tcW w:w="1653" w:type="dxa"/>
+          </w:tcPr>
+          <w:p>
+            <w:pPr>
+              <w:spacing w:after="0" w:line="264" w:lineRule="auto"/>
+            </w:pPr>
+            <w:r>
+              <w:rPr>
+                <w:sz w:val="18"/>
+              </w:rPr>
+              <w:t>Repositorys</w:t>
+            </w:r>
+          </w:p>
+        </w:tc>
+        <w:tc>
+          <w:tcPr>
+            <w:tcW w:w="7135" w:type="dxa"/>
+          </w:tcPr>
+          <w:p>
+            <w:pPr>
+              <w:spacing w:after="0" w:line="264" w:lineRule="auto"/>
+            </w:pPr>
+            <w:r>
+              <w:rPr>
+                <w:sz w:val="18"/>
+              </w:rPr>
+              <w:t>GitLab der Hochschule: gitlab.hof-university.de/ahuemmer/h2h-consulting; GitHub: github.com/ahuemmer3/Stonetree.Consulting</w:t>
             </w:r>
           </w:p>
         </w:tc>
@@ -9758,7 +10028,7 @@
       <w:pPr>
         <w:pStyle w:val="berschrift2"/>
       </w:pPr>
-      <w:bookmarkStart w:id="8" w:name="_Toc242020790"/>
+      <w:bookmarkStart w:id="8" w:name="_Toc242899347"/>
       <w:r>
         <w:t>1.4 Aufbau der Arbeit</w:t>
       </w:r>
@@ -9784,7 +10054,7 @@
       <w:pPr>
         <w:pStyle w:val="berschrift1"/>
       </w:pPr>
-      <w:bookmarkStart w:id="9" w:name="_Toc242020791"/>
+      <w:bookmarkStart w:id="9" w:name="_Toc242899348"/>
       <w:r>
         <w:t>2 Methodik und zeitlicher Ablauf</w:t>
       </w:r>
@@ -9794,7 +10064,7 @@
       <w:pPr>
         <w:pStyle w:val="berschrift2"/>
       </w:pPr>
-      <w:bookmarkStart w:id="10" w:name="_Toc242020792"/>
+      <w:bookmarkStart w:id="10" w:name="_Toc242899349"/>
       <w:r>
         <w:t>2.1 Vorgehensmodell</w:t>
       </w:r>
@@ -9884,7 +10154,7 @@
       <w:pPr>
         <w:pStyle w:val="berschrift2"/>
       </w:pPr>
-      <w:bookmarkStart w:id="11" w:name="_Toc242020793"/>
+      <w:bookmarkStart w:id="11" w:name="_Toc242899350"/>
       <w:r>
         <w:t>2.2 Phasen des Projekts</w:t>
       </w:r>
@@ -9909,7 +10179,7 @@
           <w:noProof/>
         </w:rPr>
         <w:drawing>
-          <wp:inline distT="0" distB="0" distL="0" distR="0" wp14:anchorId="40487405" wp14:editId="3697C440">
+          <wp:inline distT="0" distB="0" distL="0" distR="0" wp14:anchorId="070C72E1" wp14:editId="039FDE0F">
             <wp:extent cx="5580000" cy="1701900"/>
             <wp:effectExtent l="0" t="0" r="0" b="0"/>
             <wp:docPr id="1" name="Picture 1"/>
@@ -9951,7 +10221,7 @@
         <w:spacing w:after="0"/>
         <w:jc w:val="center"/>
       </w:pPr>
-      <w:bookmarkStart w:id="12" w:name="_Toc242020855"/>
+      <w:bookmarkStart w:id="12" w:name="_Toc242899413"/>
       <w:r>
         <w:t xml:space="preserve">Abbildung </w:t>
       </w:r>
@@ -10067,7 +10337,7 @@
         <w:keepNext/>
         <w:spacing w:after="80"/>
       </w:pPr>
-      <w:bookmarkStart w:id="13" w:name="_Toc242020868"/>
+      <w:bookmarkStart w:id="13" w:name="_Toc242899426"/>
       <w:r>
         <w:t xml:space="preserve">Tabelle </w:t>
       </w:r>
@@ -10961,7 +11231,7 @@
       <w:pPr>
         <w:pStyle w:val="berschrift2"/>
       </w:pPr>
-      <w:bookmarkStart w:id="14" w:name="_Toc242020794"/>
+      <w:bookmarkStart w:id="14" w:name="_Toc242899351"/>
       <w:r>
         <w:t>2.3 Abgleich mit dem Arbeitsplan</w:t>
       </w:r>
@@ -10981,7 +11251,7 @@
         <w:keepNext/>
         <w:spacing w:after="80"/>
       </w:pPr>
-      <w:bookmarkStart w:id="15" w:name="_Toc242020869"/>
+      <w:bookmarkStart w:id="15" w:name="_Toc242899427"/>
       <w:r>
         <w:t xml:space="preserve">Tabelle </w:t>
       </w:r>
@@ -11615,7 +11885,7 @@
       <w:pPr>
         <w:pStyle w:val="berschrift1"/>
       </w:pPr>
-      <w:bookmarkStart w:id="16" w:name="_Toc242020795"/>
+      <w:bookmarkStart w:id="16" w:name="_Toc242899352"/>
       <w:r>
         <w:t>3 Analyse etablierter Beratungswebsites</w:t>
       </w:r>
@@ -11625,7 +11895,7 @@
       <w:pPr>
         <w:pStyle w:val="berschrift2"/>
       </w:pPr>
-      <w:bookmarkStart w:id="17" w:name="_Toc242020796"/>
+      <w:bookmarkStart w:id="17" w:name="_Toc242899353"/>
       <w:r>
         <w:t>3.1 Vorgehen der Analyse</w:t>
       </w:r>
@@ -11724,7 +11994,7 @@
       <w:pPr>
         <w:pStyle w:val="berschrift2"/>
       </w:pPr>
-      <w:bookmarkStart w:id="18" w:name="_Toc242020797"/>
+      <w:bookmarkStart w:id="18" w:name="_Toc242899354"/>
       <w:r>
         <w:t>3.2 Ergebnisse je Unternehmen</w:t>
       </w:r>
@@ -11832,7 +12102,7 @@
       <w:pPr>
         <w:pStyle w:val="berschrift2"/>
       </w:pPr>
-      <w:bookmarkStart w:id="19" w:name="_Toc242020798"/>
+      <w:bookmarkStart w:id="19" w:name="_Toc242899355"/>
       <w:r>
         <w:t>3.3 Übernahme in das Projekt im zeitlichen Verlauf</w:t>
       </w:r>
@@ -11852,7 +12122,7 @@
         <w:keepNext/>
         <w:spacing w:after="80"/>
       </w:pPr>
-      <w:bookmarkStart w:id="20" w:name="_Toc242020870"/>
+      <w:bookmarkStart w:id="20" w:name="_Toc242899428"/>
       <w:r>
         <w:t xml:space="preserve">Tabelle </w:t>
       </w:r>
@@ -12953,7 +13223,7 @@
       <w:pPr>
         <w:pStyle w:val="berschrift2"/>
       </w:pPr>
-      <w:bookmarkStart w:id="21" w:name="_Toc242020799"/>
+      <w:bookmarkStart w:id="21" w:name="_Toc242899356"/>
       <w:r>
         <w:t>3.4 Bewusst nicht übernommene Muster</w:t>
       </w:r>
@@ -13039,7 +13309,7 @@
       <w:pPr>
         <w:pStyle w:val="berschrift2"/>
       </w:pPr>
-      <w:bookmarkStart w:id="22" w:name="_Toc242020800"/>
+      <w:bookmarkStart w:id="22" w:name="_Toc242899357"/>
       <w:r>
         <w:t>3.5 Zwischenfazit</w:t>
       </w:r>
@@ -13062,7 +13332,7 @@
       <w:pPr>
         <w:pStyle w:val="berschrift1"/>
       </w:pPr>
-      <w:bookmarkStart w:id="23" w:name="_Toc242020801"/>
+      <w:bookmarkStart w:id="23" w:name="_Toc242899358"/>
       <w:r>
         <w:t>4 Inhaltliche Ausarbeitung</w:t>
       </w:r>
@@ -13072,7 +13342,7 @@
       <w:pPr>
         <w:pStyle w:val="berschrift2"/>
       </w:pPr>
-      <w:bookmarkStart w:id="24" w:name="_Toc242020802"/>
+      <w:bookmarkStart w:id="24" w:name="_Toc242899359"/>
       <w:r>
         <w:t>4.1 Positionierung</w:t>
       </w:r>
@@ -13150,7 +13420,7 @@
           <w:noProof/>
         </w:rPr>
         <w:drawing>
-          <wp:inline distT="0" distB="0" distL="0" distR="0" wp14:anchorId="77509C52" wp14:editId="6A89E428">
+          <wp:inline distT="0" distB="0" distL="0" distR="0" wp14:anchorId="2716A165" wp14:editId="2A3A5F28">
             <wp:extent cx="5580000" cy="3313125"/>
             <wp:effectExtent l="0" t="0" r="0" b="0"/>
             <wp:docPr id="2" name="Picture 2"/>
@@ -13192,7 +13462,7 @@
         <w:spacing w:after="0"/>
         <w:jc w:val="center"/>
       </w:pPr>
-      <w:bookmarkStart w:id="25" w:name="_Toc242020856"/>
+      <w:bookmarkStart w:id="25" w:name="_Toc242899414"/>
       <w:r>
         <w:t xml:space="preserve">Abbildung </w:t>
       </w:r>
@@ -13236,7 +13506,7 @@
       <w:pPr>
         <w:pStyle w:val="berschrift2"/>
       </w:pPr>
-      <w:bookmarkStart w:id="26" w:name="_Toc242020803"/>
+      <w:bookmarkStart w:id="26" w:name="_Toc242899360"/>
       <w:r>
         <w:t>4.2 Zielgruppen</w:t>
       </w:r>
@@ -13248,7 +13518,7 @@
         <w:keepNext/>
         <w:spacing w:after="80"/>
       </w:pPr>
-      <w:bookmarkStart w:id="27" w:name="_Toc242020871"/>
+      <w:bookmarkStart w:id="27" w:name="_Toc242899429"/>
       <w:r>
         <w:t xml:space="preserve">Tabelle </w:t>
       </w:r>
@@ -13576,7 +13846,7 @@
       <w:pPr>
         <w:pStyle w:val="berschrift2"/>
       </w:pPr>
-      <w:bookmarkStart w:id="28" w:name="_Toc242020804"/>
+      <w:bookmarkStart w:id="28" w:name="_Toc242899361"/>
       <w:r>
         <w:t>4.3 Begriffssystem</w:t>
       </w:r>
@@ -13596,7 +13866,7 @@
         <w:keepNext/>
         <w:spacing w:after="80"/>
       </w:pPr>
-      <w:bookmarkStart w:id="29" w:name="_Toc242020872"/>
+      <w:bookmarkStart w:id="29" w:name="_Toc242899430"/>
       <w:r>
         <w:t xml:space="preserve">Tabelle </w:t>
       </w:r>
@@ -13977,7 +14247,7 @@
       <w:pPr>
         <w:pStyle w:val="berschrift2"/>
       </w:pPr>
-      <w:bookmarkStart w:id="30" w:name="_Toc242020805"/>
+      <w:bookmarkStart w:id="30" w:name="_Toc242899362"/>
       <w:r>
         <w:t>4.4 Sprachregeln</w:t>
       </w:r>
@@ -14060,7 +14330,7 @@
         <w:keepNext/>
         <w:spacing w:after="80"/>
       </w:pPr>
-      <w:bookmarkStart w:id="31" w:name="_Toc242020873"/>
+      <w:bookmarkStart w:id="31" w:name="_Toc242899431"/>
       <w:r>
         <w:t xml:space="preserve">Tabelle </w:t>
       </w:r>
@@ -14335,7 +14605,7 @@
       <w:pPr>
         <w:pStyle w:val="berschrift2"/>
       </w:pPr>
-      <w:bookmarkStart w:id="32" w:name="_Toc242020806"/>
+      <w:bookmarkStart w:id="32" w:name="_Toc242899363"/>
       <w:r>
         <w:t>4.5 Aufbau der Startseite</w:t>
       </w:r>
@@ -14355,7 +14625,7 @@
         <w:keepNext/>
         <w:spacing w:after="80"/>
       </w:pPr>
-      <w:bookmarkStart w:id="33" w:name="_Toc242020874"/>
+      <w:bookmarkStart w:id="33" w:name="_Toc242899432"/>
       <w:r>
         <w:t xml:space="preserve">Tabelle </w:t>
       </w:r>
@@ -14902,7 +15172,7 @@
           <w:noProof/>
         </w:rPr>
         <w:drawing>
-          <wp:inline distT="0" distB="0" distL="0" distR="0" wp14:anchorId="4702C1CD" wp14:editId="4FD1A532">
+          <wp:inline distT="0" distB="0" distL="0" distR="0" wp14:anchorId="1C61559A" wp14:editId="5D1DC724">
             <wp:extent cx="5580000" cy="3313125"/>
             <wp:effectExtent l="0" t="0" r="0" b="0"/>
             <wp:docPr id="3" name="Picture 3"/>
@@ -14944,7 +15214,7 @@
         <w:spacing w:after="0"/>
         <w:jc w:val="center"/>
       </w:pPr>
-      <w:bookmarkStart w:id="34" w:name="_Toc242020857"/>
+      <w:bookmarkStart w:id="34" w:name="_Toc242899415"/>
       <w:r>
         <w:t xml:space="preserve">Abbildung </w:t>
       </w:r>
@@ -14988,7 +15258,7 @@
       <w:pPr>
         <w:pStyle w:val="berschrift2"/>
       </w:pPr>
-      <w:bookmarkStart w:id="35" w:name="_Toc242020807"/>
+      <w:bookmarkStart w:id="35" w:name="_Toc242899364"/>
       <w:r>
         <w:t>4.6 Die drei Bereichsseiten</w:t>
       </w:r>
@@ -15027,7 +15297,7 @@
         <w:keepNext/>
         <w:spacing w:after="80"/>
       </w:pPr>
-      <w:bookmarkStart w:id="36" w:name="_Toc242020875"/>
+      <w:bookmarkStart w:id="36" w:name="_Toc242899433"/>
       <w:r>
         <w:t xml:space="preserve">Tabelle </w:t>
       </w:r>
@@ -15463,7 +15733,7 @@
         <w:keepNext/>
         <w:spacing w:after="80"/>
       </w:pPr>
-      <w:bookmarkStart w:id="37" w:name="_Toc242020876"/>
+      <w:bookmarkStart w:id="37" w:name="_Toc242899434"/>
       <w:r>
         <w:t xml:space="preserve">Tabelle </w:t>
       </w:r>
@@ -15764,7 +16034,7 @@
           <w:noProof/>
         </w:rPr>
         <w:drawing>
-          <wp:inline distT="0" distB="0" distL="0" distR="0" wp14:anchorId="38BB5332" wp14:editId="05736B73">
+          <wp:inline distT="0" distB="0" distL="0" distR="0" wp14:anchorId="5A6D93E2" wp14:editId="38CF1CD8">
             <wp:extent cx="2910315" cy="4319999"/>
             <wp:effectExtent l="0" t="0" r="0" b="0"/>
             <wp:docPr id="4" name="Picture 4"/>
@@ -15806,7 +16076,7 @@
         <w:spacing w:after="0"/>
         <w:jc w:val="center"/>
       </w:pPr>
-      <w:bookmarkStart w:id="38" w:name="_Toc242020858"/>
+      <w:bookmarkStart w:id="38" w:name="_Toc242899416"/>
       <w:r>
         <w:t xml:space="preserve">Abbildung </w:t>
       </w:r>
@@ -15850,7 +16120,7 @@
       <w:pPr>
         <w:pStyle w:val="berschrift2"/>
       </w:pPr>
-      <w:bookmarkStart w:id="39" w:name="_Toc242020808"/>
+      <w:bookmarkStart w:id="39" w:name="_Toc242899365"/>
       <w:r>
         <w:t>4.7 Leistungen</w:t>
       </w:r>
@@ -15870,7 +16140,7 @@
         <w:keepNext/>
         <w:spacing w:after="80"/>
       </w:pPr>
-      <w:bookmarkStart w:id="40" w:name="_Toc242020877"/>
+      <w:bookmarkStart w:id="40" w:name="_Toc242899435"/>
       <w:r>
         <w:t xml:space="preserve">Tabelle </w:t>
       </w:r>
@@ -16304,7 +16574,7 @@
       <w:pPr>
         <w:pStyle w:val="berschrift2"/>
       </w:pPr>
-      <w:bookmarkStart w:id="41" w:name="_Toc242020809"/>
+      <w:bookmarkStart w:id="41" w:name="_Toc242899366"/>
       <w:r>
         <w:t>4.8 Kundenprojekte</w:t>
       </w:r>
@@ -16324,7 +16594,7 @@
         <w:keepNext/>
         <w:spacing w:after="80"/>
       </w:pPr>
-      <w:bookmarkStart w:id="42" w:name="_Toc242020878"/>
+      <w:bookmarkStart w:id="42" w:name="_Toc242899436"/>
       <w:r>
         <w:t xml:space="preserve">Tabelle </w:t>
       </w:r>
@@ -16673,7 +16943,7 @@
           <w:noProof/>
         </w:rPr>
         <w:drawing>
-          <wp:inline distT="0" distB="0" distL="0" distR="0" wp14:anchorId="37EDDCCA" wp14:editId="3B3C0C32">
+          <wp:inline distT="0" distB="0" distL="0" distR="0" wp14:anchorId="7C9258D7" wp14:editId="15673029">
             <wp:extent cx="4126567" cy="4320000"/>
             <wp:effectExtent l="0" t="0" r="0" b="0"/>
             <wp:docPr id="5" name="Picture 5"/>
@@ -16715,7 +16985,7 @@
         <w:spacing w:after="0"/>
         <w:jc w:val="center"/>
       </w:pPr>
-      <w:bookmarkStart w:id="43" w:name="_Toc242020859"/>
+      <w:bookmarkStart w:id="43" w:name="_Toc242899417"/>
       <w:r>
         <w:t xml:space="preserve">Abbildung </w:t>
       </w:r>
@@ -16759,7 +17029,7 @@
       <w:pPr>
         <w:pStyle w:val="berschrift2"/>
       </w:pPr>
-      <w:bookmarkStart w:id="44" w:name="_Toc242020810"/>
+      <w:bookmarkStart w:id="44" w:name="_Toc242899367"/>
       <w:r>
         <w:t>4.9 Publikationen und Research Lab</w:t>
       </w:r>
@@ -16779,7 +17049,7 @@
         <w:keepNext/>
         <w:spacing w:after="80"/>
       </w:pPr>
-      <w:bookmarkStart w:id="45" w:name="_Toc242020879"/>
+      <w:bookmarkStart w:id="45" w:name="_Toc242899437"/>
       <w:r>
         <w:t xml:space="preserve">Tabelle </w:t>
       </w:r>
@@ -17221,7 +17491,7 @@
       <w:pPr>
         <w:pStyle w:val="berschrift2"/>
       </w:pPr>
-      <w:bookmarkStart w:id="46" w:name="_Toc242020811"/>
+      <w:bookmarkStart w:id="46" w:name="_Toc242899368"/>
       <w:r>
         <w:t>4.10 Über uns</w:t>
       </w:r>
@@ -17241,7 +17511,7 @@
         <w:keepNext/>
         <w:spacing w:after="80"/>
       </w:pPr>
-      <w:bookmarkStart w:id="47" w:name="_Toc242020880"/>
+      <w:bookmarkStart w:id="47" w:name="_Toc242899438"/>
       <w:r>
         <w:t xml:space="preserve">Tabelle </w:t>
       </w:r>
@@ -17516,7 +17786,7 @@
       <w:pPr>
         <w:pStyle w:val="berschrift2"/>
       </w:pPr>
-      <w:bookmarkStart w:id="48" w:name="_Toc242020812"/>
+      <w:bookmarkStart w:id="48" w:name="_Toc242899369"/>
       <w:r>
         <w:t>4.11 Karriereseite</w:t>
       </w:r>
@@ -17536,7 +17806,7 @@
         <w:keepNext/>
         <w:spacing w:after="80"/>
       </w:pPr>
-      <w:bookmarkStart w:id="49" w:name="_Toc242020881"/>
+      <w:bookmarkStart w:id="49" w:name="_Toc242899439"/>
       <w:r>
         <w:t xml:space="preserve">Tabelle </w:t>
       </w:r>
@@ -18144,7 +18414,7 @@
           <w:noProof/>
         </w:rPr>
         <w:drawing>
-          <wp:inline distT="0" distB="0" distL="0" distR="0" wp14:anchorId="09ACB9B4" wp14:editId="425CD235">
+          <wp:inline distT="0" distB="0" distL="0" distR="0" wp14:anchorId="32AF58B5" wp14:editId="0BEAD9FE">
             <wp:extent cx="4915200" cy="4320000"/>
             <wp:effectExtent l="0" t="0" r="0" b="0"/>
             <wp:docPr id="6" name="Picture 6"/>
@@ -18186,7 +18456,7 @@
         <w:spacing w:after="0"/>
         <w:jc w:val="center"/>
       </w:pPr>
-      <w:bookmarkStart w:id="50" w:name="_Toc242020860"/>
+      <w:bookmarkStart w:id="50" w:name="_Toc242899418"/>
       <w:r>
         <w:t xml:space="preserve">Abbildung </w:t>
       </w:r>
@@ -18230,7 +18500,7 @@
       <w:pPr>
         <w:pStyle w:val="berschrift2"/>
       </w:pPr>
-      <w:bookmarkStart w:id="51" w:name="_Toc242020813"/>
+      <w:bookmarkStart w:id="51" w:name="_Toc242899370"/>
       <w:r>
         <w:t>4.12 Visualisierung von Kennzahlen</w:t>
       </w:r>
@@ -18284,7 +18554,7 @@
       <w:pPr>
         <w:pStyle w:val="berschrift2"/>
       </w:pPr>
-      <w:bookmarkStart w:id="52" w:name="_Toc242020814"/>
+      <w:bookmarkStart w:id="52" w:name="_Toc242899371"/>
       <w:r>
         <w:t>4.13 Bildsprache</w:t>
       </w:r>
@@ -18310,7 +18580,7 @@
       <w:pPr>
         <w:pStyle w:val="berschrift2"/>
       </w:pPr>
-      <w:bookmarkStart w:id="53" w:name="_Toc242020815"/>
+      <w:bookmarkStart w:id="53" w:name="_Toc242899372"/>
       <w:r>
         <w:t>4.14 Platzhalter, Impressum und Redlichkeit</w:t>
       </w:r>
@@ -18330,7 +18600,7 @@
         <w:keepNext/>
         <w:spacing w:after="80"/>
       </w:pPr>
-      <w:bookmarkStart w:id="54" w:name="_Toc242020882"/>
+      <w:bookmarkStart w:id="54" w:name="_Toc242899440"/>
       <w:r>
         <w:t xml:space="preserve">Tabelle </w:t>
       </w:r>
@@ -18701,7 +18971,7 @@
           <w:noProof/>
         </w:rPr>
         <w:drawing>
-          <wp:inline distT="0" distB="0" distL="0" distR="0" wp14:anchorId="7DF90E59" wp14:editId="56A85707">
+          <wp:inline distT="0" distB="0" distL="0" distR="0" wp14:anchorId="4BB9AEA1" wp14:editId="2D6D29A9">
             <wp:extent cx="3390312" cy="4319999"/>
             <wp:effectExtent l="0" t="0" r="0" b="0"/>
             <wp:docPr id="7" name="Picture 7"/>
@@ -18743,7 +19013,7 @@
         <w:spacing w:after="0"/>
         <w:jc w:val="center"/>
       </w:pPr>
-      <w:bookmarkStart w:id="55" w:name="_Toc242020861"/>
+      <w:bookmarkStart w:id="55" w:name="_Toc242899419"/>
       <w:r>
         <w:t xml:space="preserve">Abbildung </w:t>
       </w:r>
@@ -18787,9 +19057,9 @@
       <w:pPr>
         <w:pStyle w:val="berschrift2"/>
       </w:pPr>
-      <w:bookmarkStart w:id="56" w:name="_Toc242020816"/>
-      <w:r>
-        <w:t>4.15 Barrierefreiheit als inhaltliche Aufgabe</w:t>
+      <w:bookmarkStart w:id="56" w:name="_Toc242899373"/>
+      <w:r>
+        <w:t>4.15 Datenschutz und Einwilligung</w:t>
       </w:r>
       <w:bookmarkEnd w:id="56"/>
     </w:p>
@@ -18798,7 +19068,23 @@
         <w:jc w:val="both"/>
       </w:pPr>
       <w:r>
-        <w:t>Barrierefreiheit betrifft nicht nur die Technik, sondern auch die Texte. Die Website orientiert sich an den WCAG 2.2 [13]:</w:t>
+        <w:t>Für eine öffentlich erreichbare Website sind eine Datenschutzerklärung und, sobald Daten zu Statistikzwecken erhoben werden sollen, eine Einwilligung der Besucher nötig. Ausschlaggebend ist § 25 TDDDG: Speichern oder Auslesen von Informationen im Endgerät ist nur mit Einwilligung zulässig, es sei denn, es ist für den gewünschten Dienst unbedingt erforderlich [30]. Für die anschließende Verarbeitung personenbezogener Daten gilt die DSGVO.</w:t>
+      </w:r>
+    </w:p>
+    <w:p>
+      <w:pPr>
+        <w:jc w:val="both"/>
+      </w:pPr>
+      <w:r>
+        <w:t>Vor dem Einbau des Banners wurde geprüft, welche Daten die Website ohne Zutun der Besucher an Dritte überträgt. Ergebnis war ein Punkt: Die Schrift Ubuntu wurde von Google Fonts geladen, wodurch bei jedem Aufruf die IP-Adresse an Google ging. Ein Banner hätte daran nichts geändert, weil die Schrift vor jeder Entscheidung lädt. Die Schrift wird deshalb seitdem aus dem eigenen Build ausgeliefert. Eine Messung im Browser bestätigt, dass beim ersten Aufruf keine Anfrage an einen fremden Server mehr geht.</w:t>
+      </w:r>
+    </w:p>
+    <w:p>
+      <w:pPr>
+        <w:jc w:val="both"/>
+      </w:pPr>
+      <w:r>
+        <w:t>Das Einwilligungsbanner folgt vier Regeln, die sich aus der Orientierungshilfe der Datenschutzkonferenz ergeben [31]:</w:t>
       </w:r>
     </w:p>
     <w:p>
@@ -18807,7 +19093,7 @@
         <w:spacing w:after="60"/>
       </w:pPr>
       <w:r>
-        <w:t>Jedes Bild hat einen beschreibenden Alternativtext in den Daten.</w:t>
+        <w:t>Ablehnen ist so einfach wie Zustimmen. Die Knöpfe Alle akzeptieren und Nur notwendige sind gleich gestaltet und gleich groß.</w:t>
       </w:r>
     </w:p>
     <w:p>
@@ -18816,7 +19102,7 @@
         <w:spacing w:after="60"/>
       </w:pPr>
       <w:r>
-        <w:t>Überschriften folgen einer Hierarchie mit genau einer Hauptüberschrift je Seite.</w:t>
+        <w:t>Nichts ist vorausgewählt. Die Kategorie Statistik ist beim ersten Aufruf abgewählt.</w:t>
       </w:r>
     </w:p>
     <w:p>
@@ -18825,7 +19111,7 @@
         <w:spacing w:after="60"/>
       </w:pPr>
       <w:r>
-        <w:t>Links tragen für Vorlesesoftware zusätzlich den Titel der Karte.</w:t>
+        <w:t>Die Website bleibt hinter dem Banner bedienbar, Impressum und Datenschutzerklärung sind jederzeit erreichbar.</w:t>
       </w:r>
     </w:p>
     <w:p>
@@ -18834,7 +19120,61 @@
         <w:spacing w:after="60"/>
       </w:pPr>
       <w:r>
-        <w:t>Das Hintergrundvideo lässt sich anhalten, weil bewegte Inhalte über fünf Sekunden das nach Erfolgskriterium 2.2.2 erfordern.</w:t>
+        <w:t>Die Entscheidung lässt sich jederzeit über Cookie-Einstellungen in der Fußzeile ändern. Ein Widerruf lädt die Seite neu, damit ein bereits geladenes Statistikskript nicht weiterläuft.</w:t>
+      </w:r>
+    </w:p>
+    <w:p>
+      <w:pPr>
+        <w:jc w:val="both"/>
+      </w:pPr>
+      <w:r>
+        <w:t xml:space="preserve">Technisch liegt die Einwilligung als eigenes Feature in </w:t>
+      </w:r>
+      <w:r>
+        <w:rPr>
+          <w:rFonts w:ascii="Consolas" w:hAnsi="Consolas"/>
+          <w:sz w:val="19"/>
+        </w:rPr>
+        <w:t>src/features/consent</w:t>
+      </w:r>
+      <w:r>
+        <w:t xml:space="preserve">. Die Speicherung der Entscheidung ist von der Darstellung getrennt, ein Statistikdienst wird erst nach Zustimmung als Skript nachgeladen. Welcher Dienst das ist, steht als Eintrag in </w:t>
+      </w:r>
+      <w:r>
+        <w:rPr>
+          <w:rFonts w:ascii="Consolas" w:hAnsi="Consolas"/>
+          <w:sz w:val="19"/>
+        </w:rPr>
+        <w:t>src/data/einwilligung.ts</w:t>
+      </w:r>
+      <w:r>
+        <w:t>. Derzeit ist bewusst kein Dienst eingetragen, weil die Wahl eines Anbieters mit dem Betreiber der Domain abzustimmen ist. Ein Test mit einem Platzhalterdienst bestätigt das Verhalten: vor der Entscheidung und nach Ablehnen keine Anfrage, nach Zustimmen genau eine, nach Widerruf wieder keine.</w:t>
+      </w:r>
+    </w:p>
+    <w:p>
+      <w:pPr>
+        <w:jc w:val="both"/>
+      </w:pPr>
+      <w:r>
+        <w:t>Die Datenschutzerklärung ist wie das Impressum als Muster gekennzeichnet. Ihre Abschnitte hängen vom Betrieb ab: Läuft die Seite ohne Backend, beschreibt sie das Kontaktformular als Weg über das eigene E-Mail-Programm, mit Backend den Versand über den Server. Ist ein Statistikdienst eingetragen, wird er mit Name und Anbieter genannt.</w:t>
+      </w:r>
+    </w:p>
+    <w:p>
+      <w:pPr>
+        <w:pStyle w:val="berschrift2"/>
+      </w:pPr>
+      <w:bookmarkStart w:id="57" w:name="_Toc242899374"/>
+      <w:r>
+        <w:t>4.16 Barrierefreiheit als inhaltliche Aufgabe</w:t>
+      </w:r>
+      <w:bookmarkEnd w:id="57"/>
+    </w:p>
+    <w:p>
+      <w:pPr>
+        <w:jc w:val="both"/>
+      </w:pPr>
+      <w:r>
+        <w:t>Barrierefreiheit betrifft nicht nur die Technik, sondern auch die Texte. Die Website orientiert sich an den WCAG 2.2 [13]:</w:t>
       </w:r>
     </w:p>
     <w:p>
@@ -18843,7 +19183,7 @@
         <w:spacing w:after="60"/>
       </w:pPr>
       <w:r>
-        <w:t>Die Reiter der Bereichsseiten folgen dem Tabs-Muster der WAI-ARIA Authoring Practices [29]: Pfeiltasten wechseln den Reiter, nur der aktive ist per Tabulatortaste erreichbar.</w:t>
+        <w:t>Jedes Bild hat einen beschreibenden Alternativtext in den Daten.</w:t>
       </w:r>
     </w:p>
     <w:p>
@@ -18852,6 +19192,42 @@
         <w:spacing w:after="60"/>
       </w:pPr>
       <w:r>
+        <w:t>Überschriften folgen einer Hierarchie mit genau einer Hauptüberschrift je Seite.</w:t>
+      </w:r>
+    </w:p>
+    <w:p>
+      <w:pPr>
+        <w:pStyle w:val="Aufzhlungszeichen"/>
+        <w:spacing w:after="60"/>
+      </w:pPr>
+      <w:r>
+        <w:t>Links tragen für Vorlesesoftware zusätzlich den Titel der Karte.</w:t>
+      </w:r>
+    </w:p>
+    <w:p>
+      <w:pPr>
+        <w:pStyle w:val="Aufzhlungszeichen"/>
+        <w:spacing w:after="60"/>
+      </w:pPr>
+      <w:r>
+        <w:t>Das Hintergrundvideo lässt sich anhalten, weil bewegte Inhalte über fünf Sekunden das nach Erfolgskriterium 2.2.2 erfordern.</w:t>
+      </w:r>
+    </w:p>
+    <w:p>
+      <w:pPr>
+        <w:pStyle w:val="Aufzhlungszeichen"/>
+        <w:spacing w:after="60"/>
+      </w:pPr>
+      <w:r>
+        <w:t>Die Reiter der Bereichsseiten folgen dem Tabs-Muster der WAI-ARIA Authoring Practices [29]: Pfeiltasten wechseln den Reiter, nur der aktive ist per Tabulatortaste erreichbar.</w:t>
+      </w:r>
+    </w:p>
+    <w:p>
+      <w:pPr>
+        <w:pStyle w:val="Aufzhlungszeichen"/>
+        <w:spacing w:after="60"/>
+      </w:pPr>
+      <w:r>
         <w:t>Farben wurden gegen die Schrift rechnerisch geprüft, nicht nach Augenmaß gewählt.</w:t>
       </w:r>
     </w:p>
@@ -18864,21 +19240,21 @@
       <w:pPr>
         <w:pStyle w:val="berschrift1"/>
       </w:pPr>
-      <w:bookmarkStart w:id="57" w:name="_Toc242020817"/>
+      <w:bookmarkStart w:id="58" w:name="_Toc242899375"/>
       <w:r>
         <w:t>5 Gestaltung</w:t>
       </w:r>
-      <w:bookmarkEnd w:id="57"/>
+      <w:bookmarkEnd w:id="58"/>
     </w:p>
     <w:p>
       <w:pPr>
         <w:pStyle w:val="berschrift2"/>
       </w:pPr>
-      <w:bookmarkStart w:id="58" w:name="_Toc242020818"/>
+      <w:bookmarkStart w:id="59" w:name="_Toc242899376"/>
       <w:r>
         <w:t>5.1 Entwicklung der Farbwelt</w:t>
       </w:r>
-      <w:bookmarkEnd w:id="58"/>
+      <w:bookmarkEnd w:id="59"/>
     </w:p>
     <w:p>
       <w:pPr>
@@ -18902,7 +19278,7 @@
         <w:keepNext/>
         <w:spacing w:after="80"/>
       </w:pPr>
-      <w:bookmarkStart w:id="59" w:name="_Toc242020883"/>
+      <w:bookmarkStart w:id="60" w:name="_Toc242899441"/>
       <w:r>
         <w:t xml:space="preserve">Tabelle </w:t>
       </w:r>
@@ -18927,7 +19303,7 @@
       <w:r>
         <w:t>: Farbvariablen (Design-Tokens)</w:t>
       </w:r>
-      <w:bookmarkEnd w:id="59"/>
+      <w:bookmarkEnd w:id="60"/>
     </w:p>
     <w:tbl>
       <w:tblPr>
@@ -19616,7 +19992,7 @@
           <w:noProof/>
         </w:rPr>
         <w:drawing>
-          <wp:inline distT="0" distB="0" distL="0" distR="0" wp14:anchorId="131F9A90" wp14:editId="3E7932D2">
+          <wp:inline distT="0" distB="0" distL="0" distR="0" wp14:anchorId="4FE403B2" wp14:editId="796EB28E">
             <wp:extent cx="5580000" cy="1631077"/>
             <wp:effectExtent l="0" t="0" r="0" b="0"/>
             <wp:docPr id="8" name="Picture 8"/>
@@ -19658,7 +20034,7 @@
         <w:spacing w:after="0"/>
         <w:jc w:val="center"/>
       </w:pPr>
-      <w:bookmarkStart w:id="60" w:name="_Toc242020862"/>
+      <w:bookmarkStart w:id="61" w:name="_Toc242899420"/>
       <w:r>
         <w:t xml:space="preserve">Abbildung </w:t>
       </w:r>
@@ -19683,7 +20059,7 @@
       <w:r>
         <w:t>: Kopfbereich vor (links) und nach (rechts) der Überarbeitung</w:t>
       </w:r>
-      <w:bookmarkEnd w:id="60"/>
+      <w:bookmarkEnd w:id="61"/>
     </w:p>
     <w:p>
       <w:pPr>
@@ -19702,11 +20078,11 @@
       <w:pPr>
         <w:pStyle w:val="berschrift2"/>
       </w:pPr>
-      <w:bookmarkStart w:id="61" w:name="_Toc242020819"/>
+      <w:bookmarkStart w:id="62" w:name="_Toc242899377"/>
       <w:r>
         <w:t>5.2 Regeln für den Akzent</w:t>
       </w:r>
-      <w:bookmarkEnd w:id="61"/>
+      <w:bookmarkEnd w:id="62"/>
     </w:p>
     <w:p>
       <w:pPr>
@@ -19802,11 +20178,11 @@
       <w:pPr>
         <w:pStyle w:val="berschrift2"/>
       </w:pPr>
-      <w:bookmarkStart w:id="62" w:name="_Toc242020820"/>
+      <w:bookmarkStart w:id="63" w:name="_Toc242899378"/>
       <w:r>
         <w:t>5.3 Helligkeit und Rhythmus</w:t>
       </w:r>
-      <w:bookmarkEnd w:id="62"/>
+      <w:bookmarkEnd w:id="63"/>
     </w:p>
     <w:p>
       <w:pPr>
@@ -19825,21 +20201,21 @@
       <w:pPr>
         <w:pStyle w:val="berschrift1"/>
       </w:pPr>
-      <w:bookmarkStart w:id="63" w:name="_Toc242020821"/>
+      <w:bookmarkStart w:id="64" w:name="_Toc242899379"/>
       <w:r>
         <w:t>6 Technische Umsetzung</w:t>
       </w:r>
-      <w:bookmarkEnd w:id="63"/>
+      <w:bookmarkEnd w:id="64"/>
     </w:p>
     <w:p>
       <w:pPr>
         <w:pStyle w:val="berschrift2"/>
       </w:pPr>
-      <w:bookmarkStart w:id="64" w:name="_Toc242020822"/>
+      <w:bookmarkStart w:id="65" w:name="_Toc242899380"/>
       <w:r>
         <w:t>6.1 Technologieauswahl</w:t>
       </w:r>
-      <w:bookmarkEnd w:id="64"/>
+      <w:bookmarkEnd w:id="65"/>
     </w:p>
     <w:p>
       <w:pPr>
@@ -19847,7 +20223,7 @@
         <w:keepNext/>
         <w:spacing w:after="80"/>
       </w:pPr>
-      <w:bookmarkStart w:id="65" w:name="_Toc242020884"/>
+      <w:bookmarkStart w:id="66" w:name="_Toc242899442"/>
       <w:r>
         <w:t xml:space="preserve">Tabelle </w:t>
       </w:r>
@@ -19872,7 +20248,7 @@
       <w:r>
         <w:t>: Eingesetzte Technologien und Begründung</w:t>
       </w:r>
-      <w:bookmarkEnd w:id="65"/>
+      <w:bookmarkEnd w:id="66"/>
     </w:p>
     <w:tbl>
       <w:tblPr>
@@ -20334,11 +20710,11 @@
       <w:pPr>
         <w:pStyle w:val="berschrift2"/>
       </w:pPr>
-      <w:bookmarkStart w:id="66" w:name="_Toc242020823"/>
+      <w:bookmarkStart w:id="67" w:name="_Toc242899381"/>
       <w:r>
         <w:t>6.2 Projektstruktur</w:t>
       </w:r>
-      <w:bookmarkEnd w:id="66"/>
+      <w:bookmarkEnd w:id="67"/>
     </w:p>
     <w:p>
       <w:pPr>
@@ -20384,7 +20760,7 @@
         <w:keepNext/>
         <w:spacing w:after="80"/>
       </w:pPr>
-      <w:bookmarkStart w:id="67" w:name="_Toc242020885"/>
+      <w:bookmarkStart w:id="68" w:name="_Toc242899443"/>
       <w:r>
         <w:t xml:space="preserve">Tabelle </w:t>
       </w:r>
@@ -20409,7 +20785,7 @@
       <w:r>
         <w:t>: Ordnerstruktur des Frontends</w:t>
       </w:r>
-      <w:bookmarkEnd w:id="67"/>
+      <w:bookmarkEnd w:id="68"/>
     </w:p>
     <w:tbl>
       <w:tblPr>
@@ -20962,11 +21338,11 @@
       <w:pPr>
         <w:pStyle w:val="berschrift2"/>
       </w:pPr>
-      <w:bookmarkStart w:id="68" w:name="_Toc242020824"/>
+      <w:bookmarkStart w:id="69" w:name="_Toc242899382"/>
       <w:r>
         <w:t>6.3 Datenmodelle</w:t>
       </w:r>
-      <w:bookmarkEnd w:id="68"/>
+      <w:bookmarkEnd w:id="69"/>
     </w:p>
     <w:p>
       <w:pPr>
@@ -21110,11 +21486,11 @@
       <w:pPr>
         <w:pStyle w:val="berschrift2"/>
       </w:pPr>
-      <w:bookmarkStart w:id="69" w:name="_Toc242020825"/>
+      <w:bookmarkStart w:id="70" w:name="_Toc242899383"/>
       <w:r>
         <w:t>6.4 Hintergrundvideo im Kopfbereich</w:t>
       </w:r>
-      <w:bookmarkEnd w:id="69"/>
+      <w:bookmarkEnd w:id="70"/>
     </w:p>
     <w:p>
       <w:pPr>
@@ -21181,11 +21557,11 @@
       <w:pPr>
         <w:pStyle w:val="berschrift2"/>
       </w:pPr>
-      <w:bookmarkStart w:id="70" w:name="_Toc242020826"/>
+      <w:bookmarkStart w:id="71" w:name="_Toc242899384"/>
       <w:r>
         <w:t>6.5 Weitere Funktionsbausteine</w:t>
       </w:r>
-      <w:bookmarkEnd w:id="70"/>
+      <w:bookmarkEnd w:id="71"/>
     </w:p>
     <w:p>
       <w:pPr>
@@ -21193,7 +21569,7 @@
         <w:keepNext/>
         <w:spacing w:after="80"/>
       </w:pPr>
-      <w:bookmarkStart w:id="71" w:name="_Toc242020886"/>
+      <w:bookmarkStart w:id="72" w:name="_Toc242899444"/>
       <w:r>
         <w:t xml:space="preserve">Tabelle </w:t>
       </w:r>
@@ -21218,7 +21594,7 @@
       <w:r>
         <w:t>: Weitere Funktionsbausteine</w:t>
       </w:r>
-      <w:bookmarkEnd w:id="71"/>
+      <w:bookmarkEnd w:id="72"/>
     </w:p>
     <w:tbl>
       <w:tblPr>
@@ -21562,11 +21938,11 @@
       <w:pPr>
         <w:pStyle w:val="berschrift2"/>
       </w:pPr>
-      <w:bookmarkStart w:id="72" w:name="_Toc242020827"/>
+      <w:bookmarkStart w:id="73" w:name="_Toc242899385"/>
       <w:r>
         <w:t>6.6 Backend für das Kontaktformular</w:t>
       </w:r>
-      <w:bookmarkEnd w:id="72"/>
+      <w:bookmarkEnd w:id="73"/>
     </w:p>
     <w:p>
       <w:pPr>
@@ -21613,21 +21989,21 @@
       <w:pPr>
         <w:pStyle w:val="berschrift1"/>
       </w:pPr>
-      <w:bookmarkStart w:id="73" w:name="_Toc242020828"/>
+      <w:bookmarkStart w:id="74" w:name="_Toc242899386"/>
       <w:r>
         <w:t>7 Qualitätssicherung und Evaluation</w:t>
       </w:r>
-      <w:bookmarkEnd w:id="73"/>
+      <w:bookmarkEnd w:id="74"/>
     </w:p>
     <w:p>
       <w:pPr>
         <w:pStyle w:val="berschrift2"/>
       </w:pPr>
-      <w:bookmarkStart w:id="74" w:name="_Toc242020829"/>
+      <w:bookmarkStart w:id="75" w:name="_Toc242899387"/>
       <w:r>
         <w:t>7.1 Automatisierte Prüfungen</w:t>
       </w:r>
-      <w:bookmarkEnd w:id="74"/>
+      <w:bookmarkEnd w:id="75"/>
     </w:p>
     <w:p>
       <w:pPr>
@@ -21669,11 +22045,11 @@
       <w:pPr>
         <w:pStyle w:val="berschrift2"/>
       </w:pPr>
-      <w:bookmarkStart w:id="75" w:name="_Toc242020830"/>
+      <w:bookmarkStart w:id="76" w:name="_Toc242899388"/>
       <w:r>
         <w:t>7.2 Kontraste und Lesbarkeit</w:t>
       </w:r>
-      <w:bookmarkEnd w:id="75"/>
+      <w:bookmarkEnd w:id="76"/>
     </w:p>
     <w:p>
       <w:pPr>
@@ -21687,11 +22063,11 @@
       <w:pPr>
         <w:pStyle w:val="berschrift2"/>
       </w:pPr>
-      <w:bookmarkStart w:id="76" w:name="_Toc242020831"/>
+      <w:bookmarkStart w:id="77" w:name="_Toc242899389"/>
       <w:r>
         <w:t>7.3 Leistungsmessung</w:t>
       </w:r>
-      <w:bookmarkEnd w:id="76"/>
+      <w:bookmarkEnd w:id="77"/>
     </w:p>
     <w:p>
       <w:pPr>
@@ -21707,7 +22083,7 @@
         <w:keepNext/>
         <w:spacing w:after="80"/>
       </w:pPr>
-      <w:bookmarkStart w:id="77" w:name="_Toc242020887"/>
+      <w:bookmarkStart w:id="78" w:name="_Toc242899445"/>
       <w:r>
         <w:t xml:space="preserve">Tabelle </w:t>
       </w:r>
@@ -21732,7 +22108,7 @@
       <w:r>
         <w:t>: Messwerte aus Lighthouse</w:t>
       </w:r>
-      <w:bookmarkEnd w:id="77"/>
+      <w:bookmarkEnd w:id="78"/>
     </w:p>
     <w:tbl>
       <w:tblPr>
@@ -22149,11 +22525,11 @@
       <w:pPr>
         <w:pStyle w:val="berschrift2"/>
       </w:pPr>
-      <w:bookmarkStart w:id="78" w:name="_Toc242020832"/>
+      <w:bookmarkStart w:id="79" w:name="_Toc242899390"/>
       <w:r>
         <w:t>7.4 Darstellung auf verschiedenen Bildschirmgrößen</w:t>
       </w:r>
-      <w:bookmarkEnd w:id="78"/>
+      <w:bookmarkEnd w:id="79"/>
     </w:p>
     <w:p>
       <w:pPr>
@@ -22164,6 +22540,17 @@
       </w:r>
       <w:r>
         <w:t>n Rand zeigt, dass weitere Reiter folgen.</w:t>
+      </w:r>
+    </w:p>
+    <w:p>
+      <w:pPr>
+        <w:jc w:val="both"/>
+      </w:pPr>
+      <w:r>
+        <w:t>Im Oktober 2026 wurde die Bedienung zusätzlich mit Touch-Emulation geprüft. Dabei fiel ein Fehler auf, den reine Screenshots nicht zeigen: Nach dem Scrollen war das Handymenü nur so hoch wie die Kopfzeile, weil die Kopfzeile beim Scrollen ein CSS-transform erhielt und damit zum Bezugsrahmen des festen Menüs wurde. Die Kopfzeile verschiebt sich seitdem über die Eigenschaft top. Außerdem lässt sich das Publikationskarussell wischen und bleibt nach dem Antippen stehen, Formularfelder haben am Smartphone 16 Pix</w:t>
+      </w:r>
+      <w:r>
+        <w:t>el Schrift, damit iOS beim Antippen nicht vergrößert, und alle Tippflächen sind mindestens 24 Pixel groß (WCAG 2.2, Erfolgskriterium 2.5.8 [13]).</w:t>
       </w:r>
     </w:p>
     <w:p>
@@ -22177,7 +22564,7 @@
           <w:noProof/>
         </w:rPr>
         <w:drawing>
-          <wp:inline distT="0" distB="0" distL="0" distR="0" wp14:anchorId="4A9F7815" wp14:editId="62CE96A4">
+          <wp:inline distT="0" distB="0" distL="0" distR="0" wp14:anchorId="26C4EB32" wp14:editId="6B7FAF82">
             <wp:extent cx="5580000" cy="3823595"/>
             <wp:effectExtent l="0" t="0" r="0" b="0"/>
             <wp:docPr id="9" name="Picture 9"/>
@@ -22219,7 +22606,7 @@
         <w:spacing w:after="0"/>
         <w:jc w:val="center"/>
       </w:pPr>
-      <w:bookmarkStart w:id="79" w:name="_Toc242020863"/>
+      <w:bookmarkStart w:id="80" w:name="_Toc242899421"/>
       <w:r>
         <w:t xml:space="preserve">Abbildung </w:t>
       </w:r>
@@ -22244,7 +22631,7 @@
       <w:r>
         <w:t>: Mobile Ansicht bei 375 Pixeln: Startseite, Bereichsseite und Karriereseite</w:t>
       </w:r>
-      <w:bookmarkEnd w:id="79"/>
+      <w:bookmarkEnd w:id="80"/>
     </w:p>
     <w:p>
       <w:pPr>
@@ -22263,11 +22650,11 @@
       <w:pPr>
         <w:pStyle w:val="berschrift2"/>
       </w:pPr>
-      <w:bookmarkStart w:id="80" w:name="_Toc242020833"/>
+      <w:bookmarkStart w:id="81" w:name="_Toc242899391"/>
       <w:r>
         <w:t>7.5 Grenzen der Prüfung</w:t>
       </w:r>
-      <w:bookmarkEnd w:id="80"/>
+      <w:bookmarkEnd w:id="81"/>
     </w:p>
     <w:p>
       <w:pPr>
@@ -22286,21 +22673,21 @@
       <w:pPr>
         <w:pStyle w:val="berschrift1"/>
       </w:pPr>
-      <w:bookmarkStart w:id="81" w:name="_Toc242020834"/>
+      <w:bookmarkStart w:id="82" w:name="_Toc242899392"/>
       <w:r>
         <w:t>8 Betrieb und Deployment</w:t>
       </w:r>
-      <w:bookmarkEnd w:id="81"/>
+      <w:bookmarkEnd w:id="82"/>
     </w:p>
     <w:p>
       <w:pPr>
         <w:pStyle w:val="berschrift2"/>
       </w:pPr>
-      <w:bookmarkStart w:id="82" w:name="_Toc242020835"/>
+      <w:bookmarkStart w:id="83" w:name="_Toc242899393"/>
       <w:r>
         <w:t>8.1 Anforderungen an den Betrieb</w:t>
       </w:r>
-      <w:bookmarkEnd w:id="82"/>
+      <w:bookmarkEnd w:id="83"/>
     </w:p>
     <w:p>
       <w:pPr>
@@ -22316,7 +22703,7 @@
         <w:keepNext/>
         <w:spacing w:after="80"/>
       </w:pPr>
-      <w:bookmarkStart w:id="83" w:name="_Toc242020888"/>
+      <w:bookmarkStart w:id="84" w:name="_Toc242899446"/>
       <w:r>
         <w:t xml:space="preserve">Tabelle </w:t>
       </w:r>
@@ -22341,7 +22728,7 @@
       <w:r>
         <w:t>: Veröffentlichungswege im Vergleich</w:t>
       </w:r>
-      <w:bookmarkEnd w:id="83"/>
+      <w:bookmarkEnd w:id="84"/>
     </w:p>
     <w:tbl>
       <w:tblPr>
@@ -22658,11 +23045,11 @@
       <w:pPr>
         <w:pStyle w:val="berschrift2"/>
       </w:pPr>
-      <w:bookmarkStart w:id="84" w:name="_Toc242020836"/>
+      <w:bookmarkStart w:id="85" w:name="_Toc242899394"/>
       <w:r>
         <w:t>8.2 Veröffentlichung über GitHub Pages</w:t>
       </w:r>
-      <w:bookmarkEnd w:id="84"/>
+      <w:bookmarkEnd w:id="85"/>
     </w:p>
     <w:p>
       <w:pPr>
@@ -22722,11 +23109,11 @@
       <w:pPr>
         <w:pStyle w:val="berschrift2"/>
       </w:pPr>
-      <w:bookmarkStart w:id="85" w:name="_Toc242020837"/>
+      <w:bookmarkStart w:id="86" w:name="_Toc242899395"/>
       <w:r>
         <w:t>8.3 Ergebnis der Veröffentlichung</w:t>
       </w:r>
-      <w:bookmarkEnd w:id="85"/>
+      <w:bookmarkEnd w:id="86"/>
     </w:p>
     <w:p>
       <w:pPr>
@@ -22768,7 +23155,7 @@
         <w:keepNext/>
         <w:spacing w:after="80"/>
       </w:pPr>
-      <w:bookmarkStart w:id="86" w:name="_Toc242020889"/>
+      <w:bookmarkStart w:id="87" w:name="_Toc242899447"/>
       <w:r>
         <w:t xml:space="preserve">Tabelle </w:t>
       </w:r>
@@ -22793,7 +23180,7 @@
       <w:r>
         <w:t>: Prüfung der veröffentlichten Website</w:t>
       </w:r>
-      <w:bookmarkEnd w:id="86"/>
+      <w:bookmarkEnd w:id="87"/>
     </w:p>
     <w:tbl>
       <w:tblPr>
@@ -23065,7 +23452,7 @@
           <w:noProof/>
         </w:rPr>
         <w:drawing>
-          <wp:inline distT="0" distB="0" distL="0" distR="0" wp14:anchorId="2A7609B1" wp14:editId="0D5E854C">
+          <wp:inline distT="0" distB="0" distL="0" distR="0" wp14:anchorId="1C7CFFF8" wp14:editId="02749CBF">
             <wp:extent cx="5580000" cy="3487500"/>
             <wp:effectExtent l="0" t="0" r="0" b="0"/>
             <wp:docPr id="10" name="Picture 10"/>
@@ -23107,7 +23494,7 @@
         <w:spacing w:after="0"/>
         <w:jc w:val="center"/>
       </w:pPr>
-      <w:bookmarkStart w:id="87" w:name="_Toc242020864"/>
+      <w:bookmarkStart w:id="88" w:name="_Toc242899422"/>
       <w:r>
         <w:t xml:space="preserve">Abbildung </w:t>
       </w:r>
@@ -23132,7 +23519,7 @@
       <w:r>
         <w:t>: Veröffentlichte Website auf GitHub Pages</w:t>
       </w:r>
-      <w:bookmarkEnd w:id="87"/>
+      <w:bookmarkEnd w:id="88"/>
     </w:p>
     <w:p>
       <w:pPr>
@@ -23151,11 +23538,11 @@
       <w:pPr>
         <w:pStyle w:val="berschrift2"/>
       </w:pPr>
-      <w:bookmarkStart w:id="88" w:name="_Toc242020838"/>
+      <w:bookmarkStart w:id="89" w:name="_Toc242899396"/>
       <w:r>
         <w:t>8.4 Umzug auf die IONOS-Domain</w:t>
       </w:r>
-      <w:bookmarkEnd w:id="88"/>
+      <w:bookmarkEnd w:id="89"/>
     </w:p>
     <w:p>
       <w:pPr>
@@ -23179,11 +23566,11 @@
       <w:pPr>
         <w:pStyle w:val="berschrift2"/>
       </w:pPr>
-      <w:bookmarkStart w:id="89" w:name="_Toc242020839"/>
+      <w:bookmarkStart w:id="90" w:name="_Toc242899397"/>
       <w:r>
         <w:t>8.5 Betrieb mit eigenem Server</w:t>
       </w:r>
-      <w:bookmarkEnd w:id="89"/>
+      <w:bookmarkEnd w:id="90"/>
     </w:p>
     <w:p>
       <w:pPr>
@@ -23214,7 +23601,7 @@
           <w:noProof/>
         </w:rPr>
         <w:drawing>
-          <wp:inline distT="0" distB="0" distL="0" distR="0" wp14:anchorId="7E2C7EB6" wp14:editId="0C05FE9C">
+          <wp:inline distT="0" distB="0" distL="0" distR="0" wp14:anchorId="4EAE0215" wp14:editId="0492D067">
             <wp:extent cx="5580000" cy="2511000"/>
             <wp:effectExtent l="0" t="0" r="0" b="0"/>
             <wp:docPr id="11" name="Picture 11"/>
@@ -23256,7 +23643,7 @@
         <w:spacing w:after="0"/>
         <w:jc w:val="center"/>
       </w:pPr>
-      <w:bookmarkStart w:id="90" w:name="_Toc242020865"/>
+      <w:bookmarkStart w:id="91" w:name="_Toc242899423"/>
       <w:r>
         <w:t xml:space="preserve">Abbildung </w:t>
       </w:r>
@@ -23281,7 +23668,7 @@
       <w:r>
         <w:t>: Systemarchitektur beim Betrieb mit eigenem Server</w:t>
       </w:r>
-      <w:bookmarkEnd w:id="90"/>
+      <w:bookmarkEnd w:id="91"/>
     </w:p>
     <w:p>
       <w:pPr>
@@ -23302,7 +23689,7 @@
         <w:keepNext/>
         <w:spacing w:after="80"/>
       </w:pPr>
-      <w:bookmarkStart w:id="91" w:name="_Toc242020890"/>
+      <w:bookmarkStart w:id="92" w:name="_Toc242899448"/>
       <w:r>
         <w:t xml:space="preserve">Tabelle </w:t>
       </w:r>
@@ -23327,7 +23714,7 @@
       <w:r>
         <w:t>: Dateien für den Betrieb</w:t>
       </w:r>
-      <w:bookmarkEnd w:id="91"/>
+      <w:bookmarkEnd w:id="92"/>
     </w:p>
     <w:tbl>
       <w:tblPr>
@@ -23696,11 +24083,11 @@
       <w:pPr>
         <w:pStyle w:val="berschrift2"/>
       </w:pPr>
-      <w:bookmarkStart w:id="92" w:name="_Toc242020840"/>
+      <w:bookmarkStart w:id="93" w:name="_Toc242899398"/>
       <w:r>
         <w:t>8.6 Besonderheiten einer fiktiven Website</w:t>
       </w:r>
-      <w:bookmarkEnd w:id="92"/>
+      <w:bookmarkEnd w:id="93"/>
     </w:p>
     <w:p>
       <w:pPr>
@@ -23717,7 +24104,7 @@
         <w:t>noindex, nofollow</w:t>
       </w:r>
       <w:r>
-        <w:t xml:space="preserve"> für Suchmaschinen. Zweitens werden Schriften derzeit von Google Fonts geladen. Nach der Rechtsprechung des LG München I ist die Weitergabe der IP-Adresse an Google ohne Einwilligung problematisch [22]. Vor einer dauerhaften Veröffentlichung sollte die Schrift deshalb selbst ausgeliefert werden.</w:t>
+        <w:t xml:space="preserve"> für Suchmaschinen. Zweitens wurden Schriften anfangs von Google Fonts geladen. Nach der Rechtsprechung des LG München I ist die Weitergabe der IP-Adresse an Google ohne Einwilligung problematisch [22]. Die Schrift wird deshalb inzwischen selbst ausgeliefert (siehe Abschnitt 4.15).</w:t>
       </w:r>
     </w:p>
     <w:p>
@@ -23729,21 +24116,21 @@
       <w:pPr>
         <w:pStyle w:val="berschrift1"/>
       </w:pPr>
-      <w:bookmarkStart w:id="93" w:name="_Toc242020841"/>
+      <w:bookmarkStart w:id="94" w:name="_Toc242899399"/>
       <w:r>
         <w:t>9 Einsatz von KI-Werkzeugen</w:t>
       </w:r>
-      <w:bookmarkEnd w:id="93"/>
+      <w:bookmarkEnd w:id="94"/>
     </w:p>
     <w:p>
       <w:pPr>
         <w:pStyle w:val="berschrift2"/>
       </w:pPr>
-      <w:bookmarkStart w:id="94" w:name="_Toc242020842"/>
+      <w:bookmarkStart w:id="95" w:name="_Toc242899400"/>
       <w:r>
         <w:t>9.1 Offenlegung</w:t>
       </w:r>
-      <w:bookmarkEnd w:id="94"/>
+      <w:bookmarkEnd w:id="95"/>
     </w:p>
     <w:p>
       <w:pPr>
@@ -23757,11 +24144,11 @@
       <w:pPr>
         <w:pStyle w:val="berschrift2"/>
       </w:pPr>
-      <w:bookmarkStart w:id="95" w:name="_Toc242020843"/>
+      <w:bookmarkStart w:id="96" w:name="_Toc242899401"/>
       <w:r>
         <w:t>9.2 Einsatzbereiche</w:t>
       </w:r>
-      <w:bookmarkEnd w:id="95"/>
+      <w:bookmarkEnd w:id="96"/>
     </w:p>
     <w:p>
       <w:pPr>
@@ -23769,7 +24156,7 @@
         <w:keepNext/>
         <w:spacing w:after="80"/>
       </w:pPr>
-      <w:bookmarkStart w:id="96" w:name="_Toc242020891"/>
+      <w:bookmarkStart w:id="97" w:name="_Toc242899449"/>
       <w:r>
         <w:t xml:space="preserve">Tabelle </w:t>
       </w:r>
@@ -23794,7 +24181,7 @@
       <w:r>
         <w:t>: Einsatz von Claude nach Aufgabenbereich</w:t>
       </w:r>
-      <w:bookmarkEnd w:id="96"/>
+      <w:bookmarkEnd w:id="97"/>
     </w:p>
     <w:tbl>
       <w:tblPr>
@@ -24309,11 +24696,11 @@
       <w:pPr>
         <w:pStyle w:val="berschrift2"/>
       </w:pPr>
-      <w:bookmarkStart w:id="97" w:name="_Toc242020844"/>
+      <w:bookmarkStart w:id="98" w:name="_Toc242899402"/>
       <w:r>
         <w:t>9.3 Arbeitsweise</w:t>
       </w:r>
-      <w:bookmarkEnd w:id="97"/>
+      <w:bookmarkEnd w:id="98"/>
     </w:p>
     <w:p>
       <w:pPr>
@@ -24335,11 +24722,11 @@
       <w:pPr>
         <w:pStyle w:val="berschrift2"/>
       </w:pPr>
-      <w:bookmarkStart w:id="98" w:name="_Toc242020845"/>
+      <w:bookmarkStart w:id="99" w:name="_Toc242899403"/>
       <w:r>
         <w:t>9.4 Kritische Reflexion</w:t>
       </w:r>
-      <w:bookmarkEnd w:id="98"/>
+      <w:bookmarkEnd w:id="99"/>
     </w:p>
     <w:p>
       <w:pPr>
@@ -24377,21 +24764,21 @@
       <w:pPr>
         <w:pStyle w:val="berschrift1"/>
       </w:pPr>
-      <w:bookmarkStart w:id="99" w:name="_Toc242020846"/>
+      <w:bookmarkStart w:id="100" w:name="_Toc242899404"/>
       <w:r>
         <w:t>10 Fazit und Ausblick</w:t>
       </w:r>
-      <w:bookmarkEnd w:id="99"/>
+      <w:bookmarkEnd w:id="100"/>
     </w:p>
     <w:p>
       <w:pPr>
         <w:pStyle w:val="berschrift2"/>
       </w:pPr>
-      <w:bookmarkStart w:id="100" w:name="_Toc242020847"/>
+      <w:bookmarkStart w:id="101" w:name="_Toc242899405"/>
       <w:r>
         <w:t>10.1 Zusammenfassung</w:t>
       </w:r>
-      <w:bookmarkEnd w:id="100"/>
+      <w:bookmarkEnd w:id="101"/>
     </w:p>
     <w:p>
       <w:pPr>
@@ -24419,11 +24806,11 @@
       <w:pPr>
         <w:pStyle w:val="berschrift2"/>
       </w:pPr>
-      <w:bookmarkStart w:id="101" w:name="_Toc242020848"/>
+      <w:bookmarkStart w:id="102" w:name="_Toc242899406"/>
       <w:r>
         <w:t>10.2 Offene Punkte</w:t>
       </w:r>
-      <w:bookmarkEnd w:id="101"/>
+      <w:bookmarkEnd w:id="102"/>
     </w:p>
     <w:p>
       <w:pPr>
@@ -24431,7 +24818,7 @@
         <w:keepNext/>
         <w:spacing w:after="80"/>
       </w:pPr>
-      <w:bookmarkStart w:id="102" w:name="_Toc242020892"/>
+      <w:bookmarkStart w:id="103" w:name="_Toc242899450"/>
       <w:r>
         <w:t xml:space="preserve">Tabelle </w:t>
       </w:r>
@@ -24456,7 +24843,7 @@
       <w:r>
         <w:t>: Offene Punkte</w:t>
       </w:r>
-      <w:bookmarkEnd w:id="102"/>
+      <w:bookmarkEnd w:id="103"/>
     </w:p>
     <w:tbl>
       <w:tblPr>
@@ -24473,9 +24860,9 @@
         <w:tblLook w:val="04A0" w:firstRow="1" w:lastRow="0" w:firstColumn="1" w:lastColumn="0" w:noHBand="0" w:noVBand="1"/>
       </w:tblPr>
       <w:tblGrid>
-        <w:gridCol w:w="3397"/>
-        <w:gridCol w:w="2196"/>
-        <w:gridCol w:w="3411"/>
+        <w:gridCol w:w="3002"/>
+        <w:gridCol w:w="1954"/>
+        <w:gridCol w:w="4048"/>
       </w:tblGrid>
       <w:tr>
         <w:trPr>
@@ -24484,7 +24871,7 @@
         </w:trPr>
         <w:tc>
           <w:tcPr>
-            <w:tcW w:w="3315" w:type="dxa"/>
+            <w:tcW w:w="2930" w:type="dxa"/>
             <w:shd w:val="clear" w:color="auto" w:fill="E3E9EC"/>
           </w:tcPr>
           <w:p>
@@ -24502,7 +24889,7 @@
         </w:tc>
         <w:tc>
           <w:tcPr>
-            <w:tcW w:w="2143" w:type="dxa"/>
+            <w:tcW w:w="1907" w:type="dxa"/>
             <w:shd w:val="clear" w:color="auto" w:fill="E3E9EC"/>
           </w:tcPr>
           <w:p>
@@ -24520,7 +24907,7 @@
         </w:tc>
         <w:tc>
           <w:tcPr>
-            <w:tcW w:w="3329" w:type="dxa"/>
+            <w:tcW w:w="3950" w:type="dxa"/>
             <w:shd w:val="clear" w:color="auto" w:fill="E3E9EC"/>
           </w:tcPr>
           <w:p>
@@ -24543,7 +24930,7 @@
         </w:trPr>
         <w:tc>
           <w:tcPr>
-            <w:tcW w:w="3315" w:type="dxa"/>
+            <w:tcW w:w="2930" w:type="dxa"/>
           </w:tcPr>
           <w:p>
             <w:pPr>
@@ -24559,7 +24946,7 @@
         </w:tc>
         <w:tc>
           <w:tcPr>
-            <w:tcW w:w="2143" w:type="dxa"/>
+            <w:tcW w:w="1907" w:type="dxa"/>
           </w:tcPr>
           <w:p>
             <w:pPr>
@@ -24575,7 +24962,7 @@
         </w:tc>
         <w:tc>
           <w:tcPr>
-            <w:tcW w:w="3329" w:type="dxa"/>
+            <w:tcW w:w="3950" w:type="dxa"/>
           </w:tcPr>
           <w:p>
             <w:pPr>
@@ -24596,49 +24983,56 @@
         </w:trPr>
         <w:tc>
           <w:tcPr>
-            <w:tcW w:w="3315" w:type="dxa"/>
-          </w:tcPr>
-          <w:p>
-            <w:pPr>
-              <w:spacing w:after="0" w:line="264" w:lineRule="auto"/>
-            </w:pPr>
-            <w:r>
-              <w:rPr>
-                <w:sz w:val="18"/>
-              </w:rPr>
-              <w:t>Schrift selbst ausliefern</w:t>
-            </w:r>
-          </w:p>
-        </w:tc>
-        <w:tc>
-          <w:tcPr>
-            <w:tcW w:w="2143" w:type="dxa"/>
-          </w:tcPr>
-          <w:p>
-            <w:pPr>
-              <w:spacing w:after="0" w:line="264" w:lineRule="auto"/>
-            </w:pPr>
-            <w:r>
-              <w:rPr>
-                <w:sz w:val="18"/>
-              </w:rPr>
-              <w:t>Umsetzung</w:t>
-            </w:r>
-          </w:p>
-        </w:tc>
-        <w:tc>
-          <w:tcPr>
-            <w:tcW w:w="3329" w:type="dxa"/>
-          </w:tcPr>
-          <w:p>
-            <w:pPr>
-              <w:spacing w:after="0" w:line="264" w:lineRule="auto"/>
-            </w:pPr>
-            <w:r>
-              <w:rPr>
-                <w:sz w:val="18"/>
-              </w:rPr>
-              <w:t>derzeit über Google Fonts</w:t>
+            <w:tcW w:w="2930" w:type="dxa"/>
+          </w:tcPr>
+          <w:p>
+            <w:pPr>
+              <w:spacing w:after="0" w:line="264" w:lineRule="auto"/>
+            </w:pPr>
+            <w:r>
+              <w:rPr>
+                <w:sz w:val="18"/>
+              </w:rPr>
+              <w:t>Statistikdienst auswählen</w:t>
+            </w:r>
+          </w:p>
+        </w:tc>
+        <w:tc>
+          <w:tcPr>
+            <w:tcW w:w="1907" w:type="dxa"/>
+          </w:tcPr>
+          <w:p>
+            <w:pPr>
+              <w:spacing w:after="0" w:line="264" w:lineRule="auto"/>
+            </w:pPr>
+            <w:r>
+              <w:rPr>
+                <w:sz w:val="18"/>
+              </w:rPr>
+              <w:t>Umsetzung mit Betreuung</w:t>
+            </w:r>
+          </w:p>
+        </w:tc>
+        <w:tc>
+          <w:tcPr>
+            <w:tcW w:w="3950" w:type="dxa"/>
+          </w:tcPr>
+          <w:p>
+            <w:pPr>
+              <w:spacing w:after="0" w:line="264" w:lineRule="auto"/>
+            </w:pPr>
+            <w:r>
+              <w:rPr>
+                <w:sz w:val="18"/>
+              </w:rPr>
+              <w:t xml:space="preserve">Banner und Datenschutzerklärung sind vorbereitet, Eintrag in </w:t>
+            </w:r>
+            <w:r>
+              <w:rPr>
+                <w:rFonts w:ascii="Consolas" w:hAnsi="Consolas"/>
+                <w:sz w:val="18"/>
+              </w:rPr>
+              <w:t>src/data/einwilligung.ts</w:t>
             </w:r>
           </w:p>
         </w:tc>
@@ -24649,49 +25043,49 @@
         </w:trPr>
         <w:tc>
           <w:tcPr>
-            <w:tcW w:w="3315" w:type="dxa"/>
-          </w:tcPr>
-          <w:p>
-            <w:pPr>
-              <w:spacing w:after="0" w:line="264" w:lineRule="auto"/>
-            </w:pPr>
-            <w:r>
-              <w:rPr>
-                <w:sz w:val="18"/>
-              </w:rPr>
-              <w:t>Datenschutzhinweise</w:t>
-            </w:r>
-          </w:p>
-        </w:tc>
-        <w:tc>
-          <w:tcPr>
-            <w:tcW w:w="2143" w:type="dxa"/>
-          </w:tcPr>
-          <w:p>
-            <w:pPr>
-              <w:spacing w:after="0" w:line="264" w:lineRule="auto"/>
-            </w:pPr>
-            <w:r>
-              <w:rPr>
-                <w:sz w:val="18"/>
-              </w:rPr>
-              <w:t>Umsetzung</w:t>
-            </w:r>
-          </w:p>
-        </w:tc>
-        <w:tc>
-          <w:tcPr>
-            <w:tcW w:w="3329" w:type="dxa"/>
-          </w:tcPr>
-          <w:p>
-            <w:pPr>
-              <w:spacing w:after="0" w:line="264" w:lineRule="auto"/>
-            </w:pPr>
-            <w:r>
-              <w:rPr>
-                <w:sz w:val="18"/>
-              </w:rPr>
-              <w:t>müssen Kontaktformular und Mailanbieter nennen</w:t>
+            <w:tcW w:w="2930" w:type="dxa"/>
+          </w:tcPr>
+          <w:p>
+            <w:pPr>
+              <w:spacing w:after="0" w:line="264" w:lineRule="auto"/>
+            </w:pPr>
+            <w:r>
+              <w:rPr>
+                <w:sz w:val="18"/>
+              </w:rPr>
+              <w:t>Datenschutzerklärung prüfen</w:t>
+            </w:r>
+          </w:p>
+        </w:tc>
+        <w:tc>
+          <w:tcPr>
+            <w:tcW w:w="1907" w:type="dxa"/>
+          </w:tcPr>
+          <w:p>
+            <w:pPr>
+              <w:spacing w:after="0" w:line="264" w:lineRule="auto"/>
+            </w:pPr>
+            <w:r>
+              <w:rPr>
+                <w:sz w:val="18"/>
+              </w:rPr>
+              <w:t>Betreiber der Domain</w:t>
+            </w:r>
+          </w:p>
+        </w:tc>
+        <w:tc>
+          <w:tcPr>
+            <w:tcW w:w="3950" w:type="dxa"/>
+          </w:tcPr>
+          <w:p>
+            <w:pPr>
+              <w:spacing w:after="0" w:line="264" w:lineRule="auto"/>
+            </w:pPr>
+            <w:r>
+              <w:rPr>
+                <w:sz w:val="18"/>
+              </w:rPr>
+              <w:t>Muster, vor echtem Einsatz rechtlich prüfen lassen</w:t>
             </w:r>
           </w:p>
         </w:tc>
@@ -24702,7 +25096,7 @@
         </w:trPr>
         <w:tc>
           <w:tcPr>
-            <w:tcW w:w="3315" w:type="dxa"/>
+            <w:tcW w:w="2930" w:type="dxa"/>
           </w:tcPr>
           <w:p>
             <w:pPr>
@@ -24718,7 +25112,7 @@
         </w:tc>
         <w:tc>
           <w:tcPr>
-            <w:tcW w:w="2143" w:type="dxa"/>
+            <w:tcW w:w="1907" w:type="dxa"/>
           </w:tcPr>
           <w:p>
             <w:pPr>
@@ -24734,7 +25128,7 @@
         </w:tc>
         <w:tc>
           <w:tcPr>
-            <w:tcW w:w="3329" w:type="dxa"/>
+            <w:tcW w:w="3950" w:type="dxa"/>
           </w:tcPr>
           <w:p>
             <w:pPr>
@@ -24755,7 +25149,7 @@
         </w:trPr>
         <w:tc>
           <w:tcPr>
-            <w:tcW w:w="3315" w:type="dxa"/>
+            <w:tcW w:w="2930" w:type="dxa"/>
           </w:tcPr>
           <w:p>
             <w:pPr>
@@ -24771,7 +25165,7 @@
         </w:tc>
         <w:tc>
           <w:tcPr>
-            <w:tcW w:w="2143" w:type="dxa"/>
+            <w:tcW w:w="1907" w:type="dxa"/>
           </w:tcPr>
           <w:p>
             <w:pPr>
@@ -24787,7 +25181,7 @@
         </w:tc>
         <w:tc>
           <w:tcPr>
-            <w:tcW w:w="3329" w:type="dxa"/>
+            <w:tcW w:w="3950" w:type="dxa"/>
           </w:tcPr>
           <w:p>
             <w:pPr>
@@ -24808,7 +25202,7 @@
         </w:trPr>
         <w:tc>
           <w:tcPr>
-            <w:tcW w:w="3315" w:type="dxa"/>
+            <w:tcW w:w="2930" w:type="dxa"/>
           </w:tcPr>
           <w:p>
             <w:pPr>
@@ -24824,7 +25218,7 @@
         </w:tc>
         <w:tc>
           <w:tcPr>
-            <w:tcW w:w="2143" w:type="dxa"/>
+            <w:tcW w:w="1907" w:type="dxa"/>
           </w:tcPr>
           <w:p>
             <w:pPr>
@@ -24840,7 +25234,7 @@
         </w:tc>
         <w:tc>
           <w:tcPr>
-            <w:tcW w:w="3329" w:type="dxa"/>
+            <w:tcW w:w="3950" w:type="dxa"/>
           </w:tcPr>
           <w:p>
             <w:pPr>
@@ -24865,11 +25259,11 @@
       <w:pPr>
         <w:pStyle w:val="berschrift2"/>
       </w:pPr>
-      <w:bookmarkStart w:id="103" w:name="_Toc242020849"/>
+      <w:bookmarkStart w:id="104" w:name="_Toc242899407"/>
       <w:r>
         <w:t>10.3 Ausblick</w:t>
       </w:r>
-      <w:bookmarkEnd w:id="103"/>
+      <w:bookmarkEnd w:id="104"/>
     </w:p>
     <w:p>
       <w:pPr>
@@ -24888,11 +25282,11 @@
       <w:pPr>
         <w:pStyle w:val="berschrift1"/>
       </w:pPr>
-      <w:bookmarkStart w:id="104" w:name="_Toc242020850"/>
+      <w:bookmarkStart w:id="105" w:name="_Toc242899408"/>
       <w:r>
         <w:t>Quellenverzeichnis</w:t>
       </w:r>
-      <w:bookmarkEnd w:id="104"/>
+      <w:bookmarkEnd w:id="105"/>
     </w:p>
     <w:p>
       <w:pPr>
@@ -25156,6 +25550,24 @@
       </w:r>
     </w:p>
     <w:p>
+      <w:pPr>
+        <w:spacing w:line="276" w:lineRule="auto"/>
+        <w:ind w:left="567" w:hanging="567"/>
+      </w:pPr>
+      <w:r>
+        <w:t>[30] Telekommunikation-Digitale-Dienste-Datenschutz-Gesetz (TDDDG), § 25 Schutz der Privatsphäre bei Endeinrichtungen.</w:t>
+      </w:r>
+    </w:p>
+    <w:p>
+      <w:pPr>
+        <w:spacing w:line="276" w:lineRule="auto"/>
+        <w:ind w:left="567" w:hanging="567"/>
+      </w:pPr>
+      <w:r>
+        <w:t>[31] Datenschutzkonferenz (DSK): Orientierungshilfe der Aufsichtsbehörden für Anbieter:innen von digitalen Diensten (OH Digitale Dienste), Version 1.2, 2024.</w:t>
+      </w:r>
+    </w:p>
+    <w:p>
       <w:r>
         <w:br w:type="page"/>
       </w:r>
@@ -25164,21 +25576,21 @@
       <w:pPr>
         <w:pStyle w:val="berschrift1"/>
       </w:pPr>
-      <w:bookmarkStart w:id="105" w:name="_Toc242020851"/>
+      <w:bookmarkStart w:id="106" w:name="_Toc242899409"/>
       <w:r>
         <w:t>Anhang</w:t>
       </w:r>
-      <w:bookmarkEnd w:id="105"/>
+      <w:bookmarkEnd w:id="106"/>
     </w:p>
     <w:p>
       <w:pPr>
         <w:pStyle w:val="berschrift2"/>
       </w:pPr>
-      <w:bookmarkStart w:id="106" w:name="_Toc242020852"/>
+      <w:bookmarkStart w:id="107" w:name="_Toc242899410"/>
       <w:r>
         <w:t>A Ablage der Inhalte</w:t>
       </w:r>
-      <w:bookmarkEnd w:id="106"/>
+      <w:bookmarkEnd w:id="107"/>
     </w:p>
     <w:p>
       <w:pPr>
@@ -25186,7 +25598,7 @@
         <w:keepNext/>
         <w:spacing w:after="80"/>
       </w:pPr>
-      <w:bookmarkStart w:id="107" w:name="_Toc242020893"/>
+      <w:bookmarkStart w:id="108" w:name="_Toc242899451"/>
       <w:r>
         <w:t xml:space="preserve">Tabelle </w:t>
       </w:r>
@@ -25211,7 +25623,7 @@
       <w:r>
         <w:t>: Ablage der wichtigsten Inhalte im Repository</w:t>
       </w:r>
-      <w:bookmarkEnd w:id="107"/>
+      <w:bookmarkEnd w:id="108"/>
     </w:p>
     <w:tbl>
       <w:tblPr>
@@ -25764,11 +26176,11 @@
       <w:pPr>
         <w:pStyle w:val="berschrift2"/>
       </w:pPr>
-      <w:bookmarkStart w:id="108" w:name="_Toc242020853"/>
+      <w:bookmarkStart w:id="109" w:name="_Toc242899411"/>
       <w:r>
         <w:t>B Befehle</w:t>
       </w:r>
-      <w:bookmarkEnd w:id="108"/>
+      <w:bookmarkEnd w:id="109"/>
     </w:p>
     <w:p>
       <w:pPr>
@@ -25776,7 +26188,7 @@
         <w:keepNext/>
         <w:spacing w:after="80"/>
       </w:pPr>
-      <w:bookmarkStart w:id="109" w:name="_Toc242020894"/>
+      <w:bookmarkStart w:id="110" w:name="_Toc242899452"/>
       <w:r>
         <w:t xml:space="preserve">Tabelle </w:t>
       </w:r>
@@ -25801,7 +26213,7 @@
       <w:r>
         <w:t>: Wichtige Befehle</w:t>
       </w:r>
-      <w:bookmarkEnd w:id="109"/>
+      <w:bookmarkEnd w:id="110"/>
     </w:p>
     <w:tbl>
       <w:tblPr>
@@ -26169,11 +26581,11 @@
       <w:pPr>
         <w:pStyle w:val="berschrift2"/>
       </w:pPr>
-      <w:bookmarkStart w:id="110" w:name="_Toc242020854"/>
+      <w:bookmarkStart w:id="111" w:name="_Toc242899412"/>
       <w:r>
         <w:t>C Quellen der Medien</w:t>
       </w:r>
-      <w:bookmarkEnd w:id="110"/>
+      <w:bookmarkEnd w:id="111"/>
     </w:p>
     <w:p>
       <w:pPr>
@@ -26517,31 +26929,31 @@
       </w:rPr>
     </w:lvl>
   </w:abstractNum>
-  <w:num w:numId="1" w16cid:durableId="726301324">
+  <w:num w:numId="1" w16cid:durableId="1825970097">
     <w:abstractNumId w:val="8"/>
   </w:num>
-  <w:num w:numId="2" w16cid:durableId="926577689">
+  <w:num w:numId="2" w16cid:durableId="1090004420">
     <w:abstractNumId w:val="6"/>
   </w:num>
-  <w:num w:numId="3" w16cid:durableId="295524280">
+  <w:num w:numId="3" w16cid:durableId="605775715">
     <w:abstractNumId w:val="5"/>
   </w:num>
-  <w:num w:numId="4" w16cid:durableId="1044983720">
+  <w:num w:numId="4" w16cid:durableId="1795829920">
     <w:abstractNumId w:val="4"/>
   </w:num>
-  <w:num w:numId="5" w16cid:durableId="1855344405">
+  <w:num w:numId="5" w16cid:durableId="1799184134">
     <w:abstractNumId w:val="7"/>
   </w:num>
-  <w:num w:numId="6" w16cid:durableId="1179077701">
+  <w:num w:numId="6" w16cid:durableId="1691419538">
     <w:abstractNumId w:val="3"/>
   </w:num>
-  <w:num w:numId="7" w16cid:durableId="2115785740">
+  <w:num w:numId="7" w16cid:durableId="590163538">
     <w:abstractNumId w:val="2"/>
   </w:num>
-  <w:num w:numId="8" w16cid:durableId="1004667974">
+  <w:num w:numId="8" w16cid:durableId="230429621">
     <w:abstractNumId w:val="1"/>
   </w:num>
-  <w:num w:numId="9" w16cid:durableId="788937618">
+  <w:num w:numId="9" w16cid:durableId="1790394528">
     <w:abstractNumId w:val="0"/>
   </w:num>
 </w:numbering>
@@ -37927,7 +38339,7 @@
     <w:autoRedefine/>
     <w:uiPriority w:val="39"/>
     <w:unhideWhenUsed/>
-    <w:rsid w:val="00481982"/>
+    <w:rsid w:val="0068059D"/>
     <w:pPr>
       <w:spacing w:after="100"/>
     </w:pPr>
@@ -37939,7 +38351,7 @@
     <w:autoRedefine/>
     <w:uiPriority w:val="39"/>
     <w:unhideWhenUsed/>
-    <w:rsid w:val="00481982"/>
+    <w:rsid w:val="0068059D"/>
     <w:pPr>
       <w:spacing w:after="100"/>
       <w:ind w:left="220"/>
@@ -37950,7 +38362,7 @@
     <w:basedOn w:val="Absatz-Standardschriftart"/>
     <w:uiPriority w:val="99"/>
     <w:unhideWhenUsed/>
-    <w:rsid w:val="00481982"/>
+    <w:rsid w:val="0068059D"/>
     <w:rPr>
       <w:color w:val="0000FF" w:themeColor="hyperlink"/>
       <w:u w:val="single"/>
@@ -37962,7 +38374,7 @@
     <w:next w:val="Standard"/>
     <w:uiPriority w:val="99"/>
     <w:unhideWhenUsed/>
-    <w:rsid w:val="00481982"/>
+    <w:rsid w:val="0068059D"/>
     <w:pPr>
       <w:spacing w:after="0"/>
     </w:pPr>
